--- a/deliverables/Training_Report.docx
+++ b/deliverables/Training_Report.docx
@@ -4,7 +4,68 @@
   <w:body>
     <w:p>
       <w:pPr>
-        <w:spacing w:before="600" w:after="120"/>
+        <w:spacing w:before="480" w:after="160"/>
+        <w:jc w:val="center"/>
+      </w:pPr>
+      <w:r>
+        <w:t xml:space="preserve">An Industrial Training/Internship (AIM 4170) </w:t>
+      </w:r>
+      <w:r>
+        <w:rPr>
+          <w:b/>
+          <w:bCs/>
+        </w:rPr>
+        <w:t>Report</w:t>
+      </w:r>
+      <w:r>
+        <w:t xml:space="preserve"> on</w:t>
+      </w:r>
+    </w:p>
+    <w:p>
+      <w:pPr>
+        <w:spacing w:after="120"/>
+        <w:jc w:val="center"/>
+      </w:pPr>
+      <w:r>
+        <w:rPr>
+          <w:b/>
+          <w:bCs/>
+          <w:sz w:val="48"/>
+          <w:szCs w:val="48"/>
+        </w:rPr>
+        <w:t>Claims Auto-Adjudication Engine for Health Insurance</w:t>
+      </w:r>
+    </w:p>
+    <w:p>
+      <w:pPr>
+        <w:spacing w:after="240"/>
+        <w:jc w:val="center"/>
+      </w:pPr>
+      <w:r>
+        <w:t>Carried out at Niva Bupa Health Insurance Company Limited, Gurugram</w:t>
+      </w:r>
+    </w:p>
+    <w:p>
+      <w:pPr>
+        <w:spacing w:after="160"/>
+        <w:jc w:val="center"/>
+      </w:pPr>
+      <w:r>
+        <w:t>Submitted to Manipal University Jaipur</w:t>
+      </w:r>
+    </w:p>
+    <w:p>
+      <w:pPr>
+        <w:spacing w:after="160"/>
+        <w:jc w:val="center"/>
+      </w:pPr>
+      <w:r>
+        <w:t>Towards the partial fulfilment for the Award of the Degree of</w:t>
+      </w:r>
+    </w:p>
+    <w:p>
+      <w:pPr>
+        <w:spacing w:after="160"/>
         <w:jc w:val="center"/>
       </w:pPr>
       <w:r>
@@ -14,336 +75,167 @@
           <w:sz w:val="28"/>
           <w:szCs w:val="28"/>
         </w:rPr>
-        <w:t>A TRAINING REPORT</w:t>
-      </w:r>
-    </w:p>
-    <w:p>
-      <w:pPr>
-        <w:spacing w:after="120"/>
+        <w:t>B. Tech Computer Science and Engineering (Artificial Intelligence and Machine Learning)</w:t>
+      </w:r>
+    </w:p>
+    <w:p>
+      <w:pPr>
+        <w:spacing w:after="160"/>
         <w:jc w:val="center"/>
       </w:pPr>
       <w:r>
         <w:rPr>
-          <w:i/>
-          <w:iCs/>
+          <w:sz w:val="28"/>
+          <w:szCs w:val="28"/>
         </w:rPr>
-        <w:t>on</w:t>
-      </w:r>
-    </w:p>
-    <w:p>
-      <w:pPr>
-        <w:spacing w:before="120" w:after="120"/>
+        <w:t>In Computer Science and Engineering (AIML)</w:t>
+      </w:r>
+    </w:p>
+    <w:p>
+      <w:pPr>
+        <w:spacing w:after="160"/>
         <w:jc w:val="center"/>
       </w:pPr>
       <w:r>
+        <w:t>2026-2027</w:t>
+      </w:r>
+    </w:p>
+    <w:p>
+      <w:pPr>
+        <w:spacing w:after="160"/>
+        <w:jc w:val="center"/>
+      </w:pPr>
+      <w:r>
+        <w:t>By</w:t>
+      </w:r>
+    </w:p>
+    <w:p>
+      <w:pPr>
+        <w:spacing w:after="480"/>
+        <w:jc w:val="center"/>
+      </w:pPr>
+      <w:r>
         <w:rPr>
-          <w:b/>
-          <w:bCs/>
-          <w:color w:val="1B2A4A"/>
-          <w:sz w:val="34"/>
-          <w:szCs w:val="34"/>
+          <w:sz w:val="28"/>
+          <w:szCs w:val="28"/>
         </w:rPr>
-        <w:t>CLAIMS AUTO-ADJUDICATION ENGINE FOR HEALTH INSURANCE</w:t>
-      </w:r>
-    </w:p>
-    <w:p>
-      <w:pPr>
-        <w:spacing w:after="600"/>
+        <w:t>Manvik Talwar – 23FE10CAI00130</w:t>
+      </w:r>
+    </w:p>
+    <w:p>
+      <w:pPr>
+        <w:spacing w:after="480"/>
         <w:jc w:val="center"/>
       </w:pPr>
       <w:r>
         <w:rPr>
-          <w:i/>
-          <w:iCs/>
-          <w:sz w:val="26"/>
-          <w:szCs w:val="26"/>
+          <w:noProof/>
         </w:rPr>
-        <w:t>A Hybrid Rule-Engine and LLM System for the ReAssure 3.0 Product</w:t>
-      </w:r>
-    </w:p>
-    <w:p>
-      <w:pPr>
-        <w:spacing w:after="120"/>
+        <w:drawing>
+          <wp:inline distT="0" distB="0" distL="0" distR="0" wp14:anchorId="6737B509" wp14:editId="5F2901AB">
+            <wp:extent cx="3905250" cy="809625"/>
+            <wp:effectExtent l="0" t="0" r="0" b="0"/>
+            <wp:docPr id="1" name="Picture 1"/>
+            <wp:cNvGraphicFramePr>
+              <a:graphicFrameLocks xmlns:a="http://schemas.openxmlformats.org/drawingml/2006/main" noChangeAspect="1"/>
+            </wp:cNvGraphicFramePr>
+            <a:graphic xmlns:a="http://schemas.openxmlformats.org/drawingml/2006/main">
+              <a:graphicData uri="http://schemas.openxmlformats.org/drawingml/2006/picture">
+                <pic:pic xmlns:pic="http://schemas.openxmlformats.org/drawingml/2006/picture">
+                  <pic:nvPicPr>
+                    <pic:cNvPr id="0" name=""/>
+                    <pic:cNvPicPr>
+                      <a:picLocks noChangeAspect="1" noChangeArrowheads="1"/>
+                    </pic:cNvPicPr>
+                  </pic:nvPicPr>
+                  <pic:blipFill>
+                    <a:blip r:embed="rId7"/>
+                    <a:srcRect/>
+                    <a:stretch>
+                      <a:fillRect/>
+                    </a:stretch>
+                  </pic:blipFill>
+                  <pic:spPr bwMode="auto">
+                    <a:xfrm>
+                      <a:off x="0" y="0"/>
+                      <a:ext cx="3905250" cy="809625"/>
+                    </a:xfrm>
+                    <a:prstGeom prst="rect">
+                      <a:avLst/>
+                    </a:prstGeom>
+                  </pic:spPr>
+                </pic:pic>
+              </a:graphicData>
+            </a:graphic>
+          </wp:inline>
+        </w:drawing>
+      </w:r>
+    </w:p>
+    <w:p>
+      <w:pPr>
+        <w:spacing w:after="160"/>
         <w:jc w:val="center"/>
       </w:pPr>
       <w:r>
-        <w:rPr>
-          <w:sz w:val="22"/>
-          <w:szCs w:val="22"/>
-        </w:rPr>
-        <w:t>Submitted in partial fulfilment of the requirements for the award of the degree of</w:t>
-      </w:r>
-    </w:p>
-    <w:p>
-      <w:pPr>
-        <w:spacing w:after="400"/>
+        <w:t>Under the guidance of</w:t>
+      </w:r>
+    </w:p>
+    <w:p>
+      <w:pPr>
+        <w:spacing w:after="480"/>
         <w:jc w:val="center"/>
       </w:pPr>
-      <w:r>
-        <w:rPr>
-          <w:b/>
-          <w:bCs/>
-          <w:sz w:val="26"/>
-          <w:szCs w:val="26"/>
-          <w:highlight w:val="yellow"/>
-        </w:rPr>
-        <w:t>[DEGREE AND BRANCH]</w:t>
-      </w:r>
-    </w:p>
-    <w:p>
-      <w:pPr>
-        <w:spacing w:after="120"/>
-        <w:jc w:val="center"/>
-      </w:pPr>
-      <w:r>
-        <w:rPr>
-          <w:i/>
-          <w:iCs/>
-          <w:sz w:val="22"/>
-          <w:szCs w:val="22"/>
-        </w:rPr>
-        <w:t>Submitted by</w:t>
-      </w:r>
-    </w:p>
-    <w:p>
-      <w:pPr>
-        <w:spacing w:after="120"/>
-        <w:jc w:val="center"/>
-      </w:pPr>
-      <w:r>
-        <w:rPr>
-          <w:b/>
-          <w:bCs/>
-          <w:sz w:val="26"/>
-          <w:szCs w:val="26"/>
-          <w:highlight w:val="yellow"/>
-        </w:rPr>
-        <w:t>[YOUR NAME]</w:t>
-      </w:r>
-    </w:p>
-    <w:p>
-      <w:pPr>
-        <w:spacing w:after="400"/>
-        <w:jc w:val="center"/>
-      </w:pPr>
-      <w:r>
-        <w:rPr>
-          <w:sz w:val="22"/>
-          <w:szCs w:val="22"/>
-        </w:rPr>
-        <w:t xml:space="preserve">Roll No.: </w:t>
-      </w:r>
-      <w:r>
-        <w:rPr>
-          <w:b/>
-          <w:bCs/>
-          <w:sz w:val="22"/>
-          <w:szCs w:val="22"/>
-          <w:highlight w:val="yellow"/>
-        </w:rPr>
-        <w:t>[ROLL NUMBER]</w:t>
-      </w:r>
-    </w:p>
-    <w:p>
-      <w:pPr>
-        <w:spacing w:after="120"/>
-        <w:jc w:val="center"/>
-      </w:pPr>
-      <w:r>
-        <w:rPr>
-          <w:i/>
-          <w:iCs/>
-          <w:sz w:val="22"/>
-          <w:szCs w:val="22"/>
-        </w:rPr>
-        <w:t>Training carried out at</w:t>
-      </w:r>
-    </w:p>
-    <w:p>
-      <w:pPr>
-        <w:spacing w:after="120"/>
-        <w:jc w:val="center"/>
-      </w:pPr>
-      <w:r>
-        <w:rPr>
-          <w:b/>
-          <w:bCs/>
-          <w:sz w:val="26"/>
-          <w:szCs w:val="26"/>
-          <w:highlight w:val="yellow"/>
-        </w:rPr>
-        <w:t>[ORGANISATION NAME]</w:t>
-      </w:r>
-    </w:p>
-    <w:p>
-      <w:pPr>
-        <w:spacing w:after="400"/>
-        <w:jc w:val="center"/>
-      </w:pPr>
-      <w:r>
-        <w:rPr>
-          <w:b/>
-          <w:bCs/>
-          <w:sz w:val="22"/>
-          <w:szCs w:val="22"/>
-          <w:highlight w:val="yellow"/>
-        </w:rPr>
-        <w:t>[INTERNSHIP START DATE]</w:t>
-      </w:r>
-      <w:r>
-        <w:rPr>
-          <w:sz w:val="22"/>
-          <w:szCs w:val="22"/>
-        </w:rPr>
-        <w:t xml:space="preserve"> to </w:t>
-      </w:r>
-      <w:r>
-        <w:rPr>
-          <w:b/>
-          <w:bCs/>
-          <w:sz w:val="22"/>
-          <w:szCs w:val="22"/>
-          <w:highlight w:val="yellow"/>
-        </w:rPr>
-        <w:t>[INTERNSHIP END DATE]</w:t>
-      </w:r>
-    </w:p>
-    <w:p>
-      <w:pPr>
-        <w:spacing w:after="120"/>
-        <w:jc w:val="center"/>
-      </w:pPr>
-      <w:r>
-        <w:rPr>
-          <w:i/>
-          <w:iCs/>
-          <w:sz w:val="22"/>
-          <w:szCs w:val="22"/>
-        </w:rPr>
-        <w:t>Under the guidance of</w:t>
-      </w:r>
-    </w:p>
-    <w:p>
-      <w:pPr>
-        <w:spacing w:after="120"/>
-        <w:jc w:val="center"/>
-      </w:pPr>
-      <w:r>
-        <w:rPr>
-          <w:b/>
-          <w:bCs/>
-          <w:sz w:val="22"/>
-          <w:szCs w:val="22"/>
-          <w:highlight w:val="yellow"/>
-        </w:rPr>
-        <w:t>[INDUSTRY MENTOR NAME]</w:t>
-      </w:r>
-      <w:r>
-        <w:rPr>
-          <w:sz w:val="22"/>
-          <w:szCs w:val="22"/>
-        </w:rPr>
-        <w:t xml:space="preserve">, </w:t>
-      </w:r>
-      <w:r>
-        <w:rPr>
-          <w:b/>
-          <w:bCs/>
-          <w:sz w:val="22"/>
-          <w:szCs w:val="22"/>
-          <w:highlight w:val="yellow"/>
-        </w:rPr>
-        <w:t>[MENTOR DESIGNATION]</w:t>
-      </w:r>
-    </w:p>
-    <w:p>
-      <w:pPr>
-        <w:spacing w:after="600"/>
-        <w:jc w:val="center"/>
-      </w:pPr>
-      <w:r>
-        <w:rPr>
-          <w:b/>
-          <w:bCs/>
-          <w:sz w:val="22"/>
-          <w:szCs w:val="22"/>
-          <w:highlight w:val="yellow"/>
-        </w:rPr>
-        <w:t>[FACULTY GUIDE NAME]</w:t>
-      </w:r>
-      <w:r>
-        <w:rPr>
-          <w:sz w:val="22"/>
-          <w:szCs w:val="22"/>
-        </w:rPr>
-        <w:t xml:space="preserve">, </w:t>
-      </w:r>
-      <w:r>
-        <w:rPr>
-          <w:b/>
-          <w:bCs/>
-          <w:sz w:val="22"/>
-          <w:szCs w:val="22"/>
-          <w:highlight w:val="yellow"/>
-        </w:rPr>
-        <w:t>[FACULTY DESIGNATION]</w:t>
-      </w:r>
-    </w:p>
-    <w:p>
-      <w:pPr>
-        <w:spacing w:after="120"/>
-        <w:jc w:val="center"/>
-      </w:pPr>
-      <w:r>
-        <w:rPr>
-          <w:b/>
-          <w:bCs/>
-          <w:highlight w:val="yellow"/>
-        </w:rPr>
-        <w:t>[DEPARTMENT NAME]</w:t>
-      </w:r>
-    </w:p>
-    <w:p>
-      <w:pPr>
-        <w:spacing w:after="120"/>
-        <w:jc w:val="center"/>
-      </w:pPr>
-      <w:r>
-        <w:rPr>
-          <w:b/>
-          <w:bCs/>
-          <w:highlight w:val="yellow"/>
-        </w:rPr>
-        <w:t>[COLLEGE NAME]</w:t>
-      </w:r>
       <w:r>
         <w:rPr>
           <w:b/>
           <w:bCs/>
         </w:rPr>
-        <w:t xml:space="preserve">, </w:t>
-      </w:r>
+        <w:t>Dr. Noopur Tyagi</w:t>
+      </w:r>
+    </w:p>
+    <w:p>
+      <w:pPr>
+        <w:spacing w:after="160"/>
+        <w:jc w:val="center"/>
+      </w:pPr>
       <w:r>
         <w:rPr>
           <w:b/>
           <w:bCs/>
-          <w:highlight w:val="yellow"/>
+          <w:sz w:val="32"/>
+          <w:szCs w:val="32"/>
         </w:rPr>
-        <w:t>[CITY]</w:t>
-      </w:r>
-    </w:p>
-    <w:p>
-      <w:pPr>
-        <w:spacing w:after="120"/>
+        <w:t>Department of Artificial Intelligence and Machine Learning</w:t>
+      </w:r>
+    </w:p>
+    <w:p>
+      <w:pPr>
+        <w:spacing w:after="160"/>
         <w:jc w:val="center"/>
       </w:pPr>
       <w:r>
         <w:rPr>
           <w:b/>
           <w:bCs/>
-          <w:highlight w:val="yellow"/>
+          <w:sz w:val="32"/>
+          <w:szCs w:val="32"/>
         </w:rPr>
-        <w:t>[ACADEMIC YEAR]</w:t>
+        <w:t>Manipal University Jaipur</w:t>
+      </w:r>
+    </w:p>
+    <w:p>
+      <w:pPr>
+        <w:spacing w:after="160"/>
+        <w:jc w:val="center"/>
+      </w:pPr>
+      <w:r>
+        <w:rPr>
+          <w:b/>
+          <w:bCs/>
+          <w:sz w:val="32"/>
+          <w:szCs w:val="32"/>
+        </w:rPr>
+        <w:t>Jaipur, Rajasthan</w:t>
       </w:r>
     </w:p>
     <w:p>
@@ -358,11 +250,219 @@
     </w:p>
     <w:p>
       <w:pPr>
+        <w:spacing w:before="600" w:after="360"/>
+        <w:ind w:right="720"/>
+        <w:jc w:val="right"/>
+      </w:pPr>
+      <w:r>
+        <w:rPr>
+          <w:b/>
+          <w:bCs/>
+          <w:sz w:val="28"/>
+          <w:szCs w:val="28"/>
+        </w:rPr>
+        <w:t>Date</w:t>
+      </w:r>
+    </w:p>
+    <w:p>
+      <w:pPr>
+        <w:spacing w:after="480"/>
+        <w:jc w:val="center"/>
+      </w:pPr>
+      <w:r>
+        <w:rPr>
+          <w:b/>
+          <w:bCs/>
+          <w:sz w:val="40"/>
+          <w:szCs w:val="40"/>
+        </w:rPr>
+        <w:t>CERTIFICATE</w:t>
+      </w:r>
+    </w:p>
+    <w:p>
+      <w:pPr>
+        <w:spacing w:line="300" w:lineRule="auto"/>
+        <w:jc w:val="both"/>
+      </w:pPr>
+      <w:r>
+        <w:rPr>
+          <w:sz w:val="28"/>
+          <w:szCs w:val="28"/>
+        </w:rPr>
+        <w:t xml:space="preserve">This is to certify that the report entitled “Claims Auto-Adjudication Engine for Health Insurance” is a Bonafide work carried out as part of the course Industrial Training/Internship (AIM 4170), under my guidance, by Manvik Talwar (23FE10CAI00130), student of B. Tech (hons.) Computer Science and Engineering (AIML), 7th Semester at the Department of Artificial Intelligence and Machine Learning, Manipal University Jaipur. The internship was carried out at Niva Bupa Health Insurance Company Limited, Gurugram, </w:t>
+      </w:r>
+      <w:r>
+        <w:rPr>
+          <w:sz w:val="28"/>
+          <w:szCs w:val="28"/>
+        </w:rPr>
+        <w:t>from 20 May 2026 to 20 July 2026, during the academic semester 7th in partial fulfilment of the requirements for the award of the degree of Bachelor of Technology in Computer Science and Engineering (AIML), at MUJ, Jaipur.</w:t>
+      </w:r>
+    </w:p>
+    <w:p>
+      <w:pPr>
+        <w:spacing w:before="1100" w:after="80"/>
+      </w:pPr>
+      <w:r>
+        <w:rPr>
+          <w:b/>
+          <w:bCs/>
+          <w:sz w:val="28"/>
+          <w:szCs w:val="28"/>
+        </w:rPr>
+        <w:t>Dr. Noopur Tyagi</w:t>
+      </w:r>
+    </w:p>
+    <w:p>
+      <w:pPr>
+        <w:spacing w:after="80" w:line="300" w:lineRule="auto"/>
+      </w:pPr>
+      <w:r>
+        <w:rPr>
+          <w:i/>
+          <w:iCs/>
+          <w:sz w:val="28"/>
+          <w:szCs w:val="28"/>
+        </w:rPr>
+        <w:t>Faculty Supervisor, Artificial Intelligence and Machine Learning</w:t>
+      </w:r>
+    </w:p>
+    <w:p>
+      <w:pPr>
+        <w:spacing w:after="80" w:line="300" w:lineRule="auto"/>
+      </w:pPr>
+      <w:r>
+        <w:rPr>
+          <w:i/>
+          <w:iCs/>
+          <w:sz w:val="28"/>
+          <w:szCs w:val="28"/>
+        </w:rPr>
+        <w:t>Manipal University Jaipur</w:t>
+      </w:r>
+    </w:p>
+    <w:p>
+      <w:pPr>
+        <w:spacing w:before="1100" w:after="80"/>
+      </w:pPr>
+      <w:r>
+        <w:rPr>
+          <w:b/>
+          <w:bCs/>
+          <w:sz w:val="28"/>
+          <w:szCs w:val="28"/>
+        </w:rPr>
+        <w:t>Dr. Deepak Panwar</w:t>
+      </w:r>
+    </w:p>
+    <w:p>
+      <w:pPr>
+        <w:spacing w:after="80" w:line="300" w:lineRule="auto"/>
+      </w:pPr>
+      <w:r>
+        <w:rPr>
+          <w:i/>
+          <w:iCs/>
+          <w:sz w:val="28"/>
+          <w:szCs w:val="28"/>
+        </w:rPr>
+        <w:t>Head of Department, Artificial Intelligence and Machine Learning</w:t>
+      </w:r>
+    </w:p>
+    <w:p>
+      <w:pPr>
+        <w:spacing w:after="80" w:line="300" w:lineRule="auto"/>
+      </w:pPr>
+      <w:r>
+        <w:rPr>
+          <w:i/>
+          <w:iCs/>
+          <w:sz w:val="28"/>
+          <w:szCs w:val="28"/>
+        </w:rPr>
+        <w:t>Manipal University Jaipur</w:t>
+      </w:r>
+    </w:p>
+    <w:p>
+      <w:r>
+        <w:br w:type="page"/>
+      </w:r>
+    </w:p>
+    <w:p>
+      <w:pPr>
+        <w:spacing w:after="240"/>
+        <w:jc w:val="center"/>
+      </w:pPr>
+      <w:r>
+        <w:rPr>
+          <w:b/>
+          <w:bCs/>
+          <w:sz w:val="32"/>
+          <w:szCs w:val="32"/>
+        </w:rPr>
+        <w:t>INTERNSHIP COMPLETION CERTIFICATE</w:t>
+      </w:r>
+    </w:p>
+    <w:p>
+      <w:pPr>
+        <w:jc w:val="center"/>
+      </w:pPr>
+      <w:r>
+        <w:rPr>
+          <w:noProof/>
+        </w:rPr>
+        <w:drawing>
+          <wp:inline distT="0" distB="0" distL="0" distR="0" wp14:anchorId="4331F070" wp14:editId="6DE1C111">
+            <wp:extent cx="5334000" cy="7543800"/>
+            <wp:effectExtent l="0" t="0" r="0" b="0"/>
+            <wp:docPr id="727241803" name="completion-letter" descr="Internship completion letter from Niva Bupa Health Insurance" title="Internship completion letter"/>
+            <wp:cNvGraphicFramePr>
+              <a:graphicFrameLocks xmlns:a="http://schemas.openxmlformats.org/drawingml/2006/main" noChangeAspect="1"/>
+            </wp:cNvGraphicFramePr>
+            <a:graphic xmlns:a="http://schemas.openxmlformats.org/drawingml/2006/main">
+              <a:graphicData uri="http://schemas.openxmlformats.org/drawingml/2006/picture">
+                <pic:pic xmlns:pic="http://schemas.openxmlformats.org/drawingml/2006/picture">
+                  <pic:nvPicPr>
+                    <pic:cNvPr id="0" name=""/>
+                    <pic:cNvPicPr>
+                      <a:picLocks noChangeAspect="1" noChangeArrowheads="1"/>
+                    </pic:cNvPicPr>
+                  </pic:nvPicPr>
+                  <pic:blipFill>
+                    <a:blip r:embed="rId8"/>
+                    <a:srcRect/>
+                    <a:stretch>
+                      <a:fillRect/>
+                    </a:stretch>
+                  </pic:blipFill>
+                  <pic:spPr bwMode="auto">
+                    <a:xfrm>
+                      <a:off x="0" y="0"/>
+                      <a:ext cx="5334000" cy="7543800"/>
+                    </a:xfrm>
+                    <a:prstGeom prst="rect">
+                      <a:avLst/>
+                    </a:prstGeom>
+                  </pic:spPr>
+                </pic:pic>
+              </a:graphicData>
+            </a:graphic>
+          </wp:inline>
+        </w:drawing>
+      </w:r>
+    </w:p>
+    <w:p>
+      <w:r>
+        <w:br w:type="page"/>
+      </w:r>
+    </w:p>
+    <w:p>
+      <w:pPr>
         <w:pStyle w:val="Heading1"/>
       </w:pPr>
-      <w:bookmarkStart w:id="0" w:name="_Toc244008468"/>
-      <w:r>
-        <w:t>Certificate</w:t>
+      <w:bookmarkStart w:id="0" w:name="_Toc244041988"/>
+      <w:r>
+        <w:t>ACKNOWLEDGMENTS</w:t>
       </w:r>
       <w:bookmarkEnd w:id="0"/>
     </w:p>
@@ -372,282 +472,57 @@
         <w:jc w:val="both"/>
       </w:pPr>
       <w:r>
-        <w:t xml:space="preserve">This is to certify that the training report titled </w:t>
+        <w:t>I would like to express my sincere gratitude to Niva Bupa Health Insurance Company Limited for giving me the opportunity to work on a real business problem in the IT Applications team during my internship.</w:t>
+      </w:r>
+    </w:p>
+    <w:p>
+      <w:pPr>
+        <w:spacing w:after="120" w:line="360" w:lineRule="auto"/>
+        <w:jc w:val="both"/>
+      </w:pPr>
+      <w:r>
+        <w:t xml:space="preserve">I am especially thankful to my reporting managers, </w:t>
       </w:r>
       <w:r>
         <w:rPr>
           <w:b/>
           <w:bCs/>
         </w:rPr>
-        <w:t>“Claims Auto-Adjudication Engine for Health Insurance”</w:t>
-      </w:r>
-      <w:r>
-        <w:t xml:space="preserve"> submitted by </w:t>
+        <w:t>Sudhanshu Jain</w:t>
+      </w:r>
+      <w:r>
+        <w:t xml:space="preserve"> and </w:t>
       </w:r>
       <w:r>
         <w:rPr>
           <w:b/>
           <w:bCs/>
         </w:rPr>
-        <w:t>[YOUR NAME]</w:t>
-      </w:r>
-      <w:r>
-        <w:t xml:space="preserve"> (Roll No. </w:t>
-      </w:r>
-      <w:r>
-        <w:rPr>
-          <w:b/>
-          <w:bCs/>
-          <w:highlight w:val="yellow"/>
-        </w:rPr>
-        <w:t>[ROLL NUMBER]</w:t>
-      </w:r>
-      <w:r>
-        <w:t xml:space="preserve">) in partial fulfilment of the requirements for the award of the degree of </w:t>
-      </w:r>
-      <w:r>
-        <w:rPr>
-          <w:b/>
-          <w:bCs/>
-          <w:highlight w:val="yellow"/>
-        </w:rPr>
-        <w:t>[DEGREE AND BRANCH]</w:t>
-      </w:r>
-      <w:r>
-        <w:t xml:space="preserve"> at </w:t>
-      </w:r>
-      <w:r>
-        <w:rPr>
-          <w:b/>
-          <w:bCs/>
-          <w:highlight w:val="yellow"/>
-        </w:rPr>
-        <w:t>[COLLEGE NAME]</w:t>
-      </w:r>
-      <w:r>
-        <w:t xml:space="preserve"> is a record of the work carried out by the student during industrial training at </w:t>
-      </w:r>
-      <w:r>
-        <w:rPr>
-          <w:b/>
-          <w:bCs/>
-          <w:highlight w:val="yellow"/>
-        </w:rPr>
-        <w:t>[ORGANISATION NAME]</w:t>
-      </w:r>
-      <w:r>
-        <w:t xml:space="preserve"> from </w:t>
-      </w:r>
-      <w:r>
-        <w:rPr>
-          <w:b/>
-          <w:bCs/>
-          <w:highlight w:val="yellow"/>
-        </w:rPr>
-        <w:t>[INTERNSHIP START DATE]</w:t>
-      </w:r>
-      <w:r>
-        <w:t xml:space="preserve"> to </w:t>
-      </w:r>
-      <w:r>
-        <w:rPr>
-          <w:b/>
-          <w:bCs/>
-          <w:highlight w:val="yellow"/>
-        </w:rPr>
-        <w:t>[INTERNSHIP END DATE]</w:t>
-      </w:r>
-      <w:r>
-        <w:t xml:space="preserve"> under my supervision.</w:t>
-      </w:r>
-    </w:p>
-    <w:p>
-      <w:pPr>
-        <w:spacing w:after="120" w:line="360" w:lineRule="auto"/>
-        <w:jc w:val="both"/>
-      </w:pPr>
-      <w:r>
-        <w:t>The matter embodied in this report has not been submitted for the award of any other degree or diploma.</w:t>
-      </w:r>
-    </w:p>
-    <w:p>
-      <w:pPr>
-        <w:tabs>
-          <w:tab w:val="right" w:pos="8640"/>
-        </w:tabs>
-        <w:spacing w:before="1200"/>
-      </w:pPr>
-      <w:r>
-        <w:rPr>
-          <w:b/>
-          <w:bCs/>
-          <w:highlight w:val="yellow"/>
-        </w:rPr>
-        <w:t>[FACULTY GUIDE NAME]</w:t>
-      </w:r>
-      <w:r>
-        <w:rPr>
-          <w:b/>
-          <w:bCs/>
-          <w:highlight w:val="yellow"/>
-        </w:rPr>
-        <w:tab/>
-        <w:t>[HEAD OF DEPARTMENT NAME]</w:t>
-      </w:r>
-    </w:p>
-    <w:p>
-      <w:pPr>
-        <w:tabs>
-          <w:tab w:val="right" w:pos="8640"/>
-        </w:tabs>
-      </w:pPr>
-      <w:r>
-        <w:t>Faculty Guide</w:t>
-      </w:r>
-      <w:r>
-        <w:tab/>
-        <w:t>Head of Department</w:t>
-      </w:r>
-    </w:p>
-    <w:p>
-      <w:r>
-        <w:br w:type="page"/>
-      </w:r>
-    </w:p>
-    <w:p>
-      <w:pPr>
-        <w:pStyle w:val="Heading1"/>
-      </w:pPr>
-      <w:bookmarkStart w:id="1" w:name="_Toc244008469"/>
-      <w:r>
-        <w:t>Declaration</w:t>
-      </w:r>
-      <w:bookmarkEnd w:id="1"/>
-    </w:p>
-    <w:p>
-      <w:pPr>
-        <w:spacing w:after="120" w:line="360" w:lineRule="auto"/>
-        <w:jc w:val="both"/>
-      </w:pPr>
-      <w:r>
-        <w:t xml:space="preserve">I, </w:t>
-      </w:r>
+        <w:t>Rajat Gupta</w:t>
+      </w:r>
+      <w:r>
+        <w:t>, for their guidance throughout the internship. They explained the claims domain and the ReAssure 3.0 product patiently, reviewed my design decisions, answered my questions about policy wordings and claim workflows, and encouraged me to make every automated decision explainable. Their feedback shaped both the system and the way I approach building software.</w:t>
+      </w:r>
+    </w:p>
+    <w:p>
+      <w:pPr>
+        <w:spacing w:before="600"/>
+        <w:jc w:val="right"/>
+      </w:pPr>
       <w:r>
         <w:rPr>
           <w:b/>
           <w:bCs/>
         </w:rPr>
-        <w:t>[YOUR NAME]</w:t>
-      </w:r>
-      <w:r>
-        <w:t xml:space="preserve">, hereby declare that the training report titled </w:t>
-      </w:r>
-      <w:r>
-        <w:rPr>
-          <w:b/>
-          <w:bCs/>
-        </w:rPr>
-        <w:t>“Claims Auto-Adjudication Engine for Health Insurance”</w:t>
-      </w:r>
-      <w:r>
-        <w:t xml:space="preserve"> is an authentic record of the work I carried out during my industrial training at </w:t>
-      </w:r>
-      <w:r>
-        <w:rPr>
-          <w:b/>
-          <w:bCs/>
-          <w:highlight w:val="yellow"/>
-        </w:rPr>
-        <w:t>[ORGANISATION NAME]</w:t>
-      </w:r>
-      <w:r>
-        <w:t xml:space="preserve"> from </w:t>
-      </w:r>
-      <w:r>
-        <w:rPr>
-          <w:b/>
-          <w:bCs/>
-          <w:highlight w:val="yellow"/>
-        </w:rPr>
-        <w:t>[INTERNSHIP START DATE]</w:t>
-      </w:r>
-      <w:r>
-        <w:t xml:space="preserve"> to </w:t>
-      </w:r>
-      <w:r>
-        <w:rPr>
-          <w:b/>
-          <w:bCs/>
-          <w:highlight w:val="yellow"/>
-        </w:rPr>
-        <w:t>[INTERNSHIP END DATE]</w:t>
-      </w:r>
-      <w:r>
-        <w:t xml:space="preserve">. The design, implementation and testing described here are my own work, done under the guidance of </w:t>
-      </w:r>
-      <w:r>
-        <w:rPr>
-          <w:b/>
-          <w:bCs/>
-          <w:highlight w:val="yellow"/>
-        </w:rPr>
-        <w:t>[INDUSTRY MENTOR NAME]</w:t>
-      </w:r>
-      <w:r>
-        <w:t xml:space="preserve"> and </w:t>
-      </w:r>
-      <w:r>
-        <w:rPr>
-          <w:b/>
-          <w:bCs/>
-          <w:highlight w:val="yellow"/>
-        </w:rPr>
-        <w:t>[FACULTY GUIDE NAME]</w:t>
-      </w:r>
-      <w:r>
-        <w:t>. Sources of information used are acknowledged in the references.</w:t>
-      </w:r>
-    </w:p>
-    <w:p>
-      <w:pPr>
-        <w:spacing w:after="120" w:line="360" w:lineRule="auto"/>
-        <w:jc w:val="both"/>
-      </w:pPr>
-      <w:r>
-        <w:t>Product specifications, policy wordings and rule documents referred to in this report belong to the organisation and its client, and are reproduced only to the extent needed to explain the work.</w:t>
-      </w:r>
-    </w:p>
-    <w:p>
-      <w:pPr>
-        <w:tabs>
-          <w:tab w:val="right" w:pos="8640"/>
-        </w:tabs>
-        <w:spacing w:before="1000"/>
-      </w:pPr>
-      <w:r>
-        <w:t>Place: [CITY]</w:t>
-      </w:r>
-      <w:r>
-        <w:rPr>
-          <w:b/>
-          <w:bCs/>
-        </w:rPr>
-        <w:tab/>
-        <w:t>[YOUR NAME]</w:t>
-      </w:r>
-    </w:p>
-    <w:p>
-      <w:pPr>
-        <w:tabs>
-          <w:tab w:val="right" w:pos="8640"/>
-        </w:tabs>
-      </w:pPr>
-      <w:r>
-        <w:t>Date: [DATE]</w:t>
-      </w:r>
-      <w:r>
-        <w:tab/>
-        <w:t>Roll No. [ROLL NUMBER]</w:t>
+        <w:t>Manvik Talwar</w:t>
+      </w:r>
+    </w:p>
+    <w:p>
+      <w:pPr>
+        <w:jc w:val="right"/>
+      </w:pPr>
+      <w:r>
+        <w:t>23FE10CAI00130</w:t>
       </w:r>
     </w:p>
     <w:p>
@@ -659,108 +534,11 @@
       <w:pPr>
         <w:pStyle w:val="Heading1"/>
       </w:pPr>
-      <w:bookmarkStart w:id="2" w:name="_Toc244008470"/>
-      <w:r>
-        <w:t>Acknowledgement</w:t>
-      </w:r>
-      <w:bookmarkEnd w:id="2"/>
-    </w:p>
-    <w:p>
-      <w:pPr>
-        <w:spacing w:after="120" w:line="360" w:lineRule="auto"/>
-        <w:jc w:val="both"/>
-      </w:pPr>
-      <w:r>
-        <w:t xml:space="preserve">I am grateful to </w:t>
-      </w:r>
-      <w:r>
-        <w:rPr>
-          <w:b/>
-          <w:bCs/>
-          <w:highlight w:val="yellow"/>
-        </w:rPr>
-        <w:t>[ORGANISATION NAME]</w:t>
-      </w:r>
-      <w:r>
-        <w:t xml:space="preserve"> for giving me the opportunity to work on a real production problem during my training. I thank my industry mentor, </w:t>
-      </w:r>
-      <w:r>
-        <w:rPr>
-          <w:b/>
-          <w:bCs/>
-        </w:rPr>
-        <w:t>[INDUSTRY MENTOR NAME]</w:t>
-      </w:r>
-      <w:r>
-        <w:t>, for explaining the claims domain patiently, for reviewing my design decisions, and for pushing me to make every automated decision explainable.</w:t>
-      </w:r>
-    </w:p>
-    <w:p>
-      <w:pPr>
-        <w:spacing w:after="120" w:line="360" w:lineRule="auto"/>
-        <w:jc w:val="both"/>
-      </w:pPr>
-      <w:r>
-        <w:t xml:space="preserve">I thank my faculty guide, </w:t>
-      </w:r>
-      <w:r>
-        <w:rPr>
-          <w:b/>
-          <w:bCs/>
-        </w:rPr>
-        <w:t>[FACULTY GUIDE NAME]</w:t>
-      </w:r>
-      <w:r>
-        <w:t xml:space="preserve">, and the Head of Department, </w:t>
-      </w:r>
-      <w:r>
-        <w:rPr>
-          <w:b/>
-          <w:bCs/>
-        </w:rPr>
-        <w:t>[HEAD OF DEPARTMENT NAME]</w:t>
-      </w:r>
-      <w:r>
-        <w:t>, for their support and for the flexibility that made this training possible. I also thank the members of the policy automation team who answered my questions about ReAssure 3.0 policy wordings, claim workflows and the company's systems.</w:t>
-      </w:r>
-    </w:p>
-    <w:p>
-      <w:pPr>
-        <w:spacing w:after="120" w:line="360" w:lineRule="auto"/>
-        <w:jc w:val="both"/>
-      </w:pPr>
-      <w:r>
-        <w:t>Finally, I thank my family and friends for their encouragement throughout the training period.</w:t>
-      </w:r>
-    </w:p>
-    <w:p>
-      <w:pPr>
-        <w:spacing w:before="600"/>
-        <w:jc w:val="right"/>
-      </w:pPr>
-      <w:r>
-        <w:rPr>
-          <w:b/>
-          <w:bCs/>
-          <w:highlight w:val="yellow"/>
-        </w:rPr>
-        <w:t>[YOUR NAME]</w:t>
-      </w:r>
-    </w:p>
-    <w:p>
-      <w:r>
-        <w:br w:type="page"/>
-      </w:r>
-    </w:p>
-    <w:p>
-      <w:pPr>
-        <w:pStyle w:val="Heading1"/>
-      </w:pPr>
-      <w:bookmarkStart w:id="3" w:name="_Toc244008471"/>
-      <w:r>
-        <w:t>Abstract</w:t>
-      </w:r>
-      <w:bookmarkEnd w:id="3"/>
+      <w:bookmarkStart w:id="1" w:name="_Toc244041989"/>
+      <w:r>
+        <w:t>ABSTRACT</w:t>
+      </w:r>
+      <w:bookmarkEnd w:id="1"/>
     </w:p>
     <w:p>
       <w:pPr>
@@ -840,16 +618,1742 @@
       <w:pPr>
         <w:pStyle w:val="Heading1"/>
       </w:pPr>
-      <w:bookmarkStart w:id="4" w:name="_Toc244008472"/>
-      <w:r>
-        <w:t>Table of Contents</w:t>
-      </w:r>
-      <w:bookmarkEnd w:id="4"/>
+      <w:bookmarkStart w:id="2" w:name="_Toc244041990"/>
+      <w:r>
+        <w:t>LIST OF FIGURES</w:t>
+      </w:r>
+      <w:bookmarkEnd w:id="2"/>
     </w:p>
     <w:sdt>
       <w:sdtPr>
-        <w:alias w:val="Table of Contents"/>
-        <w:id w:val="-919097063"/>
+        <w:alias w:val="List of Figures"/>
+        <w:id w:val="1690797919"/>
+      </w:sdtPr>
+      <w:sdtEndPr/>
+      <w:sdtContent>
+        <w:p>
+          <w:pPr>
+            <w:pStyle w:val="TOC1"/>
+            <w:tabs>
+              <w:tab w:val="right" w:leader="dot" w:pos="8656"/>
+            </w:tabs>
+            <w:rPr>
+              <w:rFonts w:asciiTheme="minorHAnsi" w:eastAsiaTheme="minorEastAsia" w:hAnsiTheme="minorHAnsi" w:cstheme="minorBidi"/>
+              <w:noProof/>
+              <w:kern w:val="2"/>
+              <w14:ligatures w14:val="standardContextual"/>
+            </w:rPr>
+          </w:pPr>
+          <w:r>
+            <w:fldChar w:fldCharType="begin"/>
+          </w:r>
+          <w:r>
+            <w:instrText>TOC \h \t "Figure Caption,1"</w:instrText>
+          </w:r>
+          <w:r>
+            <w:fldChar w:fldCharType="separate"/>
+          </w:r>
+          <w:hyperlink w:anchor="_Toc244041966" w:history="1">
+            <w:r>
+              <w:rPr>
+                <w:rStyle w:val="Hyperlink"/>
+                <w:b/>
+                <w:bCs/>
+                <w:noProof/>
+              </w:rPr>
+              <w:t xml:space="preserve">Figure 4.1: </w:t>
+            </w:r>
+            <w:r>
+              <w:rPr>
+                <w:rStyle w:val="Hyperlink"/>
+                <w:i/>
+                <w:iCs/>
+                <w:noProof/>
+              </w:rPr>
+              <w:t>Execution timeline and the per-rule development loop</w:t>
+            </w:r>
+            <w:r>
+              <w:rPr>
+                <w:noProof/>
+              </w:rPr>
+              <w:tab/>
+            </w:r>
+            <w:r>
+              <w:rPr>
+                <w:noProof/>
+              </w:rPr>
+              <w:fldChar w:fldCharType="begin"/>
+            </w:r>
+            <w:r>
+              <w:rPr>
+                <w:noProof/>
+              </w:rPr>
+              <w:instrText xml:space="preserve"> PAGEREF _Toc244041966 \h </w:instrText>
+            </w:r>
+            <w:r>
+              <w:rPr>
+                <w:noProof/>
+              </w:rPr>
+            </w:r>
+            <w:r>
+              <w:rPr>
+                <w:noProof/>
+              </w:rPr>
+              <w:fldChar w:fldCharType="separate"/>
+            </w:r>
+            <w:r>
+              <w:rPr>
+                <w:noProof/>
+              </w:rPr>
+              <w:t>9</w:t>
+            </w:r>
+            <w:r>
+              <w:rPr>
+                <w:noProof/>
+              </w:rPr>
+              <w:fldChar w:fldCharType="end"/>
+            </w:r>
+          </w:hyperlink>
+        </w:p>
+        <w:p>
+          <w:pPr>
+            <w:pStyle w:val="TOC1"/>
+            <w:tabs>
+              <w:tab w:val="right" w:leader="dot" w:pos="8656"/>
+            </w:tabs>
+            <w:rPr>
+              <w:rFonts w:asciiTheme="minorHAnsi" w:eastAsiaTheme="minorEastAsia" w:hAnsiTheme="minorHAnsi" w:cstheme="minorBidi"/>
+              <w:noProof/>
+              <w:kern w:val="2"/>
+              <w14:ligatures w14:val="standardContextual"/>
+            </w:rPr>
+          </w:pPr>
+          <w:hyperlink w:anchor="_Toc244041967" w:history="1">
+            <w:r>
+              <w:rPr>
+                <w:rStyle w:val="Hyperlink"/>
+                <w:b/>
+                <w:bCs/>
+                <w:noProof/>
+              </w:rPr>
+              <w:t xml:space="preserve">Figure 5.1: </w:t>
+            </w:r>
+            <w:r>
+              <w:rPr>
+                <w:rStyle w:val="Hyperlink"/>
+                <w:i/>
+                <w:iCs/>
+                <w:noProof/>
+              </w:rPr>
+              <w:t>Layered system architecture</w:t>
+            </w:r>
+            <w:r>
+              <w:rPr>
+                <w:noProof/>
+              </w:rPr>
+              <w:tab/>
+            </w:r>
+            <w:r>
+              <w:rPr>
+                <w:noProof/>
+              </w:rPr>
+              <w:fldChar w:fldCharType="begin"/>
+            </w:r>
+            <w:r>
+              <w:rPr>
+                <w:noProof/>
+              </w:rPr>
+              <w:instrText xml:space="preserve"> PAGEREF _Toc244041967 \h </w:instrText>
+            </w:r>
+            <w:r>
+              <w:rPr>
+                <w:noProof/>
+              </w:rPr>
+            </w:r>
+            <w:r>
+              <w:rPr>
+                <w:noProof/>
+              </w:rPr>
+              <w:fldChar w:fldCharType="separate"/>
+            </w:r>
+            <w:r>
+              <w:rPr>
+                <w:noProof/>
+              </w:rPr>
+              <w:t>11</w:t>
+            </w:r>
+            <w:r>
+              <w:rPr>
+                <w:noProof/>
+              </w:rPr>
+              <w:fldChar w:fldCharType="end"/>
+            </w:r>
+          </w:hyperlink>
+        </w:p>
+        <w:p>
+          <w:pPr>
+            <w:pStyle w:val="TOC1"/>
+            <w:tabs>
+              <w:tab w:val="right" w:leader="dot" w:pos="8656"/>
+            </w:tabs>
+            <w:rPr>
+              <w:rFonts w:asciiTheme="minorHAnsi" w:eastAsiaTheme="minorEastAsia" w:hAnsiTheme="minorHAnsi" w:cstheme="minorBidi"/>
+              <w:noProof/>
+              <w:kern w:val="2"/>
+              <w14:ligatures w14:val="standardContextual"/>
+            </w:rPr>
+          </w:pPr>
+          <w:hyperlink w:anchor="_Toc244041968" w:history="1">
+            <w:r>
+              <w:rPr>
+                <w:rStyle w:val="Hyperlink"/>
+                <w:b/>
+                <w:bCs/>
+                <w:noProof/>
+              </w:rPr>
+              <w:t xml:space="preserve">Figure 5.2: </w:t>
+            </w:r>
+            <w:r>
+              <w:rPr>
+                <w:rStyle w:val="Hyperlink"/>
+                <w:i/>
+                <w:iCs/>
+                <w:noProof/>
+              </w:rPr>
+              <w:t>The seven gates and their early-exit behaviour</w:t>
+            </w:r>
+            <w:r>
+              <w:rPr>
+                <w:noProof/>
+              </w:rPr>
+              <w:tab/>
+            </w:r>
+            <w:r>
+              <w:rPr>
+                <w:noProof/>
+              </w:rPr>
+              <w:fldChar w:fldCharType="begin"/>
+            </w:r>
+            <w:r>
+              <w:rPr>
+                <w:noProof/>
+              </w:rPr>
+              <w:instrText xml:space="preserve"> PAGEREF _Toc244041968 \h </w:instrText>
+            </w:r>
+            <w:r>
+              <w:rPr>
+                <w:noProof/>
+              </w:rPr>
+            </w:r>
+            <w:r>
+              <w:rPr>
+                <w:noProof/>
+              </w:rPr>
+              <w:fldChar w:fldCharType="separate"/>
+            </w:r>
+            <w:r>
+              <w:rPr>
+                <w:noProof/>
+              </w:rPr>
+              <w:t>13</w:t>
+            </w:r>
+            <w:r>
+              <w:rPr>
+                <w:noProof/>
+              </w:rPr>
+              <w:fldChar w:fldCharType="end"/>
+            </w:r>
+          </w:hyperlink>
+        </w:p>
+        <w:p>
+          <w:pPr>
+            <w:pStyle w:val="TOC1"/>
+            <w:tabs>
+              <w:tab w:val="right" w:leader="dot" w:pos="8656"/>
+            </w:tabs>
+            <w:rPr>
+              <w:rFonts w:asciiTheme="minorHAnsi" w:eastAsiaTheme="minorEastAsia" w:hAnsiTheme="minorHAnsi" w:cstheme="minorBidi"/>
+              <w:noProof/>
+              <w:kern w:val="2"/>
+              <w14:ligatures w14:val="standardContextual"/>
+            </w:rPr>
+          </w:pPr>
+          <w:hyperlink w:anchor="_Toc244041969" w:history="1">
+            <w:r>
+              <w:rPr>
+                <w:rStyle w:val="Hyperlink"/>
+                <w:b/>
+                <w:bCs/>
+                <w:noProof/>
+              </w:rPr>
+              <w:t xml:space="preserve">Figure 5.3: </w:t>
+            </w:r>
+            <w:r>
+              <w:rPr>
+                <w:rStyle w:val="Hyperlink"/>
+                <w:i/>
+                <w:iCs/>
+                <w:noProof/>
+              </w:rPr>
+              <w:t>Four-tier confidence routing</w:t>
+            </w:r>
+            <w:r>
+              <w:rPr>
+                <w:noProof/>
+              </w:rPr>
+              <w:tab/>
+            </w:r>
+            <w:r>
+              <w:rPr>
+                <w:noProof/>
+              </w:rPr>
+              <w:fldChar w:fldCharType="begin"/>
+            </w:r>
+            <w:r>
+              <w:rPr>
+                <w:noProof/>
+              </w:rPr>
+              <w:instrText xml:space="preserve"> PAGEREF _Toc244041969 \h </w:instrText>
+            </w:r>
+            <w:r>
+              <w:rPr>
+                <w:noProof/>
+              </w:rPr>
+            </w:r>
+            <w:r>
+              <w:rPr>
+                <w:noProof/>
+              </w:rPr>
+              <w:fldChar w:fldCharType="separate"/>
+            </w:r>
+            <w:r>
+              <w:rPr>
+                <w:noProof/>
+              </w:rPr>
+              <w:t>14</w:t>
+            </w:r>
+            <w:r>
+              <w:rPr>
+                <w:noProof/>
+              </w:rPr>
+              <w:fldChar w:fldCharType="end"/>
+            </w:r>
+          </w:hyperlink>
+        </w:p>
+        <w:p>
+          <w:pPr>
+            <w:pStyle w:val="TOC1"/>
+            <w:tabs>
+              <w:tab w:val="right" w:leader="dot" w:pos="8656"/>
+            </w:tabs>
+            <w:rPr>
+              <w:rFonts w:asciiTheme="minorHAnsi" w:eastAsiaTheme="minorEastAsia" w:hAnsiTheme="minorHAnsi" w:cstheme="minorBidi"/>
+              <w:noProof/>
+              <w:kern w:val="2"/>
+              <w14:ligatures w14:val="standardContextual"/>
+            </w:rPr>
+          </w:pPr>
+          <w:hyperlink w:anchor="_Toc244041970" w:history="1">
+            <w:r>
+              <w:rPr>
+                <w:rStyle w:val="Hyperlink"/>
+                <w:b/>
+                <w:bCs/>
+                <w:noProof/>
+              </w:rPr>
+              <w:t xml:space="preserve">Figure 7.1: </w:t>
+            </w:r>
+            <w:r>
+              <w:rPr>
+                <w:rStyle w:val="Hyperlink"/>
+                <w:i/>
+                <w:iCs/>
+                <w:noProof/>
+              </w:rPr>
+              <w:t>Adjudication console: claim entry (left) and Live Scan Engine (right)</w:t>
+            </w:r>
+            <w:r>
+              <w:rPr>
+                <w:noProof/>
+              </w:rPr>
+              <w:tab/>
+            </w:r>
+            <w:r>
+              <w:rPr>
+                <w:noProof/>
+              </w:rPr>
+              <w:fldChar w:fldCharType="begin"/>
+            </w:r>
+            <w:r>
+              <w:rPr>
+                <w:noProof/>
+              </w:rPr>
+              <w:instrText xml:space="preserve"> PAGEREF _Toc244041970 \h </w:instrText>
+            </w:r>
+            <w:r>
+              <w:rPr>
+                <w:noProof/>
+              </w:rPr>
+            </w:r>
+            <w:r>
+              <w:rPr>
+                <w:noProof/>
+              </w:rPr>
+              <w:fldChar w:fldCharType="separate"/>
+            </w:r>
+            <w:r>
+              <w:rPr>
+                <w:noProof/>
+              </w:rPr>
+              <w:t>20</w:t>
+            </w:r>
+            <w:r>
+              <w:rPr>
+                <w:noProof/>
+              </w:rPr>
+              <w:fldChar w:fldCharType="end"/>
+            </w:r>
+          </w:hyperlink>
+        </w:p>
+        <w:p>
+          <w:pPr>
+            <w:pStyle w:val="TOC1"/>
+            <w:tabs>
+              <w:tab w:val="right" w:leader="dot" w:pos="8656"/>
+            </w:tabs>
+            <w:rPr>
+              <w:rFonts w:asciiTheme="minorHAnsi" w:eastAsiaTheme="minorEastAsia" w:hAnsiTheme="minorHAnsi" w:cstheme="minorBidi"/>
+              <w:noProof/>
+              <w:kern w:val="2"/>
+              <w14:ligatures w14:val="standardContextual"/>
+            </w:rPr>
+          </w:pPr>
+          <w:hyperlink w:anchor="_Toc244041971" w:history="1">
+            <w:r>
+              <w:rPr>
+                <w:rStyle w:val="Hyperlink"/>
+                <w:b/>
+                <w:bCs/>
+                <w:noProof/>
+              </w:rPr>
+              <w:t xml:space="preserve">Figure 7.2: </w:t>
+            </w:r>
+            <w:r>
+              <w:rPr>
+                <w:rStyle w:val="Hyperlink"/>
+                <w:i/>
+                <w:iCs/>
+                <w:noProof/>
+              </w:rPr>
+              <w:t>Scenario 1: partial approval with financial waterfall and LLM-written explanation</w:t>
+            </w:r>
+            <w:r>
+              <w:rPr>
+                <w:noProof/>
+              </w:rPr>
+              <w:tab/>
+            </w:r>
+            <w:r>
+              <w:rPr>
+                <w:noProof/>
+              </w:rPr>
+              <w:fldChar w:fldCharType="begin"/>
+            </w:r>
+            <w:r>
+              <w:rPr>
+                <w:noProof/>
+              </w:rPr>
+              <w:instrText xml:space="preserve"> PAGEREF _Toc244041971 \h </w:instrText>
+            </w:r>
+            <w:r>
+              <w:rPr>
+                <w:noProof/>
+              </w:rPr>
+            </w:r>
+            <w:r>
+              <w:rPr>
+                <w:noProof/>
+              </w:rPr>
+              <w:fldChar w:fldCharType="separate"/>
+            </w:r>
+            <w:r>
+              <w:rPr>
+                <w:noProof/>
+              </w:rPr>
+              <w:t>20</w:t>
+            </w:r>
+            <w:r>
+              <w:rPr>
+                <w:noProof/>
+              </w:rPr>
+              <w:fldChar w:fldCharType="end"/>
+            </w:r>
+          </w:hyperlink>
+        </w:p>
+        <w:p>
+          <w:pPr>
+            <w:pStyle w:val="TOC1"/>
+            <w:tabs>
+              <w:tab w:val="right" w:leader="dot" w:pos="8656"/>
+            </w:tabs>
+            <w:rPr>
+              <w:rFonts w:asciiTheme="minorHAnsi" w:eastAsiaTheme="minorEastAsia" w:hAnsiTheme="minorHAnsi" w:cstheme="minorBidi"/>
+              <w:noProof/>
+              <w:kern w:val="2"/>
+              <w14:ligatures w14:val="standardContextual"/>
+            </w:rPr>
+          </w:pPr>
+          <w:hyperlink w:anchor="_Toc244041972" w:history="1">
+            <w:r>
+              <w:rPr>
+                <w:rStyle w:val="Hyperlink"/>
+                <w:b/>
+                <w:bCs/>
+                <w:noProof/>
+              </w:rPr>
+              <w:t xml:space="preserve">Figure 7.3: </w:t>
+            </w:r>
+            <w:r>
+              <w:rPr>
+                <w:rStyle w:val="Hyperlink"/>
+                <w:i/>
+                <w:iCs/>
+                <w:noProof/>
+              </w:rPr>
+              <w:t>Scenario 3: missing hospitalisation dates routed to assisted review</w:t>
+            </w:r>
+            <w:r>
+              <w:rPr>
+                <w:noProof/>
+              </w:rPr>
+              <w:tab/>
+            </w:r>
+            <w:r>
+              <w:rPr>
+                <w:noProof/>
+              </w:rPr>
+              <w:fldChar w:fldCharType="begin"/>
+            </w:r>
+            <w:r>
+              <w:rPr>
+                <w:noProof/>
+              </w:rPr>
+              <w:instrText xml:space="preserve"> PAGEREF _Toc244041972 \h </w:instrText>
+            </w:r>
+            <w:r>
+              <w:rPr>
+                <w:noProof/>
+              </w:rPr>
+            </w:r>
+            <w:r>
+              <w:rPr>
+                <w:noProof/>
+              </w:rPr>
+              <w:fldChar w:fldCharType="separate"/>
+            </w:r>
+            <w:r>
+              <w:rPr>
+                <w:noProof/>
+              </w:rPr>
+              <w:t>21</w:t>
+            </w:r>
+            <w:r>
+              <w:rPr>
+                <w:noProof/>
+              </w:rPr>
+              <w:fldChar w:fldCharType="end"/>
+            </w:r>
+          </w:hyperlink>
+        </w:p>
+        <w:p>
+          <w:pPr>
+            <w:pStyle w:val="TOC1"/>
+            <w:tabs>
+              <w:tab w:val="right" w:leader="dot" w:pos="8656"/>
+            </w:tabs>
+            <w:rPr>
+              <w:rFonts w:asciiTheme="minorHAnsi" w:eastAsiaTheme="minorEastAsia" w:hAnsiTheme="minorHAnsi" w:cstheme="minorBidi"/>
+              <w:noProof/>
+              <w:kern w:val="2"/>
+              <w14:ligatures w14:val="standardContextual"/>
+            </w:rPr>
+          </w:pPr>
+          <w:hyperlink w:anchor="_Toc244041973" w:history="1">
+            <w:r>
+              <w:rPr>
+                <w:rStyle w:val="Hyperlink"/>
+                <w:b/>
+                <w:bCs/>
+                <w:noProof/>
+              </w:rPr>
+              <w:t xml:space="preserve">Figure 7.4: </w:t>
+            </w:r>
+            <w:r>
+              <w:rPr>
+                <w:rStyle w:val="Hyperlink"/>
+                <w:i/>
+                <w:iCs/>
+                <w:noProof/>
+              </w:rPr>
+              <w:t>Scenario 2: lapsed policy rejected at Gate 1 before any other rule runs</w:t>
+            </w:r>
+            <w:r>
+              <w:rPr>
+                <w:noProof/>
+              </w:rPr>
+              <w:tab/>
+            </w:r>
+            <w:r>
+              <w:rPr>
+                <w:noProof/>
+              </w:rPr>
+              <w:fldChar w:fldCharType="begin"/>
+            </w:r>
+            <w:r>
+              <w:rPr>
+                <w:noProof/>
+              </w:rPr>
+              <w:instrText xml:space="preserve"> PAGEREF _Toc244041973 \h </w:instrText>
+            </w:r>
+            <w:r>
+              <w:rPr>
+                <w:noProof/>
+              </w:rPr>
+            </w:r>
+            <w:r>
+              <w:rPr>
+                <w:noProof/>
+              </w:rPr>
+              <w:fldChar w:fldCharType="separate"/>
+            </w:r>
+            <w:r>
+              <w:rPr>
+                <w:noProof/>
+              </w:rPr>
+              <w:t>21</w:t>
+            </w:r>
+            <w:r>
+              <w:rPr>
+                <w:noProof/>
+              </w:rPr>
+              <w:fldChar w:fldCharType="end"/>
+            </w:r>
+          </w:hyperlink>
+        </w:p>
+        <w:p>
+          <w:pPr>
+            <w:pStyle w:val="TOC1"/>
+            <w:tabs>
+              <w:tab w:val="right" w:leader="dot" w:pos="8656"/>
+            </w:tabs>
+            <w:rPr>
+              <w:rFonts w:asciiTheme="minorHAnsi" w:eastAsiaTheme="minorEastAsia" w:hAnsiTheme="minorHAnsi" w:cstheme="minorBidi"/>
+              <w:noProof/>
+              <w:kern w:val="2"/>
+              <w14:ligatures w14:val="standardContextual"/>
+            </w:rPr>
+          </w:pPr>
+          <w:hyperlink w:anchor="_Toc244041974" w:history="1">
+            <w:r>
+              <w:rPr>
+                <w:rStyle w:val="Hyperlink"/>
+                <w:b/>
+                <w:bCs/>
+                <w:noProof/>
+              </w:rPr>
+              <w:t xml:space="preserve">Figure 7.5: </w:t>
+            </w:r>
+            <w:r>
+              <w:rPr>
+                <w:rStyle w:val="Hyperlink"/>
+                <w:i/>
+                <w:iCs/>
+                <w:noProof/>
+              </w:rPr>
+              <w:t>Scenario 5: clean approval</w:t>
+            </w:r>
+            <w:r>
+              <w:rPr>
+                <w:noProof/>
+              </w:rPr>
+              <w:tab/>
+            </w:r>
+            <w:r>
+              <w:rPr>
+                <w:noProof/>
+              </w:rPr>
+              <w:fldChar w:fldCharType="begin"/>
+            </w:r>
+            <w:r>
+              <w:rPr>
+                <w:noProof/>
+              </w:rPr>
+              <w:instrText xml:space="preserve"> PAGEREF _Toc244041974 \h </w:instrText>
+            </w:r>
+            <w:r>
+              <w:rPr>
+                <w:noProof/>
+              </w:rPr>
+            </w:r>
+            <w:r>
+              <w:rPr>
+                <w:noProof/>
+              </w:rPr>
+              <w:fldChar w:fldCharType="separate"/>
+            </w:r>
+            <w:r>
+              <w:rPr>
+                <w:noProof/>
+              </w:rPr>
+              <w:t>22</w:t>
+            </w:r>
+            <w:r>
+              <w:rPr>
+                <w:noProof/>
+              </w:rPr>
+              <w:fldChar w:fldCharType="end"/>
+            </w:r>
+          </w:hyperlink>
+        </w:p>
+        <w:p>
+          <w:r>
+            <w:fldChar w:fldCharType="end"/>
+          </w:r>
+        </w:p>
+      </w:sdtContent>
+    </w:sdt>
+    <w:p>
+      <w:r>
+        <w:br w:type="page"/>
+      </w:r>
+    </w:p>
+    <w:p>
+      <w:pPr>
+        <w:pStyle w:val="Heading1"/>
+      </w:pPr>
+      <w:bookmarkStart w:id="3" w:name="_Toc244041991"/>
+      <w:r>
+        <w:t>LIST OF TABLES</w:t>
+      </w:r>
+      <w:bookmarkEnd w:id="3"/>
+    </w:p>
+    <w:sdt>
+      <w:sdtPr>
+        <w:alias w:val="List of Tables"/>
+        <w:id w:val="-1441908109"/>
+      </w:sdtPr>
+      <w:sdtEndPr/>
+      <w:sdtContent>
+        <w:p>
+          <w:pPr>
+            <w:pStyle w:val="TOC1"/>
+            <w:tabs>
+              <w:tab w:val="right" w:leader="dot" w:pos="8656"/>
+            </w:tabs>
+            <w:rPr>
+              <w:rFonts w:asciiTheme="minorHAnsi" w:eastAsiaTheme="minorEastAsia" w:hAnsiTheme="minorHAnsi" w:cstheme="minorBidi"/>
+              <w:noProof/>
+              <w:kern w:val="2"/>
+              <w14:ligatures w14:val="standardContextual"/>
+            </w:rPr>
+          </w:pPr>
+          <w:r>
+            <w:fldChar w:fldCharType="begin"/>
+          </w:r>
+          <w:r>
+            <w:instrText>TOC \h \t "Table Caption,1"</w:instrText>
+          </w:r>
+          <w:r>
+            <w:fldChar w:fldCharType="separate"/>
+          </w:r>
+          <w:hyperlink w:anchor="_Toc244041975" w:history="1">
+            <w:r>
+              <w:rPr>
+                <w:rStyle w:val="Hyperlink"/>
+                <w:b/>
+                <w:bCs/>
+                <w:noProof/>
+              </w:rPr>
+              <w:t xml:space="preserve">Table 2.1: </w:t>
+            </w:r>
+            <w:r>
+              <w:rPr>
+                <w:rStyle w:val="Hyperlink"/>
+                <w:i/>
+                <w:iCs/>
+                <w:noProof/>
+              </w:rPr>
+              <w:t>Key policy concepts and how the engine handles them</w:t>
+            </w:r>
+            <w:r>
+              <w:rPr>
+                <w:noProof/>
+              </w:rPr>
+              <w:tab/>
+            </w:r>
+            <w:r>
+              <w:rPr>
+                <w:noProof/>
+              </w:rPr>
+              <w:fldChar w:fldCharType="begin"/>
+            </w:r>
+            <w:r>
+              <w:rPr>
+                <w:noProof/>
+              </w:rPr>
+              <w:instrText xml:space="preserve"> PAGEREF _Toc244041975 \h </w:instrText>
+            </w:r>
+            <w:r>
+              <w:rPr>
+                <w:noProof/>
+              </w:rPr>
+            </w:r>
+            <w:r>
+              <w:rPr>
+                <w:noProof/>
+              </w:rPr>
+              <w:fldChar w:fldCharType="separate"/>
+            </w:r>
+            <w:r>
+              <w:rPr>
+                <w:noProof/>
+              </w:rPr>
+              <w:t>3</w:t>
+            </w:r>
+            <w:r>
+              <w:rPr>
+                <w:noProof/>
+              </w:rPr>
+              <w:fldChar w:fldCharType="end"/>
+            </w:r>
+          </w:hyperlink>
+        </w:p>
+        <w:p>
+          <w:pPr>
+            <w:pStyle w:val="TOC1"/>
+            <w:tabs>
+              <w:tab w:val="right" w:leader="dot" w:pos="8656"/>
+            </w:tabs>
+            <w:rPr>
+              <w:rFonts w:asciiTheme="minorHAnsi" w:eastAsiaTheme="minorEastAsia" w:hAnsiTheme="minorHAnsi" w:cstheme="minorBidi"/>
+              <w:noProof/>
+              <w:kern w:val="2"/>
+              <w14:ligatures w14:val="standardContextual"/>
+            </w:rPr>
+          </w:pPr>
+          <w:hyperlink w:anchor="_Toc244041976" w:history="1">
+            <w:r>
+              <w:rPr>
+                <w:rStyle w:val="Hyperlink"/>
+                <w:b/>
+                <w:bCs/>
+                <w:noProof/>
+              </w:rPr>
+              <w:t xml:space="preserve">Table 3.1: </w:t>
+            </w:r>
+            <w:r>
+              <w:rPr>
+                <w:rStyle w:val="Hyperlink"/>
+                <w:i/>
+                <w:iCs/>
+                <w:noProof/>
+              </w:rPr>
+              <w:t>Technology stack</w:t>
+            </w:r>
+            <w:r>
+              <w:rPr>
+                <w:noProof/>
+              </w:rPr>
+              <w:tab/>
+            </w:r>
+            <w:r>
+              <w:rPr>
+                <w:noProof/>
+              </w:rPr>
+              <w:fldChar w:fldCharType="begin"/>
+            </w:r>
+            <w:r>
+              <w:rPr>
+                <w:noProof/>
+              </w:rPr>
+              <w:instrText xml:space="preserve"> PAGEREF _Toc244041976 \h </w:instrText>
+            </w:r>
+            <w:r>
+              <w:rPr>
+                <w:noProof/>
+              </w:rPr>
+            </w:r>
+            <w:r>
+              <w:rPr>
+                <w:noProof/>
+              </w:rPr>
+              <w:fldChar w:fldCharType="separate"/>
+            </w:r>
+            <w:r>
+              <w:rPr>
+                <w:noProof/>
+              </w:rPr>
+              <w:t>6</w:t>
+            </w:r>
+            <w:r>
+              <w:rPr>
+                <w:noProof/>
+              </w:rPr>
+              <w:fldChar w:fldCharType="end"/>
+            </w:r>
+          </w:hyperlink>
+        </w:p>
+        <w:p>
+          <w:pPr>
+            <w:pStyle w:val="TOC1"/>
+            <w:tabs>
+              <w:tab w:val="right" w:leader="dot" w:pos="8656"/>
+            </w:tabs>
+            <w:rPr>
+              <w:rFonts w:asciiTheme="minorHAnsi" w:eastAsiaTheme="minorEastAsia" w:hAnsiTheme="minorHAnsi" w:cstheme="minorBidi"/>
+              <w:noProof/>
+              <w:kern w:val="2"/>
+              <w14:ligatures w14:val="standardContextual"/>
+            </w:rPr>
+          </w:pPr>
+          <w:hyperlink w:anchor="_Toc244041977" w:history="1">
+            <w:r>
+              <w:rPr>
+                <w:rStyle w:val="Hyperlink"/>
+                <w:b/>
+                <w:bCs/>
+                <w:noProof/>
+              </w:rPr>
+              <w:t xml:space="preserve">Table 4.1: </w:t>
+            </w:r>
+            <w:r>
+              <w:rPr>
+                <w:rStyle w:val="Hyperlink"/>
+                <w:i/>
+                <w:iCs/>
+                <w:noProof/>
+              </w:rPr>
+              <w:t>Requirement sources</w:t>
+            </w:r>
+            <w:r>
+              <w:rPr>
+                <w:noProof/>
+              </w:rPr>
+              <w:tab/>
+            </w:r>
+            <w:r>
+              <w:rPr>
+                <w:noProof/>
+              </w:rPr>
+              <w:fldChar w:fldCharType="begin"/>
+            </w:r>
+            <w:r>
+              <w:rPr>
+                <w:noProof/>
+              </w:rPr>
+              <w:instrText xml:space="preserve"> PAGEREF _Toc244041977 \h </w:instrText>
+            </w:r>
+            <w:r>
+              <w:rPr>
+                <w:noProof/>
+              </w:rPr>
+            </w:r>
+            <w:r>
+              <w:rPr>
+                <w:noProof/>
+              </w:rPr>
+              <w:fldChar w:fldCharType="separate"/>
+            </w:r>
+            <w:r>
+              <w:rPr>
+                <w:noProof/>
+              </w:rPr>
+              <w:t>8</w:t>
+            </w:r>
+            <w:r>
+              <w:rPr>
+                <w:noProof/>
+              </w:rPr>
+              <w:fldChar w:fldCharType="end"/>
+            </w:r>
+          </w:hyperlink>
+        </w:p>
+        <w:p>
+          <w:pPr>
+            <w:pStyle w:val="TOC1"/>
+            <w:tabs>
+              <w:tab w:val="right" w:leader="dot" w:pos="8656"/>
+            </w:tabs>
+            <w:rPr>
+              <w:rFonts w:asciiTheme="minorHAnsi" w:eastAsiaTheme="minorEastAsia" w:hAnsiTheme="minorHAnsi" w:cstheme="minorBidi"/>
+              <w:noProof/>
+              <w:kern w:val="2"/>
+              <w14:ligatures w14:val="standardContextual"/>
+            </w:rPr>
+          </w:pPr>
+          <w:hyperlink w:anchor="_Toc244041978" w:history="1">
+            <w:r>
+              <w:rPr>
+                <w:rStyle w:val="Hyperlink"/>
+                <w:b/>
+                <w:bCs/>
+                <w:noProof/>
+              </w:rPr>
+              <w:t xml:space="preserve">Table 4.2: </w:t>
+            </w:r>
+            <w:r>
+              <w:rPr>
+                <w:rStyle w:val="Hyperlink"/>
+                <w:i/>
+                <w:iCs/>
+                <w:noProof/>
+              </w:rPr>
+              <w:t>Phase-wise plan and deliverables</w:t>
+            </w:r>
+            <w:r>
+              <w:rPr>
+                <w:noProof/>
+              </w:rPr>
+              <w:tab/>
+            </w:r>
+            <w:r>
+              <w:rPr>
+                <w:noProof/>
+              </w:rPr>
+              <w:fldChar w:fldCharType="begin"/>
+            </w:r>
+            <w:r>
+              <w:rPr>
+                <w:noProof/>
+              </w:rPr>
+              <w:instrText xml:space="preserve"> PAGEREF _Toc244041978 \h </w:instrText>
+            </w:r>
+            <w:r>
+              <w:rPr>
+                <w:noProof/>
+              </w:rPr>
+            </w:r>
+            <w:r>
+              <w:rPr>
+                <w:noProof/>
+              </w:rPr>
+              <w:fldChar w:fldCharType="separate"/>
+            </w:r>
+            <w:r>
+              <w:rPr>
+                <w:noProof/>
+              </w:rPr>
+              <w:t>9</w:t>
+            </w:r>
+            <w:r>
+              <w:rPr>
+                <w:noProof/>
+              </w:rPr>
+              <w:fldChar w:fldCharType="end"/>
+            </w:r>
+          </w:hyperlink>
+        </w:p>
+        <w:p>
+          <w:pPr>
+            <w:pStyle w:val="TOC1"/>
+            <w:tabs>
+              <w:tab w:val="right" w:leader="dot" w:pos="8656"/>
+            </w:tabs>
+            <w:rPr>
+              <w:rFonts w:asciiTheme="minorHAnsi" w:eastAsiaTheme="minorEastAsia" w:hAnsiTheme="minorHAnsi" w:cstheme="minorBidi"/>
+              <w:noProof/>
+              <w:kern w:val="2"/>
+              <w14:ligatures w14:val="standardContextual"/>
+            </w:rPr>
+          </w:pPr>
+          <w:hyperlink w:anchor="_Toc244041979" w:history="1">
+            <w:r>
+              <w:rPr>
+                <w:rStyle w:val="Hyperlink"/>
+                <w:b/>
+                <w:bCs/>
+                <w:noProof/>
+              </w:rPr>
+              <w:t xml:space="preserve">Table 4.3: </w:t>
+            </w:r>
+            <w:r>
+              <w:rPr>
+                <w:rStyle w:val="Hyperlink"/>
+                <w:i/>
+                <w:iCs/>
+                <w:noProof/>
+              </w:rPr>
+              <w:t>Principles followed throughout the work</w:t>
+            </w:r>
+            <w:r>
+              <w:rPr>
+                <w:noProof/>
+              </w:rPr>
+              <w:tab/>
+            </w:r>
+            <w:r>
+              <w:rPr>
+                <w:noProof/>
+              </w:rPr>
+              <w:fldChar w:fldCharType="begin"/>
+            </w:r>
+            <w:r>
+              <w:rPr>
+                <w:noProof/>
+              </w:rPr>
+              <w:instrText xml:space="preserve"> PAGEREF _Toc244041979 \h </w:instrText>
+            </w:r>
+            <w:r>
+              <w:rPr>
+                <w:noProof/>
+              </w:rPr>
+            </w:r>
+            <w:r>
+              <w:rPr>
+                <w:noProof/>
+              </w:rPr>
+              <w:fldChar w:fldCharType="separate"/>
+            </w:r>
+            <w:r>
+              <w:rPr>
+                <w:noProof/>
+              </w:rPr>
+              <w:t>10</w:t>
+            </w:r>
+            <w:r>
+              <w:rPr>
+                <w:noProof/>
+              </w:rPr>
+              <w:fldChar w:fldCharType="end"/>
+            </w:r>
+          </w:hyperlink>
+        </w:p>
+        <w:p>
+          <w:pPr>
+            <w:pStyle w:val="TOC1"/>
+            <w:tabs>
+              <w:tab w:val="right" w:leader="dot" w:pos="8656"/>
+            </w:tabs>
+            <w:rPr>
+              <w:rFonts w:asciiTheme="minorHAnsi" w:eastAsiaTheme="minorEastAsia" w:hAnsiTheme="minorHAnsi" w:cstheme="minorBidi"/>
+              <w:noProof/>
+              <w:kern w:val="2"/>
+              <w14:ligatures w14:val="standardContextual"/>
+            </w:rPr>
+          </w:pPr>
+          <w:hyperlink w:anchor="_Toc244041980" w:history="1">
+            <w:r>
+              <w:rPr>
+                <w:rStyle w:val="Hyperlink"/>
+                <w:b/>
+                <w:bCs/>
+                <w:noProof/>
+              </w:rPr>
+              <w:t xml:space="preserve">Table 5.1: </w:t>
+            </w:r>
+            <w:r>
+              <w:rPr>
+                <w:rStyle w:val="Hyperlink"/>
+                <w:i/>
+                <w:iCs/>
+                <w:noProof/>
+              </w:rPr>
+              <w:t>Main parts of ClaimContext</w:t>
+            </w:r>
+            <w:r>
+              <w:rPr>
+                <w:noProof/>
+              </w:rPr>
+              <w:tab/>
+            </w:r>
+            <w:r>
+              <w:rPr>
+                <w:noProof/>
+              </w:rPr>
+              <w:fldChar w:fldCharType="begin"/>
+            </w:r>
+            <w:r>
+              <w:rPr>
+                <w:noProof/>
+              </w:rPr>
+              <w:instrText xml:space="preserve"> PAGEREF _Toc244041980 \h </w:instrText>
+            </w:r>
+            <w:r>
+              <w:rPr>
+                <w:noProof/>
+              </w:rPr>
+            </w:r>
+            <w:r>
+              <w:rPr>
+                <w:noProof/>
+              </w:rPr>
+              <w:fldChar w:fldCharType="separate"/>
+            </w:r>
+            <w:r>
+              <w:rPr>
+                <w:noProof/>
+              </w:rPr>
+              <w:t>11</w:t>
+            </w:r>
+            <w:r>
+              <w:rPr>
+                <w:noProof/>
+              </w:rPr>
+              <w:fldChar w:fldCharType="end"/>
+            </w:r>
+          </w:hyperlink>
+        </w:p>
+        <w:p>
+          <w:pPr>
+            <w:pStyle w:val="TOC1"/>
+            <w:tabs>
+              <w:tab w:val="right" w:leader="dot" w:pos="8656"/>
+            </w:tabs>
+            <w:rPr>
+              <w:rFonts w:asciiTheme="minorHAnsi" w:eastAsiaTheme="minorEastAsia" w:hAnsiTheme="minorHAnsi" w:cstheme="minorBidi"/>
+              <w:noProof/>
+              <w:kern w:val="2"/>
+              <w14:ligatures w14:val="standardContextual"/>
+            </w:rPr>
+          </w:pPr>
+          <w:hyperlink w:anchor="_Toc244041981" w:history="1">
+            <w:r>
+              <w:rPr>
+                <w:rStyle w:val="Hyperlink"/>
+                <w:b/>
+                <w:bCs/>
+                <w:noProof/>
+              </w:rPr>
+              <w:t xml:space="preserve">Table 5.2: </w:t>
+            </w:r>
+            <w:r>
+              <w:rPr>
+                <w:rStyle w:val="Hyperlink"/>
+                <w:i/>
+                <w:iCs/>
+                <w:noProof/>
+              </w:rPr>
+              <w:t>Rule blueprint fields</w:t>
+            </w:r>
+            <w:r>
+              <w:rPr>
+                <w:noProof/>
+              </w:rPr>
+              <w:tab/>
+            </w:r>
+            <w:r>
+              <w:rPr>
+                <w:noProof/>
+              </w:rPr>
+              <w:fldChar w:fldCharType="begin"/>
+            </w:r>
+            <w:r>
+              <w:rPr>
+                <w:noProof/>
+              </w:rPr>
+              <w:instrText xml:space="preserve"> PAGEREF _Toc244041981 \h </w:instrText>
+            </w:r>
+            <w:r>
+              <w:rPr>
+                <w:noProof/>
+              </w:rPr>
+            </w:r>
+            <w:r>
+              <w:rPr>
+                <w:noProof/>
+              </w:rPr>
+              <w:fldChar w:fldCharType="separate"/>
+            </w:r>
+            <w:r>
+              <w:rPr>
+                <w:noProof/>
+              </w:rPr>
+              <w:t>12</w:t>
+            </w:r>
+            <w:r>
+              <w:rPr>
+                <w:noProof/>
+              </w:rPr>
+              <w:fldChar w:fldCharType="end"/>
+            </w:r>
+          </w:hyperlink>
+        </w:p>
+        <w:p>
+          <w:pPr>
+            <w:pStyle w:val="TOC1"/>
+            <w:tabs>
+              <w:tab w:val="right" w:leader="dot" w:pos="8656"/>
+            </w:tabs>
+            <w:rPr>
+              <w:rFonts w:asciiTheme="minorHAnsi" w:eastAsiaTheme="minorEastAsia" w:hAnsiTheme="minorHAnsi" w:cstheme="minorBidi"/>
+              <w:noProof/>
+              <w:kern w:val="2"/>
+              <w14:ligatures w14:val="standardContextual"/>
+            </w:rPr>
+          </w:pPr>
+          <w:hyperlink w:anchor="_Toc244041982" w:history="1">
+            <w:r>
+              <w:rPr>
+                <w:rStyle w:val="Hyperlink"/>
+                <w:b/>
+                <w:bCs/>
+                <w:noProof/>
+              </w:rPr>
+              <w:t xml:space="preserve">Table 5.3: </w:t>
+            </w:r>
+            <w:r>
+              <w:rPr>
+                <w:rStyle w:val="Hyperlink"/>
+                <w:i/>
+                <w:iCs/>
+                <w:noProof/>
+              </w:rPr>
+              <w:t>Main API endpoints</w:t>
+            </w:r>
+            <w:r>
+              <w:rPr>
+                <w:noProof/>
+              </w:rPr>
+              <w:tab/>
+            </w:r>
+            <w:r>
+              <w:rPr>
+                <w:noProof/>
+              </w:rPr>
+              <w:fldChar w:fldCharType="begin"/>
+            </w:r>
+            <w:r>
+              <w:rPr>
+                <w:noProof/>
+              </w:rPr>
+              <w:instrText xml:space="preserve"> PAGEREF _Toc244041982 \h </w:instrText>
+            </w:r>
+            <w:r>
+              <w:rPr>
+                <w:noProof/>
+              </w:rPr>
+            </w:r>
+            <w:r>
+              <w:rPr>
+                <w:noProof/>
+              </w:rPr>
+              <w:fldChar w:fldCharType="separate"/>
+            </w:r>
+            <w:r>
+              <w:rPr>
+                <w:noProof/>
+              </w:rPr>
+              <w:t>14</w:t>
+            </w:r>
+            <w:r>
+              <w:rPr>
+                <w:noProof/>
+              </w:rPr>
+              <w:fldChar w:fldCharType="end"/>
+            </w:r>
+          </w:hyperlink>
+        </w:p>
+        <w:p>
+          <w:pPr>
+            <w:pStyle w:val="TOC1"/>
+            <w:tabs>
+              <w:tab w:val="right" w:leader="dot" w:pos="8656"/>
+            </w:tabs>
+            <w:rPr>
+              <w:rFonts w:asciiTheme="minorHAnsi" w:eastAsiaTheme="minorEastAsia" w:hAnsiTheme="minorHAnsi" w:cstheme="minorBidi"/>
+              <w:noProof/>
+              <w:kern w:val="2"/>
+              <w14:ligatures w14:val="standardContextual"/>
+            </w:rPr>
+          </w:pPr>
+          <w:hyperlink w:anchor="_Toc244041983" w:history="1">
+            <w:r>
+              <w:rPr>
+                <w:rStyle w:val="Hyperlink"/>
+                <w:b/>
+                <w:bCs/>
+                <w:noProof/>
+              </w:rPr>
+              <w:t xml:space="preserve">Table 6.1: </w:t>
+            </w:r>
+            <w:r>
+              <w:rPr>
+                <w:rStyle w:val="Hyperlink"/>
+                <w:i/>
+                <w:iCs/>
+                <w:noProof/>
+              </w:rPr>
+              <w:t>Main modules</w:t>
+            </w:r>
+            <w:r>
+              <w:rPr>
+                <w:noProof/>
+              </w:rPr>
+              <w:tab/>
+            </w:r>
+            <w:r>
+              <w:rPr>
+                <w:noProof/>
+              </w:rPr>
+              <w:fldChar w:fldCharType="begin"/>
+            </w:r>
+            <w:r>
+              <w:rPr>
+                <w:noProof/>
+              </w:rPr>
+              <w:instrText xml:space="preserve"> PAGEREF _Toc244041983 \h </w:instrText>
+            </w:r>
+            <w:r>
+              <w:rPr>
+                <w:noProof/>
+              </w:rPr>
+            </w:r>
+            <w:r>
+              <w:rPr>
+                <w:noProof/>
+              </w:rPr>
+              <w:fldChar w:fldCharType="separate"/>
+            </w:r>
+            <w:r>
+              <w:rPr>
+                <w:noProof/>
+              </w:rPr>
+              <w:t>15</w:t>
+            </w:r>
+            <w:r>
+              <w:rPr>
+                <w:noProof/>
+              </w:rPr>
+              <w:fldChar w:fldCharType="end"/>
+            </w:r>
+          </w:hyperlink>
+        </w:p>
+        <w:p>
+          <w:pPr>
+            <w:pStyle w:val="TOC1"/>
+            <w:tabs>
+              <w:tab w:val="right" w:leader="dot" w:pos="8656"/>
+            </w:tabs>
+            <w:rPr>
+              <w:rFonts w:asciiTheme="minorHAnsi" w:eastAsiaTheme="minorEastAsia" w:hAnsiTheme="minorHAnsi" w:cstheme="minorBidi"/>
+              <w:noProof/>
+              <w:kern w:val="2"/>
+              <w14:ligatures w14:val="standardContextual"/>
+            </w:rPr>
+          </w:pPr>
+          <w:hyperlink w:anchor="_Toc244041984" w:history="1">
+            <w:r>
+              <w:rPr>
+                <w:rStyle w:val="Hyperlink"/>
+                <w:b/>
+                <w:bCs/>
+                <w:noProof/>
+              </w:rPr>
+              <w:t xml:space="preserve">Table 7.1: </w:t>
+            </w:r>
+            <w:r>
+              <w:rPr>
+                <w:rStyle w:val="Hyperlink"/>
+                <w:i/>
+                <w:iCs/>
+                <w:noProof/>
+              </w:rPr>
+              <w:t>Levels of testing</w:t>
+            </w:r>
+            <w:r>
+              <w:rPr>
+                <w:noProof/>
+              </w:rPr>
+              <w:tab/>
+            </w:r>
+            <w:r>
+              <w:rPr>
+                <w:noProof/>
+              </w:rPr>
+              <w:fldChar w:fldCharType="begin"/>
+            </w:r>
+            <w:r>
+              <w:rPr>
+                <w:noProof/>
+              </w:rPr>
+              <w:instrText xml:space="preserve"> PAGEREF _Toc244041984 \h </w:instrText>
+            </w:r>
+            <w:r>
+              <w:rPr>
+                <w:noProof/>
+              </w:rPr>
+            </w:r>
+            <w:r>
+              <w:rPr>
+                <w:noProof/>
+              </w:rPr>
+              <w:fldChar w:fldCharType="separate"/>
+            </w:r>
+            <w:r>
+              <w:rPr>
+                <w:noProof/>
+              </w:rPr>
+              <w:t>18</w:t>
+            </w:r>
+            <w:r>
+              <w:rPr>
+                <w:noProof/>
+              </w:rPr>
+              <w:fldChar w:fldCharType="end"/>
+            </w:r>
+          </w:hyperlink>
+        </w:p>
+        <w:p>
+          <w:pPr>
+            <w:pStyle w:val="TOC1"/>
+            <w:tabs>
+              <w:tab w:val="right" w:leader="dot" w:pos="8656"/>
+            </w:tabs>
+            <w:rPr>
+              <w:rFonts w:asciiTheme="minorHAnsi" w:eastAsiaTheme="minorEastAsia" w:hAnsiTheme="minorHAnsi" w:cstheme="minorBidi"/>
+              <w:noProof/>
+              <w:kern w:val="2"/>
+              <w14:ligatures w14:val="standardContextual"/>
+            </w:rPr>
+          </w:pPr>
+          <w:hyperlink w:anchor="_Toc244041985" w:history="1">
+            <w:r>
+              <w:rPr>
+                <w:rStyle w:val="Hyperlink"/>
+                <w:b/>
+                <w:bCs/>
+                <w:noProof/>
+              </w:rPr>
+              <w:t xml:space="preserve">Table 7.2: </w:t>
+            </w:r>
+            <w:r>
+              <w:rPr>
+                <w:rStyle w:val="Hyperlink"/>
+                <w:i/>
+                <w:iCs/>
+                <w:noProof/>
+              </w:rPr>
+              <w:t>Automated test suite</w:t>
+            </w:r>
+            <w:r>
+              <w:rPr>
+                <w:noProof/>
+              </w:rPr>
+              <w:tab/>
+            </w:r>
+            <w:r>
+              <w:rPr>
+                <w:noProof/>
+              </w:rPr>
+              <w:fldChar w:fldCharType="begin"/>
+            </w:r>
+            <w:r>
+              <w:rPr>
+                <w:noProof/>
+              </w:rPr>
+              <w:instrText xml:space="preserve"> PAGEREF _Toc244041985 \h </w:instrText>
+            </w:r>
+            <w:r>
+              <w:rPr>
+                <w:noProof/>
+              </w:rPr>
+            </w:r>
+            <w:r>
+              <w:rPr>
+                <w:noProof/>
+              </w:rPr>
+              <w:fldChar w:fldCharType="separate"/>
+            </w:r>
+            <w:r>
+              <w:rPr>
+                <w:noProof/>
+              </w:rPr>
+              <w:t>18</w:t>
+            </w:r>
+            <w:r>
+              <w:rPr>
+                <w:noProof/>
+              </w:rPr>
+              <w:fldChar w:fldCharType="end"/>
+            </w:r>
+          </w:hyperlink>
+        </w:p>
+        <w:p>
+          <w:pPr>
+            <w:pStyle w:val="TOC1"/>
+            <w:tabs>
+              <w:tab w:val="right" w:leader="dot" w:pos="8656"/>
+            </w:tabs>
+            <w:rPr>
+              <w:rFonts w:asciiTheme="minorHAnsi" w:eastAsiaTheme="minorEastAsia" w:hAnsiTheme="minorHAnsi" w:cstheme="minorBidi"/>
+              <w:noProof/>
+              <w:kern w:val="2"/>
+              <w14:ligatures w14:val="standardContextual"/>
+            </w:rPr>
+          </w:pPr>
+          <w:hyperlink w:anchor="_Toc244041986" w:history="1">
+            <w:r>
+              <w:rPr>
+                <w:rStyle w:val="Hyperlink"/>
+                <w:b/>
+                <w:bCs/>
+                <w:noProof/>
+              </w:rPr>
+              <w:t xml:space="preserve">Table 7.3: </w:t>
+            </w:r>
+            <w:r>
+              <w:rPr>
+                <w:rStyle w:val="Hyperlink"/>
+                <w:i/>
+                <w:iCs/>
+                <w:noProof/>
+              </w:rPr>
+              <w:t>End-to-end results with the live LLM</w:t>
+            </w:r>
+            <w:r>
+              <w:rPr>
+                <w:noProof/>
+              </w:rPr>
+              <w:tab/>
+            </w:r>
+            <w:r>
+              <w:rPr>
+                <w:noProof/>
+              </w:rPr>
+              <w:fldChar w:fldCharType="begin"/>
+            </w:r>
+            <w:r>
+              <w:rPr>
+                <w:noProof/>
+              </w:rPr>
+              <w:instrText xml:space="preserve"> PAGEREF _Toc244041986 \h </w:instrText>
+            </w:r>
+            <w:r>
+              <w:rPr>
+                <w:noProof/>
+              </w:rPr>
+            </w:r>
+            <w:r>
+              <w:rPr>
+                <w:noProof/>
+              </w:rPr>
+              <w:fldChar w:fldCharType="separate"/>
+            </w:r>
+            <w:r>
+              <w:rPr>
+                <w:noProof/>
+              </w:rPr>
+              <w:t>19</w:t>
+            </w:r>
+            <w:r>
+              <w:rPr>
+                <w:noProof/>
+              </w:rPr>
+              <w:fldChar w:fldCharType="end"/>
+            </w:r>
+          </w:hyperlink>
+        </w:p>
+        <w:p>
+          <w:pPr>
+            <w:pStyle w:val="TOC1"/>
+            <w:tabs>
+              <w:tab w:val="right" w:leader="dot" w:pos="8656"/>
+            </w:tabs>
+            <w:rPr>
+              <w:rFonts w:asciiTheme="minorHAnsi" w:eastAsiaTheme="minorEastAsia" w:hAnsiTheme="minorHAnsi" w:cstheme="minorBidi"/>
+              <w:noProof/>
+              <w:kern w:val="2"/>
+              <w14:ligatures w14:val="standardContextual"/>
+            </w:rPr>
+          </w:pPr>
+          <w:hyperlink w:anchor="_Toc244041987" w:history="1">
+            <w:r>
+              <w:rPr>
+                <w:rStyle w:val="Hyperlink"/>
+                <w:b/>
+                <w:bCs/>
+                <w:noProof/>
+              </w:rPr>
+              <w:t xml:space="preserve">Table 7.4: </w:t>
+            </w:r>
+            <w:r>
+              <w:rPr>
+                <w:rStyle w:val="Hyperlink"/>
+                <w:i/>
+                <w:iCs/>
+                <w:noProof/>
+              </w:rPr>
+              <w:t>Defects found during final testing</w:t>
+            </w:r>
+            <w:r>
+              <w:rPr>
+                <w:noProof/>
+              </w:rPr>
+              <w:tab/>
+            </w:r>
+            <w:r>
+              <w:rPr>
+                <w:noProof/>
+              </w:rPr>
+              <w:fldChar w:fldCharType="begin"/>
+            </w:r>
+            <w:r>
+              <w:rPr>
+                <w:noProof/>
+              </w:rPr>
+              <w:instrText xml:space="preserve"> PAGEREF _Toc244041987 \h </w:instrText>
+            </w:r>
+            <w:r>
+              <w:rPr>
+                <w:noProof/>
+              </w:rPr>
+            </w:r>
+            <w:r>
+              <w:rPr>
+                <w:noProof/>
+              </w:rPr>
+              <w:fldChar w:fldCharType="separate"/>
+            </w:r>
+            <w:r>
+              <w:rPr>
+                <w:noProof/>
+              </w:rPr>
+              <w:t>22</w:t>
+            </w:r>
+            <w:r>
+              <w:rPr>
+                <w:noProof/>
+              </w:rPr>
+              <w:fldChar w:fldCharType="end"/>
+            </w:r>
+          </w:hyperlink>
+        </w:p>
+        <w:p>
+          <w:r>
+            <w:fldChar w:fldCharType="end"/>
+          </w:r>
+        </w:p>
+      </w:sdtContent>
+    </w:sdt>
+    <w:p>
+      <w:r>
+        <w:br w:type="page"/>
+      </w:r>
+    </w:p>
+    <w:p>
+      <w:pPr>
+        <w:pStyle w:val="Heading1"/>
+      </w:pPr>
+      <w:bookmarkStart w:id="4" w:name="_Toc244041992"/>
+      <w:r>
+        <w:t>CONTENTS</w:t>
+      </w:r>
+      <w:bookmarkEnd w:id="4"/>
+    </w:p>
+    <w:sdt>
+      <w:sdtPr>
+        <w:alias w:val="Contents"/>
+        <w:id w:val="-1296909809"/>
       </w:sdtPr>
       <w:sdtEndPr/>
       <w:sdtContent>
@@ -875,13 +2379,13 @@
           <w:r>
             <w:fldChar w:fldCharType="separate"/>
           </w:r>
-          <w:hyperlink w:anchor="_Toc244008468" w:history="1">
+          <w:hyperlink w:anchor="_Toc244041988" w:history="1">
             <w:r>
               <w:rPr>
                 <w:rStyle w:val="Hyperlink"/>
                 <w:noProof/>
               </w:rPr>
-              <w:t>Certificate</w:t>
+              <w:t>ACKNOWLEDGMENTS</w:t>
             </w:r>
             <w:r>
               <w:rPr>
@@ -899,7 +2403,7 @@
               <w:rPr>
                 <w:noProof/>
               </w:rPr>
-              <w:instrText xml:space="preserve"> PAGEREF _Toc244008468 \h </w:instrText>
+              <w:instrText xml:space="preserve"> PAGEREF _Toc244041988 \h </w:instrText>
             </w:r>
             <w:r>
               <w:rPr>
@@ -916,7 +2420,7 @@
               <w:rPr>
                 <w:noProof/>
               </w:rPr>
-              <w:t>i</w:t>
+              <w:t>iii</w:t>
             </w:r>
             <w:r>
               <w:rPr>
@@ -939,13 +2443,13 @@
               <w14:ligatures w14:val="standardContextual"/>
             </w:rPr>
           </w:pPr>
-          <w:hyperlink w:anchor="_Toc244008469" w:history="1">
+          <w:hyperlink w:anchor="_Toc244041989" w:history="1">
             <w:r>
               <w:rPr>
                 <w:rStyle w:val="Hyperlink"/>
                 <w:noProof/>
               </w:rPr>
-              <w:t>Declaration</w:t>
+              <w:t>ABSTRACT</w:t>
             </w:r>
             <w:r>
               <w:rPr>
@@ -963,7 +2467,7 @@
               <w:rPr>
                 <w:noProof/>
               </w:rPr>
-              <w:instrText xml:space="preserve"> PAGEREF _Toc244008469 \h </w:instrText>
+              <w:instrText xml:space="preserve"> PAGEREF _Toc244041989 \h </w:instrText>
             </w:r>
             <w:r>
               <w:rPr>
@@ -980,7 +2484,7 @@
               <w:rPr>
                 <w:noProof/>
               </w:rPr>
-              <w:t>ii</w:t>
+              <w:t>iv</w:t>
             </w:r>
             <w:r>
               <w:rPr>
@@ -1003,13 +2507,13 @@
               <w14:ligatures w14:val="standardContextual"/>
             </w:rPr>
           </w:pPr>
-          <w:hyperlink w:anchor="_Toc244008470" w:history="1">
+          <w:hyperlink w:anchor="_Toc244041990" w:history="1">
             <w:r>
               <w:rPr>
                 <w:rStyle w:val="Hyperlink"/>
                 <w:noProof/>
               </w:rPr>
-              <w:t>Acknowledgement</w:t>
+              <w:t>LIST OF FIGURES</w:t>
             </w:r>
             <w:r>
               <w:rPr>
@@ -1027,7 +2531,7 @@
               <w:rPr>
                 <w:noProof/>
               </w:rPr>
-              <w:instrText xml:space="preserve"> PAGEREF _Toc244008470 \h </w:instrText>
+              <w:instrText xml:space="preserve"> PAGEREF _Toc244041990 \h </w:instrText>
             </w:r>
             <w:r>
               <w:rPr>
@@ -1044,7 +2548,7 @@
               <w:rPr>
                 <w:noProof/>
               </w:rPr>
-              <w:t>iii</w:t>
+              <w:t>v</w:t>
             </w:r>
             <w:r>
               <w:rPr>
@@ -1067,13 +2571,13 @@
               <w14:ligatures w14:val="standardContextual"/>
             </w:rPr>
           </w:pPr>
-          <w:hyperlink w:anchor="_Toc244008471" w:history="1">
+          <w:hyperlink w:anchor="_Toc244041991" w:history="1">
             <w:r>
               <w:rPr>
                 <w:rStyle w:val="Hyperlink"/>
                 <w:noProof/>
               </w:rPr>
-              <w:t>Abstract</w:t>
+              <w:t>LIST OF TABLES</w:t>
             </w:r>
             <w:r>
               <w:rPr>
@@ -1091,7 +2595,7 @@
               <w:rPr>
                 <w:noProof/>
               </w:rPr>
-              <w:instrText xml:space="preserve"> PAGEREF _Toc244008471 \h </w:instrText>
+              <w:instrText xml:space="preserve"> PAGEREF _Toc244041991 \h </w:instrText>
             </w:r>
             <w:r>
               <w:rPr>
@@ -1108,7 +2612,7 @@
               <w:rPr>
                 <w:noProof/>
               </w:rPr>
-              <w:t>iv</w:t>
+              <w:t>vi</w:t>
             </w:r>
             <w:r>
               <w:rPr>
@@ -1131,13 +2635,13 @@
               <w14:ligatures w14:val="standardContextual"/>
             </w:rPr>
           </w:pPr>
-          <w:hyperlink w:anchor="_Toc244008472" w:history="1">
+          <w:hyperlink w:anchor="_Toc244041992" w:history="1">
             <w:r>
               <w:rPr>
                 <w:rStyle w:val="Hyperlink"/>
                 <w:noProof/>
               </w:rPr>
-              <w:t>Table of Contents</w:t>
+              <w:t>CONTENTS</w:t>
             </w:r>
             <w:r>
               <w:rPr>
@@ -1155,7 +2659,7 @@
               <w:rPr>
                 <w:noProof/>
               </w:rPr>
-              <w:instrText xml:space="preserve"> PAGEREF _Toc244008472 \h </w:instrText>
+              <w:instrText xml:space="preserve"> PAGEREF _Toc244041992 \h </w:instrText>
             </w:r>
             <w:r>
               <w:rPr>
@@ -1172,7 +2676,7 @@
               <w:rPr>
                 <w:noProof/>
               </w:rPr>
-              <w:t>v</w:t>
+              <w:t>vii</w:t>
             </w:r>
             <w:r>
               <w:rPr>
@@ -1195,13 +2699,13 @@
               <w14:ligatures w14:val="standardContextual"/>
             </w:rPr>
           </w:pPr>
-          <w:hyperlink w:anchor="_Toc244008473" w:history="1">
+          <w:hyperlink w:anchor="_Toc244041993" w:history="1">
             <w:r>
               <w:rPr>
                 <w:rStyle w:val="Hyperlink"/>
                 <w:noProof/>
               </w:rPr>
-              <w:t>List of Abbreviations</w:t>
+              <w:t>LIST OF ABBREVIATIONS</w:t>
             </w:r>
             <w:r>
               <w:rPr>
@@ -1219,7 +2723,7 @@
               <w:rPr>
                 <w:noProof/>
               </w:rPr>
-              <w:instrText xml:space="preserve"> PAGEREF _Toc244008473 \h </w:instrText>
+              <w:instrText xml:space="preserve"> PAGEREF _Toc244041993 \h </w:instrText>
             </w:r>
             <w:r>
               <w:rPr>
@@ -1236,7 +2740,7 @@
               <w:rPr>
                 <w:noProof/>
               </w:rPr>
-              <w:t>vii</w:t>
+              <w:t>ix</w:t>
             </w:r>
             <w:r>
               <w:rPr>
@@ -1259,7 +2763,7 @@
               <w14:ligatures w14:val="standardContextual"/>
             </w:rPr>
           </w:pPr>
-          <w:hyperlink w:anchor="_Toc244008474" w:history="1">
+          <w:hyperlink w:anchor="_Toc244041994" w:history="1">
             <w:r>
               <w:rPr>
                 <w:rStyle w:val="Hyperlink"/>
@@ -1283,7 +2787,7 @@
               <w:rPr>
                 <w:noProof/>
               </w:rPr>
-              <w:instrText xml:space="preserve"> PAGEREF _Toc244008474 \h </w:instrText>
+              <w:instrText xml:space="preserve"> PAGEREF _Toc244041994 \h </w:instrText>
             </w:r>
             <w:r>
               <w:rPr>
@@ -1323,7 +2827,7 @@
               <w14:ligatures w14:val="standardContextual"/>
             </w:rPr>
           </w:pPr>
-          <w:hyperlink w:anchor="_Toc244008475" w:history="1">
+          <w:hyperlink w:anchor="_Toc244041995" w:history="1">
             <w:r>
               <w:rPr>
                 <w:rStyle w:val="Hyperlink"/>
@@ -1347,7 +2851,7 @@
               <w:rPr>
                 <w:noProof/>
               </w:rPr>
-              <w:instrText xml:space="preserve"> PAGEREF _Toc244008475 \h </w:instrText>
+              <w:instrText xml:space="preserve"> PAGEREF _Toc244041995 \h </w:instrText>
             </w:r>
             <w:r>
               <w:rPr>
@@ -1387,7 +2891,7 @@
               <w14:ligatures w14:val="standardContextual"/>
             </w:rPr>
           </w:pPr>
-          <w:hyperlink w:anchor="_Toc244008476" w:history="1">
+          <w:hyperlink w:anchor="_Toc244041996" w:history="1">
             <w:r>
               <w:rPr>
                 <w:rStyle w:val="Hyperlink"/>
@@ -1411,7 +2915,7 @@
               <w:rPr>
                 <w:noProof/>
               </w:rPr>
-              <w:instrText xml:space="preserve"> PAGEREF _Toc244008476 \h </w:instrText>
+              <w:instrText xml:space="preserve"> PAGEREF _Toc244041996 \h </w:instrText>
             </w:r>
             <w:r>
               <w:rPr>
@@ -1451,7 +2955,7 @@
               <w14:ligatures w14:val="standardContextual"/>
             </w:rPr>
           </w:pPr>
-          <w:hyperlink w:anchor="_Toc244008477" w:history="1">
+          <w:hyperlink w:anchor="_Toc244041997" w:history="1">
             <w:r>
               <w:rPr>
                 <w:rStyle w:val="Hyperlink"/>
@@ -1475,7 +2979,7 @@
               <w:rPr>
                 <w:noProof/>
               </w:rPr>
-              <w:instrText xml:space="preserve"> PAGEREF _Toc244008477 \h </w:instrText>
+              <w:instrText xml:space="preserve"> PAGEREF _Toc244041997 \h </w:instrText>
             </w:r>
             <w:r>
               <w:rPr>
@@ -1515,7 +3019,7 @@
               <w14:ligatures w14:val="standardContextual"/>
             </w:rPr>
           </w:pPr>
-          <w:hyperlink w:anchor="_Toc244008478" w:history="1">
+          <w:hyperlink w:anchor="_Toc244041998" w:history="1">
             <w:r>
               <w:rPr>
                 <w:rStyle w:val="Hyperlink"/>
@@ -1539,7 +3043,7 @@
               <w:rPr>
                 <w:noProof/>
               </w:rPr>
-              <w:instrText xml:space="preserve"> PAGEREF _Toc244008478 \h </w:instrText>
+              <w:instrText xml:space="preserve"> PAGEREF _Toc244041998 \h </w:instrText>
             </w:r>
             <w:r>
               <w:rPr>
@@ -1556,7 +3060,7 @@
               <w:rPr>
                 <w:noProof/>
               </w:rPr>
-              <w:t>1</w:t>
+              <w:t>2</w:t>
             </w:r>
             <w:r>
               <w:rPr>
@@ -1579,7 +3083,7 @@
               <w14:ligatures w14:val="standardContextual"/>
             </w:rPr>
           </w:pPr>
-          <w:hyperlink w:anchor="_Toc244008479" w:history="1">
+          <w:hyperlink w:anchor="_Toc244041999" w:history="1">
             <w:r>
               <w:rPr>
                 <w:rStyle w:val="Hyperlink"/>
@@ -1603,7 +3107,7 @@
               <w:rPr>
                 <w:noProof/>
               </w:rPr>
-              <w:instrText xml:space="preserve"> PAGEREF _Toc244008479 \h </w:instrText>
+              <w:instrText xml:space="preserve"> PAGEREF _Toc244041999 \h </w:instrText>
             </w:r>
             <w:r>
               <w:rPr>
@@ -1643,7 +3147,7 @@
               <w14:ligatures w14:val="standardContextual"/>
             </w:rPr>
           </w:pPr>
-          <w:hyperlink w:anchor="_Toc244008480" w:history="1">
+          <w:hyperlink w:anchor="_Toc244042000" w:history="1">
             <w:r>
               <w:rPr>
                 <w:rStyle w:val="Hyperlink"/>
@@ -1667,7 +3171,7 @@
               <w:rPr>
                 <w:noProof/>
               </w:rPr>
-              <w:instrText xml:space="preserve"> PAGEREF _Toc244008480 \h </w:instrText>
+              <w:instrText xml:space="preserve"> PAGEREF _Toc244042000 \h </w:instrText>
             </w:r>
             <w:r>
               <w:rPr>
@@ -1707,7 +3211,7 @@
               <w14:ligatures w14:val="standardContextual"/>
             </w:rPr>
           </w:pPr>
-          <w:hyperlink w:anchor="_Toc244008481" w:history="1">
+          <w:hyperlink w:anchor="_Toc244042001" w:history="1">
             <w:r>
               <w:rPr>
                 <w:rStyle w:val="Hyperlink"/>
@@ -1731,7 +3235,7 @@
               <w:rPr>
                 <w:noProof/>
               </w:rPr>
-              <w:instrText xml:space="preserve"> PAGEREF _Toc244008481 \h </w:instrText>
+              <w:instrText xml:space="preserve"> PAGEREF _Toc244042001 \h </w:instrText>
             </w:r>
             <w:r>
               <w:rPr>
@@ -1771,7 +3275,7 @@
               <w14:ligatures w14:val="standardContextual"/>
             </w:rPr>
           </w:pPr>
-          <w:hyperlink w:anchor="_Toc244008482" w:history="1">
+          <w:hyperlink w:anchor="_Toc244042002" w:history="1">
             <w:r>
               <w:rPr>
                 <w:rStyle w:val="Hyperlink"/>
@@ -1795,7 +3299,7 @@
               <w:rPr>
                 <w:noProof/>
               </w:rPr>
-              <w:instrText xml:space="preserve"> PAGEREF _Toc244008482 \h </w:instrText>
+              <w:instrText xml:space="preserve"> PAGEREF _Toc244042002 \h </w:instrText>
             </w:r>
             <w:r>
               <w:rPr>
@@ -1835,7 +3339,7 @@
               <w14:ligatures w14:val="standardContextual"/>
             </w:rPr>
           </w:pPr>
-          <w:hyperlink w:anchor="_Toc244008483" w:history="1">
+          <w:hyperlink w:anchor="_Toc244042003" w:history="1">
             <w:r>
               <w:rPr>
                 <w:rStyle w:val="Hyperlink"/>
@@ -1859,7 +3363,7 @@
               <w:rPr>
                 <w:noProof/>
               </w:rPr>
-              <w:instrText xml:space="preserve"> PAGEREF _Toc244008483 \h </w:instrText>
+              <w:instrText xml:space="preserve"> PAGEREF _Toc244042003 \h </w:instrText>
             </w:r>
             <w:r>
               <w:rPr>
@@ -1899,7 +3403,7 @@
               <w14:ligatures w14:val="standardContextual"/>
             </w:rPr>
           </w:pPr>
-          <w:hyperlink w:anchor="_Toc244008484" w:history="1">
+          <w:hyperlink w:anchor="_Toc244042004" w:history="1">
             <w:r>
               <w:rPr>
                 <w:rStyle w:val="Hyperlink"/>
@@ -1923,7 +3427,7 @@
               <w:rPr>
                 <w:noProof/>
               </w:rPr>
-              <w:instrText xml:space="preserve"> PAGEREF _Toc244008484 \h </w:instrText>
+              <w:instrText xml:space="preserve"> PAGEREF _Toc244042004 \h </w:instrText>
             </w:r>
             <w:r>
               <w:rPr>
@@ -1963,7 +3467,7 @@
               <w14:ligatures w14:val="standardContextual"/>
             </w:rPr>
           </w:pPr>
-          <w:hyperlink w:anchor="_Toc244008485" w:history="1">
+          <w:hyperlink w:anchor="_Toc244042005" w:history="1">
             <w:r>
               <w:rPr>
                 <w:rStyle w:val="Hyperlink"/>
@@ -1987,7 +3491,7 @@
               <w:rPr>
                 <w:noProof/>
               </w:rPr>
-              <w:instrText xml:space="preserve"> PAGEREF _Toc244008485 \h </w:instrText>
+              <w:instrText xml:space="preserve"> PAGEREF _Toc244042005 \h </w:instrText>
             </w:r>
             <w:r>
               <w:rPr>
@@ -2027,7 +3531,7 @@
               <w14:ligatures w14:val="standardContextual"/>
             </w:rPr>
           </w:pPr>
-          <w:hyperlink w:anchor="_Toc244008486" w:history="1">
+          <w:hyperlink w:anchor="_Toc244042006" w:history="1">
             <w:r>
               <w:rPr>
                 <w:rStyle w:val="Hyperlink"/>
@@ -2051,7 +3555,7 @@
               <w:rPr>
                 <w:noProof/>
               </w:rPr>
-              <w:instrText xml:space="preserve"> PAGEREF _Toc244008486 \h </w:instrText>
+              <w:instrText xml:space="preserve"> PAGEREF _Toc244042006 \h </w:instrText>
             </w:r>
             <w:r>
               <w:rPr>
@@ -2091,7 +3595,7 @@
               <w14:ligatures w14:val="standardContextual"/>
             </w:rPr>
           </w:pPr>
-          <w:hyperlink w:anchor="_Toc244008487" w:history="1">
+          <w:hyperlink w:anchor="_Toc244042007" w:history="1">
             <w:r>
               <w:rPr>
                 <w:rStyle w:val="Hyperlink"/>
@@ -2115,7 +3619,7 @@
               <w:rPr>
                 <w:noProof/>
               </w:rPr>
-              <w:instrText xml:space="preserve"> PAGEREF _Toc244008487 \h </w:instrText>
+              <w:instrText xml:space="preserve"> PAGEREF _Toc244042007 \h </w:instrText>
             </w:r>
             <w:r>
               <w:rPr>
@@ -2155,7 +3659,7 @@
               <w14:ligatures w14:val="standardContextual"/>
             </w:rPr>
           </w:pPr>
-          <w:hyperlink w:anchor="_Toc244008488" w:history="1">
+          <w:hyperlink w:anchor="_Toc244042008" w:history="1">
             <w:r>
               <w:rPr>
                 <w:rStyle w:val="Hyperlink"/>
@@ -2179,7 +3683,7 @@
               <w:rPr>
                 <w:noProof/>
               </w:rPr>
-              <w:instrText xml:space="preserve"> PAGEREF _Toc244008488 \h </w:instrText>
+              <w:instrText xml:space="preserve"> PAGEREF _Toc244042008 \h </w:instrText>
             </w:r>
             <w:r>
               <w:rPr>
@@ -2219,7 +3723,7 @@
               <w14:ligatures w14:val="standardContextual"/>
             </w:rPr>
           </w:pPr>
-          <w:hyperlink w:anchor="_Toc244008489" w:history="1">
+          <w:hyperlink w:anchor="_Toc244042009" w:history="1">
             <w:r>
               <w:rPr>
                 <w:rStyle w:val="Hyperlink"/>
@@ -2243,7 +3747,7 @@
               <w:rPr>
                 <w:noProof/>
               </w:rPr>
-              <w:instrText xml:space="preserve"> PAGEREF _Toc244008489 \h </w:instrText>
+              <w:instrText xml:space="preserve"> PAGEREF _Toc244042009 \h </w:instrText>
             </w:r>
             <w:r>
               <w:rPr>
@@ -2283,7 +3787,7 @@
               <w14:ligatures w14:val="standardContextual"/>
             </w:rPr>
           </w:pPr>
-          <w:hyperlink w:anchor="_Toc244008490" w:history="1">
+          <w:hyperlink w:anchor="_Toc244042010" w:history="1">
             <w:r>
               <w:rPr>
                 <w:rStyle w:val="Hyperlink"/>
@@ -2307,7 +3811,7 @@
               <w:rPr>
                 <w:noProof/>
               </w:rPr>
-              <w:instrText xml:space="preserve"> PAGEREF _Toc244008490 \h </w:instrText>
+              <w:instrText xml:space="preserve"> PAGEREF _Toc244042010 \h </w:instrText>
             </w:r>
             <w:r>
               <w:rPr>
@@ -2347,7 +3851,7 @@
               <w14:ligatures w14:val="standardContextual"/>
             </w:rPr>
           </w:pPr>
-          <w:hyperlink w:anchor="_Toc244008491" w:history="1">
+          <w:hyperlink w:anchor="_Toc244042011" w:history="1">
             <w:r>
               <w:rPr>
                 <w:rStyle w:val="Hyperlink"/>
@@ -2371,7 +3875,7 @@
               <w:rPr>
                 <w:noProof/>
               </w:rPr>
-              <w:instrText xml:space="preserve"> PAGEREF _Toc244008491 \h </w:instrText>
+              <w:instrText xml:space="preserve"> PAGEREF _Toc244042011 \h </w:instrText>
             </w:r>
             <w:r>
               <w:rPr>
@@ -2411,7 +3915,7 @@
               <w14:ligatures w14:val="standardContextual"/>
             </w:rPr>
           </w:pPr>
-          <w:hyperlink w:anchor="_Toc244008492" w:history="1">
+          <w:hyperlink w:anchor="_Toc244042012" w:history="1">
             <w:r>
               <w:rPr>
                 <w:rStyle w:val="Hyperlink"/>
@@ -2435,7 +3939,7 @@
               <w:rPr>
                 <w:noProof/>
               </w:rPr>
-              <w:instrText xml:space="preserve"> PAGEREF _Toc244008492 \h </w:instrText>
+              <w:instrText xml:space="preserve"> PAGEREF _Toc244042012 \h </w:instrText>
             </w:r>
             <w:r>
               <w:rPr>
@@ -2475,7 +3979,7 @@
               <w14:ligatures w14:val="standardContextual"/>
             </w:rPr>
           </w:pPr>
-          <w:hyperlink w:anchor="_Toc244008493" w:history="1">
+          <w:hyperlink w:anchor="_Toc244042013" w:history="1">
             <w:r>
               <w:rPr>
                 <w:rStyle w:val="Hyperlink"/>
@@ -2499,7 +4003,7 @@
               <w:rPr>
                 <w:noProof/>
               </w:rPr>
-              <w:instrText xml:space="preserve"> PAGEREF _Toc244008493 \h </w:instrText>
+              <w:instrText xml:space="preserve"> PAGEREF _Toc244042013 \h </w:instrText>
             </w:r>
             <w:r>
               <w:rPr>
@@ -2539,7 +4043,7 @@
               <w14:ligatures w14:val="standardContextual"/>
             </w:rPr>
           </w:pPr>
-          <w:hyperlink w:anchor="_Toc244008494" w:history="1">
+          <w:hyperlink w:anchor="_Toc244042014" w:history="1">
             <w:r>
               <w:rPr>
                 <w:rStyle w:val="Hyperlink"/>
@@ -2563,7 +4067,7 @@
               <w:rPr>
                 <w:noProof/>
               </w:rPr>
-              <w:instrText xml:space="preserve"> PAGEREF _Toc244008494 \h </w:instrText>
+              <w:instrText xml:space="preserve"> PAGEREF _Toc244042014 \h </w:instrText>
             </w:r>
             <w:r>
               <w:rPr>
@@ -2603,7 +4107,7 @@
               <w14:ligatures w14:val="standardContextual"/>
             </w:rPr>
           </w:pPr>
-          <w:hyperlink w:anchor="_Toc244008495" w:history="1">
+          <w:hyperlink w:anchor="_Toc244042015" w:history="1">
             <w:r>
               <w:rPr>
                 <w:rStyle w:val="Hyperlink"/>
@@ -2627,7 +4131,7 @@
               <w:rPr>
                 <w:noProof/>
               </w:rPr>
-              <w:instrText xml:space="preserve"> PAGEREF _Toc244008495 \h </w:instrText>
+              <w:instrText xml:space="preserve"> PAGEREF _Toc244042015 \h </w:instrText>
             </w:r>
             <w:r>
               <w:rPr>
@@ -2667,7 +4171,7 @@
               <w14:ligatures w14:val="standardContextual"/>
             </w:rPr>
           </w:pPr>
-          <w:hyperlink w:anchor="_Toc244008496" w:history="1">
+          <w:hyperlink w:anchor="_Toc244042016" w:history="1">
             <w:r>
               <w:rPr>
                 <w:rStyle w:val="Hyperlink"/>
@@ -2691,7 +4195,7 @@
               <w:rPr>
                 <w:noProof/>
               </w:rPr>
-              <w:instrText xml:space="preserve"> PAGEREF _Toc244008496 \h </w:instrText>
+              <w:instrText xml:space="preserve"> PAGEREF _Toc244042016 \h </w:instrText>
             </w:r>
             <w:r>
               <w:rPr>
@@ -2731,7 +4235,7 @@
               <w14:ligatures w14:val="standardContextual"/>
             </w:rPr>
           </w:pPr>
-          <w:hyperlink w:anchor="_Toc244008497" w:history="1">
+          <w:hyperlink w:anchor="_Toc244042017" w:history="1">
             <w:r>
               <w:rPr>
                 <w:rStyle w:val="Hyperlink"/>
@@ -2755,7 +4259,7 @@
               <w:rPr>
                 <w:noProof/>
               </w:rPr>
-              <w:instrText xml:space="preserve"> PAGEREF _Toc244008497 \h </w:instrText>
+              <w:instrText xml:space="preserve"> PAGEREF _Toc244042017 \h </w:instrText>
             </w:r>
             <w:r>
               <w:rPr>
@@ -2795,7 +4299,7 @@
               <w14:ligatures w14:val="standardContextual"/>
             </w:rPr>
           </w:pPr>
-          <w:hyperlink w:anchor="_Toc244008498" w:history="1">
+          <w:hyperlink w:anchor="_Toc244042018" w:history="1">
             <w:r>
               <w:rPr>
                 <w:rStyle w:val="Hyperlink"/>
@@ -2819,7 +4323,7 @@
               <w:rPr>
                 <w:noProof/>
               </w:rPr>
-              <w:instrText xml:space="preserve"> PAGEREF _Toc244008498 \h </w:instrText>
+              <w:instrText xml:space="preserve"> PAGEREF _Toc244042018 \h </w:instrText>
             </w:r>
             <w:r>
               <w:rPr>
@@ -2859,7 +4363,7 @@
               <w14:ligatures w14:val="standardContextual"/>
             </w:rPr>
           </w:pPr>
-          <w:hyperlink w:anchor="_Toc244008499" w:history="1">
+          <w:hyperlink w:anchor="_Toc244042019" w:history="1">
             <w:r>
               <w:rPr>
                 <w:rStyle w:val="Hyperlink"/>
@@ -2883,7 +4387,7 @@
               <w:rPr>
                 <w:noProof/>
               </w:rPr>
-              <w:instrText xml:space="preserve"> PAGEREF _Toc244008499 \h </w:instrText>
+              <w:instrText xml:space="preserve"> PAGEREF _Toc244042019 \h </w:instrText>
             </w:r>
             <w:r>
               <w:rPr>
@@ -2923,7 +4427,7 @@
               <w14:ligatures w14:val="standardContextual"/>
             </w:rPr>
           </w:pPr>
-          <w:hyperlink w:anchor="_Toc244008500" w:history="1">
+          <w:hyperlink w:anchor="_Toc244042020" w:history="1">
             <w:r>
               <w:rPr>
                 <w:rStyle w:val="Hyperlink"/>
@@ -2947,7 +4451,7 @@
               <w:rPr>
                 <w:noProof/>
               </w:rPr>
-              <w:instrText xml:space="preserve"> PAGEREF _Toc244008500 \h </w:instrText>
+              <w:instrText xml:space="preserve"> PAGEREF _Toc244042020 \h </w:instrText>
             </w:r>
             <w:r>
               <w:rPr>
@@ -2987,7 +4491,7 @@
               <w14:ligatures w14:val="standardContextual"/>
             </w:rPr>
           </w:pPr>
-          <w:hyperlink w:anchor="_Toc244008501" w:history="1">
+          <w:hyperlink w:anchor="_Toc244042021" w:history="1">
             <w:r>
               <w:rPr>
                 <w:rStyle w:val="Hyperlink"/>
@@ -3011,7 +4515,7 @@
               <w:rPr>
                 <w:noProof/>
               </w:rPr>
-              <w:instrText xml:space="preserve"> PAGEREF _Toc244008501 \h </w:instrText>
+              <w:instrText xml:space="preserve"> PAGEREF _Toc244042021 \h </w:instrText>
             </w:r>
             <w:r>
               <w:rPr>
@@ -3051,7 +4555,7 @@
               <w14:ligatures w14:val="standardContextual"/>
             </w:rPr>
           </w:pPr>
-          <w:hyperlink w:anchor="_Toc244008502" w:history="1">
+          <w:hyperlink w:anchor="_Toc244042022" w:history="1">
             <w:r>
               <w:rPr>
                 <w:rStyle w:val="Hyperlink"/>
@@ -3075,7 +4579,7 @@
               <w:rPr>
                 <w:noProof/>
               </w:rPr>
-              <w:instrText xml:space="preserve"> PAGEREF _Toc244008502 \h </w:instrText>
+              <w:instrText xml:space="preserve"> PAGEREF _Toc244042022 \h </w:instrText>
             </w:r>
             <w:r>
               <w:rPr>
@@ -3115,7 +4619,7 @@
               <w14:ligatures w14:val="standardContextual"/>
             </w:rPr>
           </w:pPr>
-          <w:hyperlink w:anchor="_Toc244008503" w:history="1">
+          <w:hyperlink w:anchor="_Toc244042023" w:history="1">
             <w:r>
               <w:rPr>
                 <w:rStyle w:val="Hyperlink"/>
@@ -3139,7 +4643,7 @@
               <w:rPr>
                 <w:noProof/>
               </w:rPr>
-              <w:instrText xml:space="preserve"> PAGEREF _Toc244008503 \h </w:instrText>
+              <w:instrText xml:space="preserve"> PAGEREF _Toc244042023 \h </w:instrText>
             </w:r>
             <w:r>
               <w:rPr>
@@ -3179,7 +4683,7 @@
               <w14:ligatures w14:val="standardContextual"/>
             </w:rPr>
           </w:pPr>
-          <w:hyperlink w:anchor="_Toc244008504" w:history="1">
+          <w:hyperlink w:anchor="_Toc244042024" w:history="1">
             <w:r>
               <w:rPr>
                 <w:rStyle w:val="Hyperlink"/>
@@ -3203,7 +4707,7 @@
               <w:rPr>
                 <w:noProof/>
               </w:rPr>
-              <w:instrText xml:space="preserve"> PAGEREF _Toc244008504 \h </w:instrText>
+              <w:instrText xml:space="preserve"> PAGEREF _Toc244042024 \h </w:instrText>
             </w:r>
             <w:r>
               <w:rPr>
@@ -3243,7 +4747,7 @@
               <w14:ligatures w14:val="standardContextual"/>
             </w:rPr>
           </w:pPr>
-          <w:hyperlink w:anchor="_Toc244008505" w:history="1">
+          <w:hyperlink w:anchor="_Toc244042025" w:history="1">
             <w:r>
               <w:rPr>
                 <w:rStyle w:val="Hyperlink"/>
@@ -3267,7 +4771,7 @@
               <w:rPr>
                 <w:noProof/>
               </w:rPr>
-              <w:instrText xml:space="preserve"> PAGEREF _Toc244008505 \h </w:instrText>
+              <w:instrText xml:space="preserve"> PAGEREF _Toc244042025 \h </w:instrText>
             </w:r>
             <w:r>
               <w:rPr>
@@ -3307,7 +4811,7 @@
               <w14:ligatures w14:val="standardContextual"/>
             </w:rPr>
           </w:pPr>
-          <w:hyperlink w:anchor="_Toc244008506" w:history="1">
+          <w:hyperlink w:anchor="_Toc244042026" w:history="1">
             <w:r>
               <w:rPr>
                 <w:rStyle w:val="Hyperlink"/>
@@ -3331,7 +4835,7 @@
               <w:rPr>
                 <w:noProof/>
               </w:rPr>
-              <w:instrText xml:space="preserve"> PAGEREF _Toc244008506 \h </w:instrText>
+              <w:instrText xml:space="preserve"> PAGEREF _Toc244042026 \h </w:instrText>
             </w:r>
             <w:r>
               <w:rPr>
@@ -3371,7 +4875,7 @@
               <w14:ligatures w14:val="standardContextual"/>
             </w:rPr>
           </w:pPr>
-          <w:hyperlink w:anchor="_Toc244008507" w:history="1">
+          <w:hyperlink w:anchor="_Toc244042027" w:history="1">
             <w:r>
               <w:rPr>
                 <w:rStyle w:val="Hyperlink"/>
@@ -3395,7 +4899,7 @@
               <w:rPr>
                 <w:noProof/>
               </w:rPr>
-              <w:instrText xml:space="preserve"> PAGEREF _Toc244008507 \h </w:instrText>
+              <w:instrText xml:space="preserve"> PAGEREF _Toc244042027 \h </w:instrText>
             </w:r>
             <w:r>
               <w:rPr>
@@ -3435,7 +4939,7 @@
               <w14:ligatures w14:val="standardContextual"/>
             </w:rPr>
           </w:pPr>
-          <w:hyperlink w:anchor="_Toc244008508" w:history="1">
+          <w:hyperlink w:anchor="_Toc244042028" w:history="1">
             <w:r>
               <w:rPr>
                 <w:rStyle w:val="Hyperlink"/>
@@ -3459,7 +4963,7 @@
               <w:rPr>
                 <w:noProof/>
               </w:rPr>
-              <w:instrText xml:space="preserve"> PAGEREF _Toc244008508 \h </w:instrText>
+              <w:instrText xml:space="preserve"> PAGEREF _Toc244042028 \h </w:instrText>
             </w:r>
             <w:r>
               <w:rPr>
@@ -3499,7 +5003,7 @@
               <w14:ligatures w14:val="standardContextual"/>
             </w:rPr>
           </w:pPr>
-          <w:hyperlink w:anchor="_Toc244008509" w:history="1">
+          <w:hyperlink w:anchor="_Toc244042029" w:history="1">
             <w:r>
               <w:rPr>
                 <w:rStyle w:val="Hyperlink"/>
@@ -3523,7 +5027,7 @@
               <w:rPr>
                 <w:noProof/>
               </w:rPr>
-              <w:instrText xml:space="preserve"> PAGEREF _Toc244008509 \h </w:instrText>
+              <w:instrText xml:space="preserve"> PAGEREF _Toc244042029 \h </w:instrText>
             </w:r>
             <w:r>
               <w:rPr>
@@ -3563,7 +5067,7 @@
               <w14:ligatures w14:val="standardContextual"/>
             </w:rPr>
           </w:pPr>
-          <w:hyperlink w:anchor="_Toc244008510" w:history="1">
+          <w:hyperlink w:anchor="_Toc244042030" w:history="1">
             <w:r>
               <w:rPr>
                 <w:rStyle w:val="Hyperlink"/>
@@ -3587,7 +5091,7 @@
               <w:rPr>
                 <w:noProof/>
               </w:rPr>
-              <w:instrText xml:space="preserve"> PAGEREF _Toc244008510 \h </w:instrText>
+              <w:instrText xml:space="preserve"> PAGEREF _Toc244042030 \h </w:instrText>
             </w:r>
             <w:r>
               <w:rPr>
@@ -3627,7 +5131,7 @@
               <w14:ligatures w14:val="standardContextual"/>
             </w:rPr>
           </w:pPr>
-          <w:hyperlink w:anchor="_Toc244008511" w:history="1">
+          <w:hyperlink w:anchor="_Toc244042031" w:history="1">
             <w:r>
               <w:rPr>
                 <w:rStyle w:val="Hyperlink"/>
@@ -3651,7 +5155,7 @@
               <w:rPr>
                 <w:noProof/>
               </w:rPr>
-              <w:instrText xml:space="preserve"> PAGEREF _Toc244008511 \h </w:instrText>
+              <w:instrText xml:space="preserve"> PAGEREF _Toc244042031 \h </w:instrText>
             </w:r>
             <w:r>
               <w:rPr>
@@ -3691,7 +5195,7 @@
               <w14:ligatures w14:val="standardContextual"/>
             </w:rPr>
           </w:pPr>
-          <w:hyperlink w:anchor="_Toc244008512" w:history="1">
+          <w:hyperlink w:anchor="_Toc244042032" w:history="1">
             <w:r>
               <w:rPr>
                 <w:rStyle w:val="Hyperlink"/>
@@ -3715,7 +5219,7 @@
               <w:rPr>
                 <w:noProof/>
               </w:rPr>
-              <w:instrText xml:space="preserve"> PAGEREF _Toc244008512 \h </w:instrText>
+              <w:instrText xml:space="preserve"> PAGEREF _Toc244042032 \h </w:instrText>
             </w:r>
             <w:r>
               <w:rPr>
@@ -3755,7 +5259,7 @@
               <w14:ligatures w14:val="standardContextual"/>
             </w:rPr>
           </w:pPr>
-          <w:hyperlink w:anchor="_Toc244008513" w:history="1">
+          <w:hyperlink w:anchor="_Toc244042033" w:history="1">
             <w:r>
               <w:rPr>
                 <w:rStyle w:val="Hyperlink"/>
@@ -3779,7 +5283,7 @@
               <w:rPr>
                 <w:noProof/>
               </w:rPr>
-              <w:instrText xml:space="preserve"> PAGEREF _Toc244008513 \h </w:instrText>
+              <w:instrText xml:space="preserve"> PAGEREF _Toc244042033 \h </w:instrText>
             </w:r>
             <w:r>
               <w:rPr>
@@ -3819,7 +5323,7 @@
               <w14:ligatures w14:val="standardContextual"/>
             </w:rPr>
           </w:pPr>
-          <w:hyperlink w:anchor="_Toc244008514" w:history="1">
+          <w:hyperlink w:anchor="_Toc244042034" w:history="1">
             <w:r>
               <w:rPr>
                 <w:rStyle w:val="Hyperlink"/>
@@ -3843,7 +5347,7 @@
               <w:rPr>
                 <w:noProof/>
               </w:rPr>
-              <w:instrText xml:space="preserve"> PAGEREF _Toc244008514 \h </w:instrText>
+              <w:instrText xml:space="preserve"> PAGEREF _Toc244042034 \h </w:instrText>
             </w:r>
             <w:r>
               <w:rPr>
@@ -3883,7 +5387,7 @@
               <w14:ligatures w14:val="standardContextual"/>
             </w:rPr>
           </w:pPr>
-          <w:hyperlink w:anchor="_Toc244008515" w:history="1">
+          <w:hyperlink w:anchor="_Toc244042035" w:history="1">
             <w:r>
               <w:rPr>
                 <w:rStyle w:val="Hyperlink"/>
@@ -3907,7 +5411,7 @@
               <w:rPr>
                 <w:noProof/>
               </w:rPr>
-              <w:instrText xml:space="preserve"> PAGEREF _Toc244008515 \h </w:instrText>
+              <w:instrText xml:space="preserve"> PAGEREF _Toc244042035 \h </w:instrText>
             </w:r>
             <w:r>
               <w:rPr>
@@ -3947,7 +5451,7 @@
               <w14:ligatures w14:val="standardContextual"/>
             </w:rPr>
           </w:pPr>
-          <w:hyperlink w:anchor="_Toc244008516" w:history="1">
+          <w:hyperlink w:anchor="_Toc244042036" w:history="1">
             <w:r>
               <w:rPr>
                 <w:rStyle w:val="Hyperlink"/>
@@ -3971,7 +5475,7 @@
               <w:rPr>
                 <w:noProof/>
               </w:rPr>
-              <w:instrText xml:space="preserve"> PAGEREF _Toc244008516 \h </w:instrText>
+              <w:instrText xml:space="preserve"> PAGEREF _Toc244042036 \h </w:instrText>
             </w:r>
             <w:r>
               <w:rPr>
@@ -4011,7 +5515,7 @@
               <w14:ligatures w14:val="standardContextual"/>
             </w:rPr>
           </w:pPr>
-          <w:hyperlink w:anchor="_Toc244008517" w:history="1">
+          <w:hyperlink w:anchor="_Toc244042037" w:history="1">
             <w:r>
               <w:rPr>
                 <w:rStyle w:val="Hyperlink"/>
@@ -4035,7 +5539,7 @@
               <w:rPr>
                 <w:noProof/>
               </w:rPr>
-              <w:instrText xml:space="preserve"> PAGEREF _Toc244008517 \h </w:instrText>
+              <w:instrText xml:space="preserve"> PAGEREF _Toc244042037 \h </w:instrText>
             </w:r>
             <w:r>
               <w:rPr>
@@ -4075,7 +5579,7 @@
               <w14:ligatures w14:val="standardContextual"/>
             </w:rPr>
           </w:pPr>
-          <w:hyperlink w:anchor="_Toc244008518" w:history="1">
+          <w:hyperlink w:anchor="_Toc244042038" w:history="1">
             <w:r>
               <w:rPr>
                 <w:rStyle w:val="Hyperlink"/>
@@ -4099,7 +5603,7 @@
               <w:rPr>
                 <w:noProof/>
               </w:rPr>
-              <w:instrText xml:space="preserve"> PAGEREF _Toc244008518 \h </w:instrText>
+              <w:instrText xml:space="preserve"> PAGEREF _Toc244042038 \h </w:instrText>
             </w:r>
             <w:r>
               <w:rPr>
@@ -4139,7 +5643,7 @@
               <w14:ligatures w14:val="standardContextual"/>
             </w:rPr>
           </w:pPr>
-          <w:hyperlink w:anchor="_Toc244008519" w:history="1">
+          <w:hyperlink w:anchor="_Toc244042039" w:history="1">
             <w:r>
               <w:rPr>
                 <w:rStyle w:val="Hyperlink"/>
@@ -4163,7 +5667,7 @@
               <w:rPr>
                 <w:noProof/>
               </w:rPr>
-              <w:instrText xml:space="preserve"> PAGEREF _Toc244008519 \h </w:instrText>
+              <w:instrText xml:space="preserve"> PAGEREF _Toc244042039 \h </w:instrText>
             </w:r>
             <w:r>
               <w:rPr>
@@ -4203,7 +5707,7 @@
               <w14:ligatures w14:val="standardContextual"/>
             </w:rPr>
           </w:pPr>
-          <w:hyperlink w:anchor="_Toc244008520" w:history="1">
+          <w:hyperlink w:anchor="_Toc244042040" w:history="1">
             <w:r>
               <w:rPr>
                 <w:rStyle w:val="Hyperlink"/>
@@ -4227,7 +5731,7 @@
               <w:rPr>
                 <w:noProof/>
               </w:rPr>
-              <w:instrText xml:space="preserve"> PAGEREF _Toc244008520 \h </w:instrText>
+              <w:instrText xml:space="preserve"> PAGEREF _Toc244042040 \h </w:instrText>
             </w:r>
             <w:r>
               <w:rPr>
@@ -4267,7 +5771,7 @@
               <w14:ligatures w14:val="standardContextual"/>
             </w:rPr>
           </w:pPr>
-          <w:hyperlink w:anchor="_Toc244008521" w:history="1">
+          <w:hyperlink w:anchor="_Toc244042041" w:history="1">
             <w:r>
               <w:rPr>
                 <w:rStyle w:val="Hyperlink"/>
@@ -4291,7 +5795,7 @@
               <w:rPr>
                 <w:noProof/>
               </w:rPr>
-              <w:instrText xml:space="preserve"> PAGEREF _Toc244008521 \h </w:instrText>
+              <w:instrText xml:space="preserve"> PAGEREF _Toc244042041 \h </w:instrText>
             </w:r>
             <w:r>
               <w:rPr>
@@ -4331,7 +5835,7 @@
               <w14:ligatures w14:val="standardContextual"/>
             </w:rPr>
           </w:pPr>
-          <w:hyperlink w:anchor="_Toc244008522" w:history="1">
+          <w:hyperlink w:anchor="_Toc244042042" w:history="1">
             <w:r>
               <w:rPr>
                 <w:rStyle w:val="Hyperlink"/>
@@ -4355,7 +5859,7 @@
               <w:rPr>
                 <w:noProof/>
               </w:rPr>
-              <w:instrText xml:space="preserve"> PAGEREF _Toc244008522 \h </w:instrText>
+              <w:instrText xml:space="preserve"> PAGEREF _Toc244042042 \h </w:instrText>
             </w:r>
             <w:r>
               <w:rPr>
@@ -4395,7 +5899,7 @@
               <w14:ligatures w14:val="standardContextual"/>
             </w:rPr>
           </w:pPr>
-          <w:hyperlink w:anchor="_Toc244008523" w:history="1">
+          <w:hyperlink w:anchor="_Toc244042043" w:history="1">
             <w:r>
               <w:rPr>
                 <w:rStyle w:val="Hyperlink"/>
@@ -4419,7 +5923,7 @@
               <w:rPr>
                 <w:noProof/>
               </w:rPr>
-              <w:instrText xml:space="preserve"> PAGEREF _Toc244008523 \h </w:instrText>
+              <w:instrText xml:space="preserve"> PAGEREF _Toc244042043 \h </w:instrText>
             </w:r>
             <w:r>
               <w:rPr>
@@ -4459,7 +5963,7 @@
               <w14:ligatures w14:val="standardContextual"/>
             </w:rPr>
           </w:pPr>
-          <w:hyperlink w:anchor="_Toc244008524" w:history="1">
+          <w:hyperlink w:anchor="_Toc244042044" w:history="1">
             <w:r>
               <w:rPr>
                 <w:rStyle w:val="Hyperlink"/>
@@ -4483,7 +5987,7 @@
               <w:rPr>
                 <w:noProof/>
               </w:rPr>
-              <w:instrText xml:space="preserve"> PAGEREF _Toc244008524 \h </w:instrText>
+              <w:instrText xml:space="preserve"> PAGEREF _Toc244042044 \h </w:instrText>
             </w:r>
             <w:r>
               <w:rPr>
@@ -4523,7 +6027,7 @@
               <w14:ligatures w14:val="standardContextual"/>
             </w:rPr>
           </w:pPr>
-          <w:hyperlink w:anchor="_Toc244008525" w:history="1">
+          <w:hyperlink w:anchor="_Toc244042045" w:history="1">
             <w:r>
               <w:rPr>
                 <w:rStyle w:val="Hyperlink"/>
@@ -4547,7 +6051,7 @@
               <w:rPr>
                 <w:noProof/>
               </w:rPr>
-              <w:instrText xml:space="preserve"> PAGEREF _Toc244008525 \h </w:instrText>
+              <w:instrText xml:space="preserve"> PAGEREF _Toc244042045 \h </w:instrText>
             </w:r>
             <w:r>
               <w:rPr>
@@ -4587,7 +6091,7 @@
               <w14:ligatures w14:val="standardContextual"/>
             </w:rPr>
           </w:pPr>
-          <w:hyperlink w:anchor="_Toc244008526" w:history="1">
+          <w:hyperlink w:anchor="_Toc244042046" w:history="1">
             <w:r>
               <w:rPr>
                 <w:rStyle w:val="Hyperlink"/>
@@ -4611,7 +6115,7 @@
               <w:rPr>
                 <w:noProof/>
               </w:rPr>
-              <w:instrText xml:space="preserve"> PAGEREF _Toc244008526 \h </w:instrText>
+              <w:instrText xml:space="preserve"> PAGEREF _Toc244042046 \h </w:instrText>
             </w:r>
             <w:r>
               <w:rPr>
@@ -4651,7 +6155,7 @@
               <w14:ligatures w14:val="standardContextual"/>
             </w:rPr>
           </w:pPr>
-          <w:hyperlink w:anchor="_Toc244008527" w:history="1">
+          <w:hyperlink w:anchor="_Toc244042047" w:history="1">
             <w:r>
               <w:rPr>
                 <w:rStyle w:val="Hyperlink"/>
@@ -4675,7 +6179,7 @@
               <w:rPr>
                 <w:noProof/>
               </w:rPr>
-              <w:instrText xml:space="preserve"> PAGEREF _Toc244008527 \h </w:instrText>
+              <w:instrText xml:space="preserve"> PAGEREF _Toc244042047 \h </w:instrText>
             </w:r>
             <w:r>
               <w:rPr>
@@ -4715,7 +6219,7 @@
               <w14:ligatures w14:val="standardContextual"/>
             </w:rPr>
           </w:pPr>
-          <w:hyperlink w:anchor="_Toc244008528" w:history="1">
+          <w:hyperlink w:anchor="_Toc244042048" w:history="1">
             <w:r>
               <w:rPr>
                 <w:rStyle w:val="Hyperlink"/>
@@ -4739,7 +6243,7 @@
               <w:rPr>
                 <w:noProof/>
               </w:rPr>
-              <w:instrText xml:space="preserve"> PAGEREF _Toc244008528 \h </w:instrText>
+              <w:instrText xml:space="preserve"> PAGEREF _Toc244042048 \h </w:instrText>
             </w:r>
             <w:r>
               <w:rPr>
@@ -4779,7 +6283,7 @@
               <w14:ligatures w14:val="standardContextual"/>
             </w:rPr>
           </w:pPr>
-          <w:hyperlink w:anchor="_Toc244008529" w:history="1">
+          <w:hyperlink w:anchor="_Toc244042049" w:history="1">
             <w:r>
               <w:rPr>
                 <w:rStyle w:val="Hyperlink"/>
@@ -4803,7 +6307,7 @@
               <w:rPr>
                 <w:noProof/>
               </w:rPr>
-              <w:instrText xml:space="preserve"> PAGEREF _Toc244008529 \h </w:instrText>
+              <w:instrText xml:space="preserve"> PAGEREF _Toc244042049 \h </w:instrText>
             </w:r>
             <w:r>
               <w:rPr>
@@ -4843,7 +6347,7 @@
               <w14:ligatures w14:val="standardContextual"/>
             </w:rPr>
           </w:pPr>
-          <w:hyperlink w:anchor="_Toc244008530" w:history="1">
+          <w:hyperlink w:anchor="_Toc244042050" w:history="1">
             <w:r>
               <w:rPr>
                 <w:rStyle w:val="Hyperlink"/>
@@ -4867,7 +6371,7 @@
               <w:rPr>
                 <w:noProof/>
               </w:rPr>
-              <w:instrText xml:space="preserve"> PAGEREF _Toc244008530 \h </w:instrText>
+              <w:instrText xml:space="preserve"> PAGEREF _Toc244042050 \h </w:instrText>
             </w:r>
             <w:r>
               <w:rPr>
@@ -4907,7 +6411,7 @@
               <w14:ligatures w14:val="standardContextual"/>
             </w:rPr>
           </w:pPr>
-          <w:hyperlink w:anchor="_Toc244008531" w:history="1">
+          <w:hyperlink w:anchor="_Toc244042051" w:history="1">
             <w:r>
               <w:rPr>
                 <w:rStyle w:val="Hyperlink"/>
@@ -4931,7 +6435,7 @@
               <w:rPr>
                 <w:noProof/>
               </w:rPr>
-              <w:instrText xml:space="preserve"> PAGEREF _Toc244008531 \h </w:instrText>
+              <w:instrText xml:space="preserve"> PAGEREF _Toc244042051 \h </w:instrText>
             </w:r>
             <w:r>
               <w:rPr>
@@ -4971,7 +6475,7 @@
               <w14:ligatures w14:val="standardContextual"/>
             </w:rPr>
           </w:pPr>
-          <w:hyperlink w:anchor="_Toc244008532" w:history="1">
+          <w:hyperlink w:anchor="_Toc244042052" w:history="1">
             <w:r>
               <w:rPr>
                 <w:rStyle w:val="Hyperlink"/>
@@ -4995,7 +6499,7 @@
               <w:rPr>
                 <w:noProof/>
               </w:rPr>
-              <w:instrText xml:space="preserve"> PAGEREF _Toc244008532 \h </w:instrText>
+              <w:instrText xml:space="preserve"> PAGEREF _Toc244042052 \h </w:instrText>
             </w:r>
             <w:r>
               <w:rPr>
@@ -5035,7 +6539,7 @@
               <w14:ligatures w14:val="standardContextual"/>
             </w:rPr>
           </w:pPr>
-          <w:hyperlink w:anchor="_Toc244008533" w:history="1">
+          <w:hyperlink w:anchor="_Toc244042053" w:history="1">
             <w:r>
               <w:rPr>
                 <w:rStyle w:val="Hyperlink"/>
@@ -5059,7 +6563,7 @@
               <w:rPr>
                 <w:noProof/>
               </w:rPr>
-              <w:instrText xml:space="preserve"> PAGEREF _Toc244008533 \h </w:instrText>
+              <w:instrText xml:space="preserve"> PAGEREF _Toc244042053 \h </w:instrText>
             </w:r>
             <w:r>
               <w:rPr>
@@ -5099,7 +6603,7 @@
               <w14:ligatures w14:val="standardContextual"/>
             </w:rPr>
           </w:pPr>
-          <w:hyperlink w:anchor="_Toc244008534" w:history="1">
+          <w:hyperlink w:anchor="_Toc244042054" w:history="1">
             <w:r>
               <w:rPr>
                 <w:rStyle w:val="Hyperlink"/>
@@ -5123,7 +6627,7 @@
               <w:rPr>
                 <w:noProof/>
               </w:rPr>
-              <w:instrText xml:space="preserve"> PAGEREF _Toc244008534 \h </w:instrText>
+              <w:instrText xml:space="preserve"> PAGEREF _Toc244042054 \h </w:instrText>
             </w:r>
             <w:r>
               <w:rPr>
@@ -5158,24 +6662,6 @@
       </w:sdtContent>
     </w:sdt>
     <w:p>
-      <w:pPr>
-        <w:spacing w:after="120" w:line="360" w:lineRule="auto"/>
-      </w:pPr>
-      <w:r>
-        <w:t xml:space="preserve">(If page numbers are not shown, right-click the table and choose </w:t>
-      </w:r>
-      <w:r>
-        <w:rPr>
-          <w:b/>
-          <w:bCs/>
-        </w:rPr>
-        <w:t>Update Field</w:t>
-      </w:r>
-      <w:r>
-        <w:t>.)</w:t>
-      </w:r>
-    </w:p>
-    <w:p>
       <w:r>
         <w:br w:type="page"/>
       </w:r>
@@ -5184,9 +6670,9 @@
       <w:pPr>
         <w:pStyle w:val="Heading1"/>
       </w:pPr>
-      <w:bookmarkStart w:id="5" w:name="_Toc244008473"/>
-      <w:r>
-        <w:t>List of Abbreviations</w:t>
+      <w:bookmarkStart w:id="5" w:name="_Toc244041993"/>
+      <w:r>
+        <w:t>LIST OF ABBREVIATIONS</w:t>
       </w:r>
       <w:bookmarkEnd w:id="5"/>
     </w:p>
@@ -6363,7 +7849,7 @@
     <w:p>
       <w:pPr>
         <w:sectPr>
-          <w:footerReference w:type="default" r:id="rId7"/>
+          <w:footerReference w:type="default" r:id="rId9"/>
           <w:pgSz w:w="11906" w:h="16838"/>
           <w:pgMar w:top="1440" w:right="1440" w:bottom="1440" w:left="1800" w:header="708" w:footer="708" w:gutter="0"/>
           <w:pgNumType w:fmt="lowerRoman" w:start="1"/>
@@ -6376,7 +7862,7 @@
       <w:pPr>
         <w:pStyle w:val="Heading1"/>
       </w:pPr>
-      <w:bookmarkStart w:id="6" w:name="_Toc244008474"/>
+      <w:bookmarkStart w:id="6" w:name="_Toc244041994"/>
       <w:r>
         <w:t>Chapter 1: Introduction</w:t>
       </w:r>
@@ -6386,7 +7872,7 @@
       <w:pPr>
         <w:pStyle w:val="Heading2"/>
       </w:pPr>
-      <w:bookmarkStart w:id="7" w:name="_Toc244008475"/>
+      <w:bookmarkStart w:id="7" w:name="_Toc244041995"/>
       <w:r>
         <w:t>1.1 Background</w:t>
       </w:r>
@@ -6417,7 +7903,7 @@
       <w:pPr>
         <w:pStyle w:val="Heading2"/>
       </w:pPr>
-      <w:bookmarkStart w:id="8" w:name="_Toc244008476"/>
+      <w:bookmarkStart w:id="8" w:name="_Toc244041996"/>
       <w:r>
         <w:t>1.2 About the Organisation</w:t>
       </w:r>
@@ -6428,23 +7914,34 @@
         <w:spacing w:after="120" w:line="360" w:lineRule="auto"/>
         <w:jc w:val="both"/>
       </w:pPr>
+      <w:r>
+        <w:t>Niva Bupa Health Insurance Company Limited (formerly Max Bupa Health Insurance Company Limited, IRDAI Registration No. 145) is a standalone health insurer headquartered in Gurugram, Haryana. It offers retail and group health insurance, including the ReAssure family of products. Health claims are its core operation, so the speed and consistency of claim decisions matter directly to its customers.</w:t>
+      </w:r>
+    </w:p>
+    <w:p>
+      <w:pPr>
+        <w:spacing w:after="120" w:line="360" w:lineRule="auto"/>
+        <w:jc w:val="both"/>
+      </w:pPr>
+      <w:r>
+        <w:t xml:space="preserve">I interned in the </w:t>
+      </w:r>
       <w:r>
         <w:rPr>
           <w:b/>
           <w:bCs/>
-          <w:highlight w:val="yellow"/>
         </w:rPr>
-        <w:t>[ORGANISATION NAME]</w:t>
-      </w:r>
-      <w:r>
-        <w:t xml:space="preserve"> is [ONE OR TWO SENTENCES ABOUT THE ORGANISATION: WHAT IT DOES, ITS CLIENTS AND YOUR TEAM]. During my training I worked with the policy automation team on the Claims 2.0 programme for the ReAssure 3.0 product, whose goal is AI-first auto-adjudication of health claims.</w:t>
+        <w:t>IT Applications</w:t>
+      </w:r>
+      <w:r>
+        <w:t xml:space="preserve"> team at the Gurugram head office from 20 May 2026 to 20 July 2026, under the guidance of my reporting managers, Sudhanshu Jain and Rajat Gupta. The project was part of the Claims 2.0 programme for the ReAssure 3.0 product, whose goal is AI-first auto-adjudication of health claims.</w:t>
       </w:r>
     </w:p>
     <w:p>
       <w:pPr>
         <w:pStyle w:val="Heading2"/>
       </w:pPr>
-      <w:bookmarkStart w:id="9" w:name="_Toc244008477"/>
+      <w:bookmarkStart w:id="9" w:name="_Toc244041997"/>
       <w:r>
         <w:t>1.3 Problem Statement</w:t>
       </w:r>
@@ -6463,7 +7960,7 @@
       <w:pPr>
         <w:pStyle w:val="Heading2"/>
       </w:pPr>
-      <w:bookmarkStart w:id="10" w:name="_Toc244008478"/>
+      <w:bookmarkStart w:id="10" w:name="_Toc244041998"/>
       <w:r>
         <w:t>1.4 Objectives</w:t>
       </w:r>
@@ -6571,7 +8068,7 @@
       <w:pPr>
         <w:pStyle w:val="Heading2"/>
       </w:pPr>
-      <w:bookmarkStart w:id="11" w:name="_Toc244008479"/>
+      <w:bookmarkStart w:id="11" w:name="_Toc244041999"/>
       <w:r>
         <w:t>1.5 Scope</w:t>
       </w:r>
@@ -6593,7 +8090,7 @@
       <w:pPr>
         <w:pStyle w:val="Heading2"/>
       </w:pPr>
-      <w:bookmarkStart w:id="12" w:name="_Toc244008480"/>
+      <w:bookmarkStart w:id="12" w:name="_Toc244042000"/>
       <w:r>
         <w:t>1.6 Organisation of the Report</w:t>
       </w:r>
@@ -6617,7 +8114,7 @@
       <w:pPr>
         <w:pStyle w:val="Heading1"/>
       </w:pPr>
-      <w:bookmarkStart w:id="13" w:name="_Toc244008481"/>
+      <w:bookmarkStart w:id="13" w:name="_Toc244042001"/>
       <w:r>
         <w:t>Chapter 2: Domain Study and Literature Review</w:t>
       </w:r>
@@ -6627,7 +8124,7 @@
       <w:pPr>
         <w:pStyle w:val="Heading2"/>
       </w:pPr>
-      <w:bookmarkStart w:id="14" w:name="_Toc244008482"/>
+      <w:bookmarkStart w:id="14" w:name="_Toc244042002"/>
       <w:r>
         <w:t>2.1 The Health Claim Lifecycle</w:t>
       </w:r>
@@ -6649,7 +8146,7 @@
       <w:pPr>
         <w:pStyle w:val="Heading2"/>
       </w:pPr>
-      <w:bookmarkStart w:id="15" w:name="_Toc244008483"/>
+      <w:bookmarkStart w:id="15" w:name="_Toc244042003"/>
       <w:r>
         <w:t>2.2 Policy Concepts the Engine Implements</w:t>
       </w:r>
@@ -6657,16 +8154,16 @@
     </w:p>
     <w:p>
       <w:pPr>
+        <w:pStyle w:val="TableCaption"/>
         <w:keepNext/>
         <w:spacing w:before="160" w:after="80"/>
         <w:jc w:val="center"/>
       </w:pPr>
+      <w:bookmarkStart w:id="16" w:name="_Toc244041975"/>
       <w:r>
         <w:rPr>
           <w:b/>
           <w:bCs/>
-          <w:sz w:val="20"/>
-          <w:szCs w:val="20"/>
         </w:rPr>
         <w:t xml:space="preserve">Table 2.1: </w:t>
       </w:r>
@@ -6674,11 +8171,10 @@
         <w:rPr>
           <w:i/>
           <w:iCs/>
-          <w:sz w:val="20"/>
-          <w:szCs w:val="20"/>
         </w:rPr>
         <w:t>Key policy concepts and how the engine handles them</w:t>
       </w:r>
+      <w:bookmarkEnd w:id="16"/>
     </w:p>
     <w:tbl>
       <w:tblPr>
@@ -7528,11 +9024,11 @@
       <w:pPr>
         <w:pStyle w:val="Heading2"/>
       </w:pPr>
-      <w:bookmarkStart w:id="16" w:name="_Toc244008484"/>
+      <w:bookmarkStart w:id="17" w:name="_Toc244042004"/>
       <w:r>
         <w:t>2.3 ReAssure 3.0 Product Features</w:t>
       </w:r>
-      <w:bookmarkEnd w:id="16"/>
+      <w:bookmarkEnd w:id="17"/>
     </w:p>
     <w:p>
       <w:pPr>
@@ -7662,11 +9158,11 @@
       <w:pPr>
         <w:pStyle w:val="Heading2"/>
       </w:pPr>
-      <w:bookmarkStart w:id="17" w:name="_Toc244008485"/>
+      <w:bookmarkStart w:id="18" w:name="_Toc244042005"/>
       <w:r>
         <w:t>2.4 Approaches to Claim Automation</w:t>
       </w:r>
-      <w:bookmarkEnd w:id="17"/>
+      <w:bookmarkEnd w:id="18"/>
     </w:p>
     <w:p>
       <w:pPr>
@@ -7739,11 +9235,11 @@
       <w:pPr>
         <w:pStyle w:val="Heading2"/>
       </w:pPr>
-      <w:bookmarkStart w:id="18" w:name="_Toc244008486"/>
+      <w:bookmarkStart w:id="19" w:name="_Toc244042006"/>
       <w:r>
         <w:t>2.5 Explainability and Audit</w:t>
       </w:r>
-      <w:bookmarkEnd w:id="18"/>
+      <w:bookmarkEnd w:id="19"/>
     </w:p>
     <w:p>
       <w:pPr>
@@ -7763,11 +9259,11 @@
       <w:pPr>
         <w:pStyle w:val="Heading1"/>
       </w:pPr>
-      <w:bookmarkStart w:id="19" w:name="_Toc244008487"/>
+      <w:bookmarkStart w:id="20" w:name="_Toc244042007"/>
       <w:r>
         <w:t>Chapter 3: Tools and Technologies</w:t>
       </w:r>
-      <w:bookmarkEnd w:id="19"/>
+      <w:bookmarkEnd w:id="20"/>
     </w:p>
     <w:p>
       <w:pPr>
@@ -7780,16 +9276,16 @@
     </w:p>
     <w:p>
       <w:pPr>
+        <w:pStyle w:val="TableCaption"/>
         <w:keepNext/>
         <w:spacing w:before="160" w:after="80"/>
         <w:jc w:val="center"/>
       </w:pPr>
+      <w:bookmarkStart w:id="21" w:name="_Toc244041976"/>
       <w:r>
         <w:rPr>
           <w:b/>
           <w:bCs/>
-          <w:sz w:val="20"/>
-          <w:szCs w:val="20"/>
         </w:rPr>
         <w:t xml:space="preserve">Table 3.1: </w:t>
       </w:r>
@@ -7797,11 +9293,10 @@
         <w:rPr>
           <w:i/>
           <w:iCs/>
-          <w:sz w:val="20"/>
-          <w:szCs w:val="20"/>
         </w:rPr>
         <w:t>Technology stack</w:t>
       </w:r>
+      <w:bookmarkEnd w:id="21"/>
     </w:p>
     <w:tbl>
       <w:tblPr>
@@ -8918,11 +10413,11 @@
       <w:pPr>
         <w:pStyle w:val="Heading2"/>
       </w:pPr>
-      <w:bookmarkStart w:id="20" w:name="_Toc244008488"/>
+      <w:bookmarkStart w:id="22" w:name="_Toc244042008"/>
       <w:r>
         <w:t>3.1 Python, Pydantic and Typed Data</w:t>
       </w:r>
-      <w:bookmarkEnd w:id="20"/>
+      <w:bookmarkEnd w:id="22"/>
     </w:p>
     <w:p>
       <w:pPr>
@@ -8970,11 +10465,11 @@
       <w:pPr>
         <w:pStyle w:val="Heading2"/>
       </w:pPr>
-      <w:bookmarkStart w:id="21" w:name="_Toc244008489"/>
+      <w:bookmarkStart w:id="23" w:name="_Toc244042009"/>
       <w:r>
         <w:t>3.2 FastAPI and Asynchronous Programming</w:t>
       </w:r>
-      <w:bookmarkEnd w:id="21"/>
+      <w:bookmarkEnd w:id="23"/>
     </w:p>
     <w:p>
       <w:pPr>
@@ -9011,11 +10506,11 @@
       <w:pPr>
         <w:pStyle w:val="Heading2"/>
       </w:pPr>
-      <w:bookmarkStart w:id="22" w:name="_Toc244008490"/>
+      <w:bookmarkStart w:id="24" w:name="_Toc244042010"/>
       <w:r>
         <w:t>3.3 Large Language Models</w:t>
       </w:r>
-      <w:bookmarkEnd w:id="22"/>
+      <w:bookmarkEnd w:id="24"/>
     </w:p>
     <w:p>
       <w:pPr>
@@ -9033,11 +10528,11 @@
       <w:pPr>
         <w:pStyle w:val="Heading2"/>
       </w:pPr>
-      <w:bookmarkStart w:id="23" w:name="_Toc244008491"/>
+      <w:bookmarkStart w:id="25" w:name="_Toc244042011"/>
       <w:r>
         <w:t>3.4 React, TypeScript and UI Design</w:t>
       </w:r>
-      <w:bookmarkEnd w:id="23"/>
+      <w:bookmarkEnd w:id="25"/>
     </w:p>
     <w:p>
       <w:pPr>
@@ -9052,11 +10547,11 @@
       <w:pPr>
         <w:pStyle w:val="Heading2"/>
       </w:pPr>
-      <w:bookmarkStart w:id="24" w:name="_Toc244008492"/>
+      <w:bookmarkStart w:id="26" w:name="_Toc244042012"/>
       <w:r>
         <w:t>3.5 Testing Tools</w:t>
       </w:r>
-      <w:bookmarkEnd w:id="24"/>
+      <w:bookmarkEnd w:id="26"/>
     </w:p>
     <w:p>
       <w:pPr>
@@ -9076,11 +10571,11 @@
       <w:pPr>
         <w:pStyle w:val="Heading1"/>
       </w:pPr>
-      <w:bookmarkStart w:id="25" w:name="_Toc244008493"/>
+      <w:bookmarkStart w:id="27" w:name="_Toc244042013"/>
       <w:r>
         <w:t>Chapter 4: Execution Methodology</w:t>
       </w:r>
-      <w:bookmarkEnd w:id="25"/>
+      <w:bookmarkEnd w:id="27"/>
     </w:p>
     <w:p>
       <w:pPr>
@@ -9095,11 +10590,11 @@
       <w:pPr>
         <w:pStyle w:val="Heading2"/>
       </w:pPr>
-      <w:bookmarkStart w:id="26" w:name="_Toc244008494"/>
+      <w:bookmarkStart w:id="28" w:name="_Toc244042014"/>
       <w:r>
         <w:t>4.1 Approach</w:t>
       </w:r>
-      <w:bookmarkEnd w:id="26"/>
+      <w:bookmarkEnd w:id="28"/>
     </w:p>
     <w:p>
       <w:pPr>
@@ -9124,11 +10619,11 @@
       <w:pPr>
         <w:pStyle w:val="Heading2"/>
       </w:pPr>
-      <w:bookmarkStart w:id="27" w:name="_Toc244008495"/>
+      <w:bookmarkStart w:id="29" w:name="_Toc244042015"/>
       <w:r>
         <w:t>4.2 Requirement Analysis</w:t>
       </w:r>
-      <w:bookmarkEnd w:id="27"/>
+      <w:bookmarkEnd w:id="29"/>
     </w:p>
     <w:p>
       <w:pPr>
@@ -9141,16 +10636,16 @@
     </w:p>
     <w:p>
       <w:pPr>
+        <w:pStyle w:val="TableCaption"/>
         <w:keepNext/>
         <w:spacing w:before="160" w:after="80"/>
         <w:jc w:val="center"/>
       </w:pPr>
+      <w:bookmarkStart w:id="30" w:name="_Toc244041977"/>
       <w:r>
         <w:rPr>
           <w:b/>
           <w:bCs/>
-          <w:sz w:val="20"/>
-          <w:szCs w:val="20"/>
         </w:rPr>
         <w:t xml:space="preserve">Table 4.1: </w:t>
       </w:r>
@@ -9158,11 +10653,10 @@
         <w:rPr>
           <w:i/>
           <w:iCs/>
-          <w:sz w:val="20"/>
-          <w:szCs w:val="20"/>
         </w:rPr>
         <w:t>Requirement sources</w:t>
       </w:r>
+      <w:bookmarkEnd w:id="30"/>
     </w:p>
     <w:tbl>
       <w:tblPr>
@@ -9686,11 +11180,11 @@
       <w:pPr>
         <w:pStyle w:val="Heading2"/>
       </w:pPr>
-      <w:bookmarkStart w:id="28" w:name="_Toc244008496"/>
+      <w:bookmarkStart w:id="31" w:name="_Toc244042016"/>
       <w:r>
         <w:t>4.3 Phase Plan and Timeline</w:t>
       </w:r>
-      <w:bookmarkEnd w:id="28"/>
+      <w:bookmarkEnd w:id="31"/>
     </w:p>
     <w:p>
       <w:pPr>
@@ -9703,10 +11197,10 @@
           <w:noProof/>
         </w:rPr>
         <w:drawing>
-          <wp:inline distT="0" distB="0" distL="0" distR="0" wp14:anchorId="51140E6D" wp14:editId="097A5301">
+          <wp:inline distT="0" distB="0" distL="0" distR="0" wp14:anchorId="08B894DA" wp14:editId="2C33236C">
             <wp:extent cx="5429250" cy="1428750"/>
             <wp:effectExtent l="0" t="0" r="0" b="0"/>
-            <wp:docPr id="1" name="Picture 1"/>
+            <wp:docPr id="432848802" name="Picture 432848802"/>
             <wp:cNvGraphicFramePr>
               <a:graphicFrameLocks xmlns:a="http://schemas.openxmlformats.org/drawingml/2006/main" noChangeAspect="1"/>
             </wp:cNvGraphicFramePr>
@@ -9720,7 +11214,7 @@
                     </pic:cNvPicPr>
                   </pic:nvPicPr>
                   <pic:blipFill>
-                    <a:blip r:embed="rId8"/>
+                    <a:blip r:embed="rId10"/>
                     <a:srcRect/>
                     <a:stretch>
                       <a:fillRect/>
@@ -9744,15 +11238,15 @@
     </w:p>
     <w:p>
       <w:pPr>
+        <w:pStyle w:val="FigureCaption"/>
         <w:spacing w:after="200"/>
         <w:jc w:val="center"/>
       </w:pPr>
+      <w:bookmarkStart w:id="32" w:name="_Toc244041966"/>
       <w:r>
         <w:rPr>
           <w:b/>
           <w:bCs/>
-          <w:sz w:val="20"/>
-          <w:szCs w:val="20"/>
         </w:rPr>
         <w:t xml:space="preserve">Figure 4.1: </w:t>
       </w:r>
@@ -9760,24 +11254,23 @@
         <w:rPr>
           <w:i/>
           <w:iCs/>
-          <w:sz w:val="20"/>
-          <w:szCs w:val="20"/>
         </w:rPr>
         <w:t>Execution timeline and the per-rule development loop</w:t>
       </w:r>
-    </w:p>
-    <w:p>
-      <w:pPr>
+      <w:bookmarkEnd w:id="32"/>
+    </w:p>
+    <w:p>
+      <w:pPr>
+        <w:pStyle w:val="TableCaption"/>
         <w:keepNext/>
         <w:spacing w:before="160" w:after="80"/>
         <w:jc w:val="center"/>
       </w:pPr>
+      <w:bookmarkStart w:id="33" w:name="_Toc244041978"/>
       <w:r>
         <w:rPr>
           <w:b/>
           <w:bCs/>
-          <w:sz w:val="20"/>
-          <w:szCs w:val="20"/>
         </w:rPr>
         <w:t xml:space="preserve">Table 4.2: </w:t>
       </w:r>
@@ -9785,11 +11278,10 @@
         <w:rPr>
           <w:i/>
           <w:iCs/>
-          <w:sz w:val="20"/>
-          <w:szCs w:val="20"/>
         </w:rPr>
         <w:t>Phase-wise plan and deliverables</w:t>
       </w:r>
+      <w:bookmarkEnd w:id="33"/>
     </w:p>
     <w:tbl>
       <w:tblPr>
@@ -9947,7 +11439,7 @@
                 <w:sz w:val="20"/>
                 <w:szCs w:val="20"/>
               </w:rPr>
-              <w:t>0. Domain study (late May)</w:t>
+              <w:t>0. Domain study (20–31 May)</w:t>
             </w:r>
           </w:p>
         </w:tc>
@@ -10659,7 +12151,7 @@
                 <w:sz w:val="20"/>
                 <w:szCs w:val="20"/>
               </w:rPr>
-              <w:t>8. Final hardening</w:t>
+              <w:t>8. Final hardening (before submission)</w:t>
             </w:r>
           </w:p>
         </w:tc>
@@ -10728,11 +12220,11 @@
       <w:pPr>
         <w:pStyle w:val="Heading2"/>
       </w:pPr>
-      <w:bookmarkStart w:id="29" w:name="_Toc244008497"/>
+      <w:bookmarkStart w:id="34" w:name="_Toc244042017"/>
       <w:r>
         <w:t>4.4 Development Workflow for Each Rule</w:t>
       </w:r>
-      <w:bookmarkEnd w:id="29"/>
+      <w:bookmarkEnd w:id="34"/>
     </w:p>
     <w:p>
       <w:pPr>
@@ -10862,24 +12354,24 @@
       <w:pPr>
         <w:pStyle w:val="Heading2"/>
       </w:pPr>
-      <w:bookmarkStart w:id="30" w:name="_Toc244008498"/>
+      <w:bookmarkStart w:id="35" w:name="_Toc244042018"/>
       <w:r>
         <w:t>4.5 Design Principles</w:t>
       </w:r>
-      <w:bookmarkEnd w:id="30"/>
-    </w:p>
-    <w:p>
-      <w:pPr>
+      <w:bookmarkEnd w:id="35"/>
+    </w:p>
+    <w:p>
+      <w:pPr>
+        <w:pStyle w:val="TableCaption"/>
         <w:keepNext/>
         <w:spacing w:before="160" w:after="80"/>
         <w:jc w:val="center"/>
       </w:pPr>
+      <w:bookmarkStart w:id="36" w:name="_Toc244041979"/>
       <w:r>
         <w:rPr>
           <w:b/>
           <w:bCs/>
-          <w:sz w:val="20"/>
-          <w:szCs w:val="20"/>
         </w:rPr>
         <w:t xml:space="preserve">Table 4.3: </w:t>
       </w:r>
@@ -10887,11 +12379,10 @@
         <w:rPr>
           <w:i/>
           <w:iCs/>
-          <w:sz w:val="20"/>
-          <w:szCs w:val="20"/>
         </w:rPr>
         <w:t>Principles followed throughout the work</w:t>
       </w:r>
+      <w:bookmarkEnd w:id="36"/>
     </w:p>
     <w:tbl>
       <w:tblPr>
@@ -11369,11 +12860,11 @@
       <w:pPr>
         <w:pStyle w:val="Heading2"/>
       </w:pPr>
-      <w:bookmarkStart w:id="31" w:name="_Toc244008499"/>
+      <w:bookmarkStart w:id="37" w:name="_Toc244042019"/>
       <w:r>
         <w:t>4.6 Quality Assurance</w:t>
       </w:r>
-      <w:bookmarkEnd w:id="31"/>
+      <w:bookmarkEnd w:id="37"/>
     </w:p>
     <w:p>
       <w:pPr>
@@ -11484,11 +12975,11 @@
       <w:pPr>
         <w:pStyle w:val="Heading2"/>
       </w:pPr>
-      <w:bookmarkStart w:id="32" w:name="_Toc244008500"/>
+      <w:bookmarkStart w:id="38" w:name="_Toc244042020"/>
       <w:r>
         <w:t>4.7 Version Control and Documentation</w:t>
       </w:r>
-      <w:bookmarkEnd w:id="32"/>
+      <w:bookmarkEnd w:id="38"/>
     </w:p>
     <w:p>
       <w:pPr>
@@ -11541,21 +13032,21 @@
       <w:pPr>
         <w:pStyle w:val="Heading1"/>
       </w:pPr>
-      <w:bookmarkStart w:id="33" w:name="_Toc244008501"/>
+      <w:bookmarkStart w:id="39" w:name="_Toc244042021"/>
       <w:r>
         <w:t>Chapter 5: System Design</w:t>
       </w:r>
-      <w:bookmarkEnd w:id="33"/>
+      <w:bookmarkEnd w:id="39"/>
     </w:p>
     <w:p>
       <w:pPr>
         <w:pStyle w:val="Heading2"/>
       </w:pPr>
-      <w:bookmarkStart w:id="34" w:name="_Toc244008502"/>
+      <w:bookmarkStart w:id="40" w:name="_Toc244042022"/>
       <w:r>
         <w:t>5.1 Architecture</w:t>
       </w:r>
-      <w:bookmarkEnd w:id="34"/>
+      <w:bookmarkEnd w:id="40"/>
     </w:p>
     <w:p>
       <w:pPr>
@@ -11577,10 +13068,10 @@
           <w:noProof/>
         </w:rPr>
         <w:drawing>
-          <wp:inline distT="0" distB="0" distL="0" distR="0" wp14:anchorId="34CEF3F4" wp14:editId="0271A007">
+          <wp:inline distT="0" distB="0" distL="0" distR="0" wp14:anchorId="40E2B0DD" wp14:editId="53A7E4D4">
             <wp:extent cx="5429250" cy="3838575"/>
             <wp:effectExtent l="0" t="0" r="0" b="0"/>
-            <wp:docPr id="1767486622" name="Picture 1767486622"/>
+            <wp:docPr id="1783118888" name="Picture 1783118888"/>
             <wp:cNvGraphicFramePr>
               <a:graphicFrameLocks xmlns:a="http://schemas.openxmlformats.org/drawingml/2006/main" noChangeAspect="1"/>
             </wp:cNvGraphicFramePr>
@@ -11594,7 +13085,7 @@
                     </pic:cNvPicPr>
                   </pic:nvPicPr>
                   <pic:blipFill>
-                    <a:blip r:embed="rId9"/>
+                    <a:blip r:embed="rId11"/>
                     <a:srcRect/>
                     <a:stretch>
                       <a:fillRect/>
@@ -11618,15 +13109,15 @@
     </w:p>
     <w:p>
       <w:pPr>
+        <w:pStyle w:val="FigureCaption"/>
         <w:spacing w:after="200"/>
         <w:jc w:val="center"/>
       </w:pPr>
+      <w:bookmarkStart w:id="41" w:name="_Toc244041967"/>
       <w:r>
         <w:rPr>
           <w:b/>
           <w:bCs/>
-          <w:sz w:val="20"/>
-          <w:szCs w:val="20"/>
         </w:rPr>
         <w:t xml:space="preserve">Figure 5.1: </w:t>
       </w:r>
@@ -11634,21 +13125,20 @@
         <w:rPr>
           <w:i/>
           <w:iCs/>
-          <w:sz w:val="20"/>
-          <w:szCs w:val="20"/>
         </w:rPr>
         <w:t>Layered system architecture</w:t>
       </w:r>
+      <w:bookmarkEnd w:id="41"/>
     </w:p>
     <w:p>
       <w:pPr>
         <w:pStyle w:val="Heading2"/>
       </w:pPr>
-      <w:bookmarkStart w:id="35" w:name="_Toc244008503"/>
+      <w:bookmarkStart w:id="42" w:name="_Toc244042023"/>
       <w:r>
         <w:t>5.2 Data Model</w:t>
       </w:r>
-      <w:bookmarkEnd w:id="35"/>
+      <w:bookmarkEnd w:id="42"/>
     </w:p>
     <w:p>
       <w:pPr>
@@ -11680,16 +13170,16 @@
     </w:p>
     <w:p>
       <w:pPr>
+        <w:pStyle w:val="TableCaption"/>
         <w:keepNext/>
         <w:spacing w:before="160" w:after="80"/>
         <w:jc w:val="center"/>
       </w:pPr>
+      <w:bookmarkStart w:id="43" w:name="_Toc244041980"/>
       <w:r>
         <w:rPr>
           <w:b/>
           <w:bCs/>
-          <w:sz w:val="20"/>
-          <w:szCs w:val="20"/>
         </w:rPr>
         <w:t xml:space="preserve">Table 5.1: </w:t>
       </w:r>
@@ -11697,11 +13187,10 @@
         <w:rPr>
           <w:i/>
           <w:iCs/>
-          <w:sz w:val="20"/>
-          <w:szCs w:val="20"/>
         </w:rPr>
         <w:t>Main parts of ClaimContext</w:t>
       </w:r>
+      <w:bookmarkEnd w:id="43"/>
     </w:p>
     <w:tbl>
       <w:tblPr>
@@ -12568,24 +14057,24 @@
       <w:pPr>
         <w:pStyle w:val="Heading2"/>
       </w:pPr>
-      <w:bookmarkStart w:id="36" w:name="_Toc244008504"/>
+      <w:bookmarkStart w:id="44" w:name="_Toc244042024"/>
       <w:r>
         <w:t>5.3 Product Memory and Rule Blueprints</w:t>
       </w:r>
-      <w:bookmarkEnd w:id="36"/>
-    </w:p>
-    <w:p>
-      <w:pPr>
+      <w:bookmarkEnd w:id="44"/>
+    </w:p>
+    <w:p>
+      <w:pPr>
+        <w:pStyle w:val="TableCaption"/>
         <w:keepNext/>
         <w:spacing w:before="160" w:after="80"/>
         <w:jc w:val="center"/>
       </w:pPr>
+      <w:bookmarkStart w:id="45" w:name="_Toc244041981"/>
       <w:r>
         <w:rPr>
           <w:b/>
           <w:bCs/>
-          <w:sz w:val="20"/>
-          <w:szCs w:val="20"/>
         </w:rPr>
         <w:t xml:space="preserve">Table 5.2: </w:t>
       </w:r>
@@ -12593,11 +14082,10 @@
         <w:rPr>
           <w:i/>
           <w:iCs/>
-          <w:sz w:val="20"/>
-          <w:szCs w:val="20"/>
         </w:rPr>
         <w:t>Rule blueprint fields</w:t>
       </w:r>
+      <w:bookmarkEnd w:id="45"/>
     </w:p>
     <w:tbl>
       <w:tblPr>
@@ -13199,11 +14687,11 @@
       <w:pPr>
         <w:pStyle w:val="Heading2"/>
       </w:pPr>
-      <w:bookmarkStart w:id="37" w:name="_Toc244008505"/>
+      <w:bookmarkStart w:id="46" w:name="_Toc244042025"/>
       <w:r>
         <w:t>5.4 AI Planner and DAG Scheduling</w:t>
       </w:r>
-      <w:bookmarkEnd w:id="37"/>
+      <w:bookmarkEnd w:id="46"/>
     </w:p>
     <w:p>
       <w:pPr>
@@ -13229,11 +14717,11 @@
       <w:pPr>
         <w:pStyle w:val="Heading2"/>
       </w:pPr>
-      <w:bookmarkStart w:id="38" w:name="_Toc244008506"/>
+      <w:bookmarkStart w:id="47" w:name="_Toc244042026"/>
       <w:r>
         <w:t>5.5 The Seven-Gate Pipeline</w:t>
       </w:r>
-      <w:bookmarkEnd w:id="38"/>
+      <w:bookmarkEnd w:id="47"/>
     </w:p>
     <w:p>
       <w:pPr>
@@ -13246,10 +14734,10 @@
           <w:noProof/>
         </w:rPr>
         <w:drawing>
-          <wp:inline distT="0" distB="0" distL="0" distR="0" wp14:anchorId="5C14CB7D" wp14:editId="24CF54EE">
+          <wp:inline distT="0" distB="0" distL="0" distR="0" wp14:anchorId="6B026AFC" wp14:editId="56CF3ACF">
             <wp:extent cx="5429250" cy="2838450"/>
             <wp:effectExtent l="0" t="0" r="0" b="0"/>
-            <wp:docPr id="1708262844" name="Picture 1708262844"/>
+            <wp:docPr id="1749750510" name="Picture 1749750510"/>
             <wp:cNvGraphicFramePr>
               <a:graphicFrameLocks xmlns:a="http://schemas.openxmlformats.org/drawingml/2006/main" noChangeAspect="1"/>
             </wp:cNvGraphicFramePr>
@@ -13263,7 +14751,7 @@
                     </pic:cNvPicPr>
                   </pic:nvPicPr>
                   <pic:blipFill>
-                    <a:blip r:embed="rId10"/>
+                    <a:blip r:embed="rId12"/>
                     <a:srcRect/>
                     <a:stretch>
                       <a:fillRect/>
@@ -13287,15 +14775,15 @@
     </w:p>
     <w:p>
       <w:pPr>
+        <w:pStyle w:val="FigureCaption"/>
         <w:spacing w:after="200"/>
         <w:jc w:val="center"/>
       </w:pPr>
+      <w:bookmarkStart w:id="48" w:name="_Toc244041968"/>
       <w:r>
         <w:rPr>
           <w:b/>
           <w:bCs/>
-          <w:sz w:val="20"/>
-          <w:szCs w:val="20"/>
         </w:rPr>
         <w:t xml:space="preserve">Figure 5.2: </w:t>
       </w:r>
@@ -13303,11 +14791,10 @@
         <w:rPr>
           <w:i/>
           <w:iCs/>
-          <w:sz w:val="20"/>
-          <w:szCs w:val="20"/>
         </w:rPr>
         <w:t>The seven gates and their early-exit behaviour</w:t>
       </w:r>
+      <w:bookmarkEnd w:id="48"/>
     </w:p>
     <w:p>
       <w:pPr>
@@ -13322,11 +14809,11 @@
       <w:pPr>
         <w:pStyle w:val="Heading2"/>
       </w:pPr>
-      <w:bookmarkStart w:id="39" w:name="_Toc244008507"/>
+      <w:bookmarkStart w:id="49" w:name="_Toc244042027"/>
       <w:r>
         <w:t>5.6 Semantic Agent</w:t>
       </w:r>
-      <w:bookmarkEnd w:id="39"/>
+      <w:bookmarkEnd w:id="49"/>
     </w:p>
     <w:p>
       <w:pPr>
@@ -13424,11 +14911,11 @@
       <w:pPr>
         <w:pStyle w:val="Heading2"/>
       </w:pPr>
-      <w:bookmarkStart w:id="40" w:name="_Toc244008508"/>
+      <w:bookmarkStart w:id="50" w:name="_Toc244042028"/>
       <w:r>
         <w:t>5.7 Confidence Routing</w:t>
       </w:r>
-      <w:bookmarkEnd w:id="40"/>
+      <w:bookmarkEnd w:id="50"/>
     </w:p>
     <w:p>
       <w:pPr>
@@ -13441,10 +14928,10 @@
           <w:noProof/>
         </w:rPr>
         <w:drawing>
-          <wp:inline distT="0" distB="0" distL="0" distR="0" wp14:anchorId="40F9E2C3" wp14:editId="4D7D2470">
+          <wp:inline distT="0" distB="0" distL="0" distR="0" wp14:anchorId="670FFB60" wp14:editId="6B2B8C75">
             <wp:extent cx="5429250" cy="1257300"/>
             <wp:effectExtent l="0" t="0" r="0" b="0"/>
-            <wp:docPr id="618304781" name="Picture 618304781"/>
+            <wp:docPr id="1037785031" name="Picture 1037785031"/>
             <wp:cNvGraphicFramePr>
               <a:graphicFrameLocks xmlns:a="http://schemas.openxmlformats.org/drawingml/2006/main" noChangeAspect="1"/>
             </wp:cNvGraphicFramePr>
@@ -13458,7 +14945,7 @@
                     </pic:cNvPicPr>
                   </pic:nvPicPr>
                   <pic:blipFill>
-                    <a:blip r:embed="rId11"/>
+                    <a:blip r:embed="rId13"/>
                     <a:srcRect/>
                     <a:stretch>
                       <a:fillRect/>
@@ -13482,15 +14969,15 @@
     </w:p>
     <w:p>
       <w:pPr>
+        <w:pStyle w:val="FigureCaption"/>
         <w:spacing w:after="200"/>
         <w:jc w:val="center"/>
       </w:pPr>
+      <w:bookmarkStart w:id="51" w:name="_Toc244041969"/>
       <w:r>
         <w:rPr>
           <w:b/>
           <w:bCs/>
-          <w:sz w:val="20"/>
-          <w:szCs w:val="20"/>
         </w:rPr>
         <w:t xml:space="preserve">Figure 5.3: </w:t>
       </w:r>
@@ -13498,11 +14985,10 @@
         <w:rPr>
           <w:i/>
           <w:iCs/>
-          <w:sz w:val="20"/>
-          <w:szCs w:val="20"/>
         </w:rPr>
         <w:t>Four-tier confidence routing</w:t>
       </w:r>
+      <w:bookmarkEnd w:id="51"/>
     </w:p>
     <w:p>
       <w:pPr>
@@ -13517,24 +15003,24 @@
       <w:pPr>
         <w:pStyle w:val="Heading2"/>
       </w:pPr>
-      <w:bookmarkStart w:id="41" w:name="_Toc244008509"/>
+      <w:bookmarkStart w:id="52" w:name="_Toc244042029"/>
       <w:r>
         <w:t>5.8 API Design</w:t>
       </w:r>
-      <w:bookmarkEnd w:id="41"/>
-    </w:p>
-    <w:p>
-      <w:pPr>
+      <w:bookmarkEnd w:id="52"/>
+    </w:p>
+    <w:p>
+      <w:pPr>
+        <w:pStyle w:val="TableCaption"/>
         <w:keepNext/>
         <w:spacing w:before="160" w:after="80"/>
         <w:jc w:val="center"/>
       </w:pPr>
+      <w:bookmarkStart w:id="53" w:name="_Toc244041982"/>
       <w:r>
         <w:rPr>
           <w:b/>
           <w:bCs/>
-          <w:sz w:val="20"/>
-          <w:szCs w:val="20"/>
         </w:rPr>
         <w:t xml:space="preserve">Table 5.3: </w:t>
       </w:r>
@@ -13542,11 +15028,10 @@
         <w:rPr>
           <w:i/>
           <w:iCs/>
-          <w:sz w:val="20"/>
-          <w:szCs w:val="20"/>
         </w:rPr>
         <w:t>Main API endpoints</w:t>
       </w:r>
+      <w:bookmarkEnd w:id="53"/>
     </w:p>
     <w:tbl>
       <w:tblPr>
@@ -14024,11 +15509,11 @@
       <w:pPr>
         <w:pStyle w:val="Heading2"/>
       </w:pPr>
-      <w:bookmarkStart w:id="42" w:name="_Toc244008510"/>
+      <w:bookmarkStart w:id="54" w:name="_Toc244042030"/>
       <w:r>
         <w:t>5.9 Database and Security</w:t>
       </w:r>
-      <w:bookmarkEnd w:id="42"/>
+      <w:bookmarkEnd w:id="54"/>
     </w:p>
     <w:p>
       <w:pPr>
@@ -14059,34 +15544,34 @@
       <w:pPr>
         <w:pStyle w:val="Heading1"/>
       </w:pPr>
-      <w:bookmarkStart w:id="43" w:name="_Toc244008511"/>
+      <w:bookmarkStart w:id="55" w:name="_Toc244042031"/>
       <w:r>
         <w:t>Chapter 6: Implementation</w:t>
       </w:r>
-      <w:bookmarkEnd w:id="43"/>
+      <w:bookmarkEnd w:id="55"/>
     </w:p>
     <w:p>
       <w:pPr>
         <w:pStyle w:val="Heading2"/>
       </w:pPr>
-      <w:bookmarkStart w:id="44" w:name="_Toc244008512"/>
+      <w:bookmarkStart w:id="56" w:name="_Toc244042032"/>
       <w:r>
         <w:t>6.1 Code Organisation</w:t>
       </w:r>
-      <w:bookmarkEnd w:id="44"/>
-    </w:p>
-    <w:p>
-      <w:pPr>
+      <w:bookmarkEnd w:id="56"/>
+    </w:p>
+    <w:p>
+      <w:pPr>
+        <w:pStyle w:val="TableCaption"/>
         <w:keepNext/>
         <w:spacing w:before="160" w:after="80"/>
         <w:jc w:val="center"/>
       </w:pPr>
+      <w:bookmarkStart w:id="57" w:name="_Toc244041983"/>
       <w:r>
         <w:rPr>
           <w:b/>
           <w:bCs/>
-          <w:sz w:val="20"/>
-          <w:szCs w:val="20"/>
         </w:rPr>
         <w:t xml:space="preserve">Table 6.1: </w:t>
       </w:r>
@@ -14094,11 +15579,10 @@
         <w:rPr>
           <w:i/>
           <w:iCs/>
-          <w:sz w:val="20"/>
-          <w:szCs w:val="20"/>
         </w:rPr>
         <w:t>Main modules</w:t>
       </w:r>
+      <w:bookmarkEnd w:id="57"/>
     </w:p>
     <w:tbl>
       <w:tblPr>
@@ -14948,11 +16432,11 @@
       <w:pPr>
         <w:pStyle w:val="Heading2"/>
       </w:pPr>
-      <w:bookmarkStart w:id="45" w:name="_Toc244008513"/>
+      <w:bookmarkStart w:id="58" w:name="_Toc244042033"/>
       <w:r>
         <w:t>6.2 Financial Calculators</w:t>
       </w:r>
-      <w:bookmarkEnd w:id="45"/>
+      <w:bookmarkEnd w:id="58"/>
     </w:p>
     <w:p>
       <w:pPr>
@@ -15093,11 +16577,11 @@
       <w:pPr>
         <w:pStyle w:val="Heading2"/>
       </w:pPr>
-      <w:bookmarkStart w:id="46" w:name="_Toc244008514"/>
+      <w:bookmarkStart w:id="59" w:name="_Toc244042034"/>
       <w:r>
         <w:t>6.3 Planner</w:t>
       </w:r>
-      <w:bookmarkEnd w:id="46"/>
+      <w:bookmarkEnd w:id="59"/>
     </w:p>
     <w:p>
       <w:pPr>
@@ -15290,11 +16774,11 @@
       <w:pPr>
         <w:pStyle w:val="Heading2"/>
       </w:pPr>
-      <w:bookmarkStart w:id="47" w:name="_Toc244008515"/>
+      <w:bookmarkStart w:id="60" w:name="_Toc244042035"/>
       <w:r>
         <w:t>6.4 Layer-Parallel Execution</w:t>
       </w:r>
-      <w:bookmarkEnd w:id="47"/>
+      <w:bookmarkEnd w:id="60"/>
     </w:p>
     <w:p>
       <w:pPr>
@@ -15320,11 +16804,11 @@
       <w:pPr>
         <w:pStyle w:val="Heading2"/>
       </w:pPr>
-      <w:bookmarkStart w:id="48" w:name="_Toc244008516"/>
+      <w:bookmarkStart w:id="61" w:name="_Toc244042036"/>
       <w:r>
         <w:t>6.5 Semantic Agent and Structured Output</w:t>
       </w:r>
-      <w:bookmarkEnd w:id="48"/>
+      <w:bookmarkEnd w:id="61"/>
     </w:p>
     <w:p>
       <w:pPr>
@@ -15461,11 +16945,11 @@
       <w:pPr>
         <w:pStyle w:val="Heading2"/>
       </w:pPr>
-      <w:bookmarkStart w:id="49" w:name="_Toc244008517"/>
+      <w:bookmarkStart w:id="62" w:name="_Toc244042037"/>
       <w:r>
         <w:t>6.6 Batched Exclusion Screening</w:t>
       </w:r>
-      <w:bookmarkEnd w:id="49"/>
+      <w:bookmarkEnd w:id="62"/>
     </w:p>
     <w:p>
       <w:pPr>
@@ -15499,11 +16983,11 @@
       <w:pPr>
         <w:pStyle w:val="Heading2"/>
       </w:pPr>
-      <w:bookmarkStart w:id="50" w:name="_Toc244008518"/>
+      <w:bookmarkStart w:id="63" w:name="_Toc244042038"/>
       <w:r>
         <w:t>6.7 Streaming, Documents and Observability</w:t>
       </w:r>
-      <w:bookmarkEnd w:id="50"/>
+      <w:bookmarkEnd w:id="63"/>
     </w:p>
     <w:p>
       <w:pPr>
@@ -15518,11 +17002,11 @@
       <w:pPr>
         <w:pStyle w:val="Heading2"/>
       </w:pPr>
-      <w:bookmarkStart w:id="51" w:name="_Toc244008519"/>
+      <w:bookmarkStart w:id="64" w:name="_Toc244042039"/>
       <w:r>
         <w:t>6.8 Offline Mode</w:t>
       </w:r>
-      <w:bookmarkEnd w:id="51"/>
+      <w:bookmarkEnd w:id="64"/>
     </w:p>
     <w:p>
       <w:pPr>
@@ -15553,34 +17037,34 @@
       <w:pPr>
         <w:pStyle w:val="Heading1"/>
       </w:pPr>
-      <w:bookmarkStart w:id="52" w:name="_Toc244008520"/>
+      <w:bookmarkStart w:id="65" w:name="_Toc244042040"/>
       <w:r>
         <w:t>Chapter 7: Testing and Results</w:t>
       </w:r>
-      <w:bookmarkEnd w:id="52"/>
+      <w:bookmarkEnd w:id="65"/>
     </w:p>
     <w:p>
       <w:pPr>
         <w:pStyle w:val="Heading2"/>
       </w:pPr>
-      <w:bookmarkStart w:id="53" w:name="_Toc244008521"/>
+      <w:bookmarkStart w:id="66" w:name="_Toc244042041"/>
       <w:r>
         <w:t>7.1 Test Strategy</w:t>
       </w:r>
-      <w:bookmarkEnd w:id="53"/>
-    </w:p>
-    <w:p>
-      <w:pPr>
+      <w:bookmarkEnd w:id="66"/>
+    </w:p>
+    <w:p>
+      <w:pPr>
+        <w:pStyle w:val="TableCaption"/>
         <w:keepNext/>
         <w:spacing w:before="160" w:after="80"/>
         <w:jc w:val="center"/>
       </w:pPr>
+      <w:bookmarkStart w:id="67" w:name="_Toc244041984"/>
       <w:r>
         <w:rPr>
           <w:b/>
           <w:bCs/>
-          <w:sz w:val="20"/>
-          <w:szCs w:val="20"/>
         </w:rPr>
         <w:t xml:space="preserve">Table 7.1: </w:t>
       </w:r>
@@ -15588,11 +17072,10 @@
         <w:rPr>
           <w:i/>
           <w:iCs/>
-          <w:sz w:val="20"/>
-          <w:szCs w:val="20"/>
         </w:rPr>
         <w:t>Levels of testing</w:t>
       </w:r>
+      <w:bookmarkEnd w:id="67"/>
     </w:p>
     <w:tbl>
       <w:tblPr>
@@ -16262,16 +17745,16 @@
     </w:p>
     <w:p>
       <w:pPr>
+        <w:pStyle w:val="TableCaption"/>
         <w:keepNext/>
         <w:spacing w:before="160" w:after="80"/>
         <w:jc w:val="center"/>
       </w:pPr>
+      <w:bookmarkStart w:id="68" w:name="_Toc244041985"/>
       <w:r>
         <w:rPr>
           <w:b/>
           <w:bCs/>
-          <w:sz w:val="20"/>
-          <w:szCs w:val="20"/>
         </w:rPr>
         <w:t xml:space="preserve">Table 7.2: </w:t>
       </w:r>
@@ -16279,11 +17762,10 @@
         <w:rPr>
           <w:i/>
           <w:iCs/>
-          <w:sz w:val="20"/>
-          <w:szCs w:val="20"/>
         </w:rPr>
         <w:t>Automated test suite</w:t>
       </w:r>
+      <w:bookmarkEnd w:id="68"/>
     </w:p>
     <w:tbl>
       <w:tblPr>
@@ -16956,11 +18438,11 @@
       <w:pPr>
         <w:pStyle w:val="Heading2"/>
       </w:pPr>
-      <w:bookmarkStart w:id="54" w:name="_Toc244008522"/>
+      <w:bookmarkStart w:id="69" w:name="_Toc244042042"/>
       <w:r>
         <w:t>7.2 Property-Based Tests of the Money</w:t>
       </w:r>
-      <w:bookmarkEnd w:id="54"/>
+      <w:bookmarkEnd w:id="69"/>
     </w:p>
     <w:p>
       <w:pPr>
@@ -17059,11 +18541,11 @@
       <w:pPr>
         <w:pStyle w:val="Heading2"/>
       </w:pPr>
-      <w:bookmarkStart w:id="55" w:name="_Toc244008523"/>
+      <w:bookmarkStart w:id="70" w:name="_Toc244042043"/>
       <w:r>
         <w:t>7.3 Scenario Results on the Live LLM</w:t>
       </w:r>
-      <w:bookmarkEnd w:id="55"/>
+      <w:bookmarkEnd w:id="70"/>
     </w:p>
     <w:p>
       <w:pPr>
@@ -17076,16 +18558,16 @@
     </w:p>
     <w:p>
       <w:pPr>
+        <w:pStyle w:val="TableCaption"/>
         <w:keepNext/>
         <w:spacing w:before="160" w:after="80"/>
         <w:jc w:val="center"/>
       </w:pPr>
+      <w:bookmarkStart w:id="71" w:name="_Toc244041986"/>
       <w:r>
         <w:rPr>
           <w:b/>
           <w:bCs/>
-          <w:sz w:val="20"/>
-          <w:szCs w:val="20"/>
         </w:rPr>
         <w:t xml:space="preserve">Table 7.3: </w:t>
       </w:r>
@@ -17093,11 +18575,10 @@
         <w:rPr>
           <w:i/>
           <w:iCs/>
-          <w:sz w:val="20"/>
-          <w:szCs w:val="20"/>
         </w:rPr>
         <w:t>End-to-end results with the live LLM</w:t>
       </w:r>
+      <w:bookmarkEnd w:id="71"/>
     </w:p>
     <w:tbl>
       <w:tblPr>
@@ -18741,11 +20222,11 @@
       <w:pPr>
         <w:pStyle w:val="Heading2"/>
       </w:pPr>
-      <w:bookmarkStart w:id="56" w:name="_Toc244008524"/>
+      <w:bookmarkStart w:id="72" w:name="_Toc244042044"/>
       <w:r>
         <w:t>7.4 Screenshots</w:t>
       </w:r>
-      <w:bookmarkEnd w:id="56"/>
+      <w:bookmarkEnd w:id="72"/>
     </w:p>
     <w:p>
       <w:pPr>
@@ -18758,158 +20239,10 @@
           <w:noProof/>
         </w:rPr>
         <w:drawing>
-          <wp:inline distT="0" distB="0" distL="0" distR="0" wp14:anchorId="54EBAF1C" wp14:editId="70A99784">
+          <wp:inline distT="0" distB="0" distL="0" distR="0" wp14:anchorId="00B844A4" wp14:editId="382DFCDA">
             <wp:extent cx="5429250" cy="3390900"/>
             <wp:effectExtent l="0" t="0" r="0" b="0"/>
-            <wp:docPr id="451227857" name="Picture 451227857"/>
-            <wp:cNvGraphicFramePr>
-              <a:graphicFrameLocks xmlns:a="http://schemas.openxmlformats.org/drawingml/2006/main" noChangeAspect="1"/>
-            </wp:cNvGraphicFramePr>
-            <a:graphic xmlns:a="http://schemas.openxmlformats.org/drawingml/2006/main">
-              <a:graphicData uri="http://schemas.openxmlformats.org/drawingml/2006/picture">
-                <pic:pic xmlns:pic="http://schemas.openxmlformats.org/drawingml/2006/picture">
-                  <pic:nvPicPr>
-                    <pic:cNvPr id="0" name=""/>
-                    <pic:cNvPicPr>
-                      <a:picLocks noChangeAspect="1" noChangeArrowheads="1"/>
-                    </pic:cNvPicPr>
-                  </pic:nvPicPr>
-                  <pic:blipFill>
-                    <a:blip r:embed="rId12"/>
-                    <a:srcRect/>
-                    <a:stretch>
-                      <a:fillRect/>
-                    </a:stretch>
-                  </pic:blipFill>
-                  <pic:spPr bwMode="auto">
-                    <a:xfrm>
-                      <a:off x="0" y="0"/>
-                      <a:ext cx="5429250" cy="3390900"/>
-                    </a:xfrm>
-                    <a:prstGeom prst="rect">
-                      <a:avLst/>
-                    </a:prstGeom>
-                  </pic:spPr>
-                </pic:pic>
-              </a:graphicData>
-            </a:graphic>
-          </wp:inline>
-        </w:drawing>
-      </w:r>
-    </w:p>
-    <w:p>
-      <w:pPr>
-        <w:spacing w:after="200"/>
-        <w:jc w:val="center"/>
-      </w:pPr>
-      <w:r>
-        <w:rPr>
-          <w:b/>
-          <w:bCs/>
-          <w:sz w:val="20"/>
-          <w:szCs w:val="20"/>
-        </w:rPr>
-        <w:t xml:space="preserve">Figure 7.1: </w:t>
-      </w:r>
-      <w:r>
-        <w:rPr>
-          <w:i/>
-          <w:iCs/>
-          <w:sz w:val="20"/>
-          <w:szCs w:val="20"/>
-        </w:rPr>
-        <w:t>Adjudication console: claim entry (left) and Live Scan Engine (right)</w:t>
-      </w:r>
-    </w:p>
-    <w:p>
-      <w:pPr>
-        <w:keepNext/>
-        <w:spacing w:before="120" w:after="60"/>
-        <w:jc w:val="center"/>
-      </w:pPr>
-      <w:r>
-        <w:rPr>
-          <w:noProof/>
-        </w:rPr>
-        <w:drawing>
-          <wp:inline distT="0" distB="0" distL="0" distR="0" wp14:anchorId="352694B2" wp14:editId="24234051">
-            <wp:extent cx="5429250" cy="3390900"/>
-            <wp:effectExtent l="0" t="0" r="0" b="0"/>
-            <wp:docPr id="681978102" name="Picture 681978102"/>
-            <wp:cNvGraphicFramePr>
-              <a:graphicFrameLocks xmlns:a="http://schemas.openxmlformats.org/drawingml/2006/main" noChangeAspect="1"/>
-            </wp:cNvGraphicFramePr>
-            <a:graphic xmlns:a="http://schemas.openxmlformats.org/drawingml/2006/main">
-              <a:graphicData uri="http://schemas.openxmlformats.org/drawingml/2006/picture">
-                <pic:pic xmlns:pic="http://schemas.openxmlformats.org/drawingml/2006/picture">
-                  <pic:nvPicPr>
-                    <pic:cNvPr id="0" name=""/>
-                    <pic:cNvPicPr>
-                      <a:picLocks noChangeAspect="1" noChangeArrowheads="1"/>
-                    </pic:cNvPicPr>
-                  </pic:nvPicPr>
-                  <pic:blipFill>
-                    <a:blip r:embed="rId13"/>
-                    <a:srcRect/>
-                    <a:stretch>
-                      <a:fillRect/>
-                    </a:stretch>
-                  </pic:blipFill>
-                  <pic:spPr bwMode="auto">
-                    <a:xfrm>
-                      <a:off x="0" y="0"/>
-                      <a:ext cx="5429250" cy="3390900"/>
-                    </a:xfrm>
-                    <a:prstGeom prst="rect">
-                      <a:avLst/>
-                    </a:prstGeom>
-                  </pic:spPr>
-                </pic:pic>
-              </a:graphicData>
-            </a:graphic>
-          </wp:inline>
-        </w:drawing>
-      </w:r>
-    </w:p>
-    <w:p>
-      <w:pPr>
-        <w:spacing w:after="200"/>
-        <w:jc w:val="center"/>
-      </w:pPr>
-      <w:r>
-        <w:rPr>
-          <w:b/>
-          <w:bCs/>
-          <w:sz w:val="20"/>
-          <w:szCs w:val="20"/>
-        </w:rPr>
-        <w:t xml:space="preserve">Figure 7.2: </w:t>
-      </w:r>
-      <w:r>
-        <w:rPr>
-          <w:i/>
-          <w:iCs/>
-          <w:sz w:val="20"/>
-          <w:szCs w:val="20"/>
-        </w:rPr>
-        <w:t>Scenario 1: partial approval with financial waterfall and LLM-written explanation</w:t>
-      </w:r>
-    </w:p>
-    <w:p>
-      <w:pPr>
-        <w:keepNext/>
-        <w:spacing w:before="120" w:after="60"/>
-        <w:jc w:val="center"/>
-      </w:pPr>
-      <w:r>
-        <w:rPr>
-          <w:noProof/>
-        </w:rPr>
-        <w:drawing>
-          <wp:inline distT="0" distB="0" distL="0" distR="0" wp14:anchorId="77671A1F" wp14:editId="49620807">
-            <wp:extent cx="5429250" cy="3390900"/>
-            <wp:effectExtent l="0" t="0" r="0" b="0"/>
-            <wp:docPr id="1599990933" name="Picture 1599990933"/>
+            <wp:docPr id="1634373889" name="Picture 1634373889"/>
             <wp:cNvGraphicFramePr>
               <a:graphicFrameLocks xmlns:a="http://schemas.openxmlformats.org/drawingml/2006/main" noChangeAspect="1"/>
             </wp:cNvGraphicFramePr>
@@ -18947,27 +20280,26 @@
     </w:p>
     <w:p>
       <w:pPr>
+        <w:pStyle w:val="FigureCaption"/>
         <w:spacing w:after="200"/>
         <w:jc w:val="center"/>
       </w:pPr>
+      <w:bookmarkStart w:id="73" w:name="_Toc244041970"/>
       <w:r>
         <w:rPr>
           <w:b/>
           <w:bCs/>
-          <w:sz w:val="20"/>
-          <w:szCs w:val="20"/>
         </w:rPr>
-        <w:t xml:space="preserve">Figure 7.3: </w:t>
+        <w:t xml:space="preserve">Figure 7.1: </w:t>
       </w:r>
       <w:r>
         <w:rPr>
           <w:i/>
           <w:iCs/>
-          <w:sz w:val="20"/>
-          <w:szCs w:val="20"/>
         </w:rPr>
-        <w:t>Scenario 3: missing hospitalisation dates routed to assisted review</w:t>
-      </w:r>
+        <w:t>Adjudication console: claim entry (left) and Live Scan Engine (right)</w:t>
+      </w:r>
+      <w:bookmarkEnd w:id="73"/>
     </w:p>
     <w:p>
       <w:pPr>
@@ -18980,10 +20312,10 @@
           <w:noProof/>
         </w:rPr>
         <w:drawing>
-          <wp:inline distT="0" distB="0" distL="0" distR="0" wp14:anchorId="50DADC9E" wp14:editId="774E7EB3">
+          <wp:inline distT="0" distB="0" distL="0" distR="0" wp14:anchorId="574A16A7" wp14:editId="5053F9B5">
             <wp:extent cx="5429250" cy="3390900"/>
             <wp:effectExtent l="0" t="0" r="0" b="0"/>
-            <wp:docPr id="1145830839" name="Picture 1145830839"/>
+            <wp:docPr id="439127190" name="Picture 439127190"/>
             <wp:cNvGraphicFramePr>
               <a:graphicFrameLocks xmlns:a="http://schemas.openxmlformats.org/drawingml/2006/main" noChangeAspect="1"/>
             </wp:cNvGraphicFramePr>
@@ -19021,27 +20353,26 @@
     </w:p>
     <w:p>
       <w:pPr>
+        <w:pStyle w:val="FigureCaption"/>
         <w:spacing w:after="200"/>
         <w:jc w:val="center"/>
       </w:pPr>
+      <w:bookmarkStart w:id="74" w:name="_Toc244041971"/>
       <w:r>
         <w:rPr>
           <w:b/>
           <w:bCs/>
-          <w:sz w:val="20"/>
-          <w:szCs w:val="20"/>
         </w:rPr>
-        <w:t xml:space="preserve">Figure 7.4: </w:t>
+        <w:t xml:space="preserve">Figure 7.2: </w:t>
       </w:r>
       <w:r>
         <w:rPr>
           <w:i/>
           <w:iCs/>
-          <w:sz w:val="20"/>
-          <w:szCs w:val="20"/>
         </w:rPr>
-        <w:t>Scenario 2: lapsed policy rejected at Gate 1 before any other rule runs</w:t>
-      </w:r>
+        <w:t>Scenario 1: partial approval with financial waterfall and LLM-written explanation</w:t>
+      </w:r>
+      <w:bookmarkEnd w:id="74"/>
     </w:p>
     <w:p>
       <w:pPr>
@@ -19054,10 +20385,10 @@
           <w:noProof/>
         </w:rPr>
         <w:drawing>
-          <wp:inline distT="0" distB="0" distL="0" distR="0" wp14:anchorId="195F890C" wp14:editId="01195A1E">
+          <wp:inline distT="0" distB="0" distL="0" distR="0" wp14:anchorId="409F63F4" wp14:editId="3DCA6141">
             <wp:extent cx="5429250" cy="3390900"/>
             <wp:effectExtent l="0" t="0" r="0" b="0"/>
-            <wp:docPr id="404152436" name="Picture 404152436"/>
+            <wp:docPr id="79602034" name="Picture 79602034"/>
             <wp:cNvGraphicFramePr>
               <a:graphicFrameLocks xmlns:a="http://schemas.openxmlformats.org/drawingml/2006/main" noChangeAspect="1"/>
             </wp:cNvGraphicFramePr>
@@ -19095,37 +20426,182 @@
     </w:p>
     <w:p>
       <w:pPr>
+        <w:pStyle w:val="FigureCaption"/>
         <w:spacing w:after="200"/>
         <w:jc w:val="center"/>
       </w:pPr>
+      <w:bookmarkStart w:id="75" w:name="_Toc244041972"/>
       <w:r>
         <w:rPr>
           <w:b/>
           <w:bCs/>
-          <w:sz w:val="20"/>
-          <w:szCs w:val="20"/>
         </w:rPr>
-        <w:t xml:space="preserve">Figure 7.5: </w:t>
+        <w:t xml:space="preserve">Figure 7.3: </w:t>
       </w:r>
       <w:r>
         <w:rPr>
           <w:i/>
           <w:iCs/>
-          <w:sz w:val="20"/>
-          <w:szCs w:val="20"/>
+        </w:rPr>
+        <w:t>Scenario 3: missing hospitalisation dates routed to assisted review</w:t>
+      </w:r>
+      <w:bookmarkEnd w:id="75"/>
+    </w:p>
+    <w:p>
+      <w:pPr>
+        <w:keepNext/>
+        <w:spacing w:before="120" w:after="60"/>
+        <w:jc w:val="center"/>
+      </w:pPr>
+      <w:r>
+        <w:rPr>
+          <w:noProof/>
+        </w:rPr>
+        <w:drawing>
+          <wp:inline distT="0" distB="0" distL="0" distR="0" wp14:anchorId="1801DDBF" wp14:editId="1AA4A7C7">
+            <wp:extent cx="5429250" cy="3390900"/>
+            <wp:effectExtent l="0" t="0" r="0" b="0"/>
+            <wp:docPr id="556027787" name="Picture 556027787"/>
+            <wp:cNvGraphicFramePr>
+              <a:graphicFrameLocks xmlns:a="http://schemas.openxmlformats.org/drawingml/2006/main" noChangeAspect="1"/>
+            </wp:cNvGraphicFramePr>
+            <a:graphic xmlns:a="http://schemas.openxmlformats.org/drawingml/2006/main">
+              <a:graphicData uri="http://schemas.openxmlformats.org/drawingml/2006/picture">
+                <pic:pic xmlns:pic="http://schemas.openxmlformats.org/drawingml/2006/picture">
+                  <pic:nvPicPr>
+                    <pic:cNvPr id="0" name=""/>
+                    <pic:cNvPicPr>
+                      <a:picLocks noChangeAspect="1" noChangeArrowheads="1"/>
+                    </pic:cNvPicPr>
+                  </pic:nvPicPr>
+                  <pic:blipFill>
+                    <a:blip r:embed="rId17"/>
+                    <a:srcRect/>
+                    <a:stretch>
+                      <a:fillRect/>
+                    </a:stretch>
+                  </pic:blipFill>
+                  <pic:spPr bwMode="auto">
+                    <a:xfrm>
+                      <a:off x="0" y="0"/>
+                      <a:ext cx="5429250" cy="3390900"/>
+                    </a:xfrm>
+                    <a:prstGeom prst="rect">
+                      <a:avLst/>
+                    </a:prstGeom>
+                  </pic:spPr>
+                </pic:pic>
+              </a:graphicData>
+            </a:graphic>
+          </wp:inline>
+        </w:drawing>
+      </w:r>
+    </w:p>
+    <w:p>
+      <w:pPr>
+        <w:pStyle w:val="FigureCaption"/>
+        <w:spacing w:after="200"/>
+        <w:jc w:val="center"/>
+      </w:pPr>
+      <w:bookmarkStart w:id="76" w:name="_Toc244041973"/>
+      <w:r>
+        <w:rPr>
+          <w:b/>
+          <w:bCs/>
+        </w:rPr>
+        <w:t xml:space="preserve">Figure 7.4: </w:t>
+      </w:r>
+      <w:r>
+        <w:rPr>
+          <w:i/>
+          <w:iCs/>
+        </w:rPr>
+        <w:t>Scenario 2: lapsed policy rejected at Gate 1 before any other rule runs</w:t>
+      </w:r>
+      <w:bookmarkEnd w:id="76"/>
+    </w:p>
+    <w:p>
+      <w:pPr>
+        <w:keepNext/>
+        <w:spacing w:before="120" w:after="60"/>
+        <w:jc w:val="center"/>
+      </w:pPr>
+      <w:r>
+        <w:rPr>
+          <w:noProof/>
+        </w:rPr>
+        <w:drawing>
+          <wp:inline distT="0" distB="0" distL="0" distR="0" wp14:anchorId="39C54A65" wp14:editId="60C3DB02">
+            <wp:extent cx="5429250" cy="3390900"/>
+            <wp:effectExtent l="0" t="0" r="0" b="0"/>
+            <wp:docPr id="50504706" name="Picture 50504706"/>
+            <wp:cNvGraphicFramePr>
+              <a:graphicFrameLocks xmlns:a="http://schemas.openxmlformats.org/drawingml/2006/main" noChangeAspect="1"/>
+            </wp:cNvGraphicFramePr>
+            <a:graphic xmlns:a="http://schemas.openxmlformats.org/drawingml/2006/main">
+              <a:graphicData uri="http://schemas.openxmlformats.org/drawingml/2006/picture">
+                <pic:pic xmlns:pic="http://schemas.openxmlformats.org/drawingml/2006/picture">
+                  <pic:nvPicPr>
+                    <pic:cNvPr id="0" name=""/>
+                    <pic:cNvPicPr>
+                      <a:picLocks noChangeAspect="1" noChangeArrowheads="1"/>
+                    </pic:cNvPicPr>
+                  </pic:nvPicPr>
+                  <pic:blipFill>
+                    <a:blip r:embed="rId18"/>
+                    <a:srcRect/>
+                    <a:stretch>
+                      <a:fillRect/>
+                    </a:stretch>
+                  </pic:blipFill>
+                  <pic:spPr bwMode="auto">
+                    <a:xfrm>
+                      <a:off x="0" y="0"/>
+                      <a:ext cx="5429250" cy="3390900"/>
+                    </a:xfrm>
+                    <a:prstGeom prst="rect">
+                      <a:avLst/>
+                    </a:prstGeom>
+                  </pic:spPr>
+                </pic:pic>
+              </a:graphicData>
+            </a:graphic>
+          </wp:inline>
+        </w:drawing>
+      </w:r>
+    </w:p>
+    <w:p>
+      <w:pPr>
+        <w:pStyle w:val="FigureCaption"/>
+        <w:spacing w:after="200"/>
+        <w:jc w:val="center"/>
+      </w:pPr>
+      <w:bookmarkStart w:id="77" w:name="_Toc244041974"/>
+      <w:r>
+        <w:rPr>
+          <w:b/>
+          <w:bCs/>
+        </w:rPr>
+        <w:t xml:space="preserve">Figure 7.5: </w:t>
+      </w:r>
+      <w:r>
+        <w:rPr>
+          <w:i/>
+          <w:iCs/>
         </w:rPr>
         <w:t>Scenario 5: clean approval</w:t>
       </w:r>
+      <w:bookmarkEnd w:id="77"/>
     </w:p>
     <w:p>
       <w:pPr>
         <w:pStyle w:val="Heading2"/>
       </w:pPr>
-      <w:bookmarkStart w:id="57" w:name="_Toc244008525"/>
+      <w:bookmarkStart w:id="78" w:name="_Toc244042045"/>
       <w:r>
         <w:t>7.5 Defects Found and Fixed in Final Testing</w:t>
       </w:r>
-      <w:bookmarkEnd w:id="57"/>
+      <w:bookmarkEnd w:id="78"/>
     </w:p>
     <w:p>
       <w:pPr>
@@ -19138,16 +20614,16 @@
     </w:p>
     <w:p>
       <w:pPr>
+        <w:pStyle w:val="TableCaption"/>
         <w:keepNext/>
         <w:spacing w:before="160" w:after="80"/>
         <w:jc w:val="center"/>
       </w:pPr>
+      <w:bookmarkStart w:id="79" w:name="_Toc244041987"/>
       <w:r>
         <w:rPr>
           <w:b/>
           <w:bCs/>
-          <w:sz w:val="20"/>
-          <w:szCs w:val="20"/>
         </w:rPr>
         <w:t xml:space="preserve">Table 7.4: </w:t>
       </w:r>
@@ -19155,11 +20631,10 @@
         <w:rPr>
           <w:i/>
           <w:iCs/>
-          <w:sz w:val="20"/>
-          <w:szCs w:val="20"/>
         </w:rPr>
         <w:t>Defects found during final testing</w:t>
       </w:r>
+      <w:bookmarkEnd w:id="79"/>
     </w:p>
     <w:tbl>
       <w:tblPr>
@@ -20098,11 +21573,11 @@
       <w:pPr>
         <w:pStyle w:val="Heading2"/>
       </w:pPr>
-      <w:bookmarkStart w:id="58" w:name="_Toc244008526"/>
+      <w:bookmarkStart w:id="80" w:name="_Toc244042046"/>
       <w:r>
         <w:t>7.6 Performance</w:t>
       </w:r>
-      <w:bookmarkEnd w:id="58"/>
+      <w:bookmarkEnd w:id="80"/>
     </w:p>
     <w:p>
       <w:pPr>
@@ -20122,21 +21597,21 @@
       <w:pPr>
         <w:pStyle w:val="Heading1"/>
       </w:pPr>
-      <w:bookmarkStart w:id="59" w:name="_Toc244008527"/>
+      <w:bookmarkStart w:id="81" w:name="_Toc244042047"/>
       <w:r>
         <w:t>Chapter 8: Challenges and Learnings</w:t>
       </w:r>
-      <w:bookmarkEnd w:id="59"/>
+      <w:bookmarkEnd w:id="81"/>
     </w:p>
     <w:p>
       <w:pPr>
         <w:pStyle w:val="Heading2"/>
       </w:pPr>
-      <w:bookmarkStart w:id="60" w:name="_Toc244008528"/>
+      <w:bookmarkStart w:id="82" w:name="_Toc244042048"/>
       <w:r>
         <w:t>8.1 Challenges</w:t>
       </w:r>
-      <w:bookmarkEnd w:id="60"/>
+      <w:bookmarkEnd w:id="82"/>
     </w:p>
     <w:p>
       <w:pPr>
@@ -20247,11 +21722,11 @@
       <w:pPr>
         <w:pStyle w:val="Heading2"/>
       </w:pPr>
-      <w:bookmarkStart w:id="61" w:name="_Toc244008529"/>
+      <w:bookmarkStart w:id="83" w:name="_Toc244042049"/>
       <w:r>
         <w:t>8.2 Learnings</w:t>
       </w:r>
-      <w:bookmarkEnd w:id="61"/>
+      <w:bookmarkEnd w:id="83"/>
     </w:p>
     <w:p>
       <w:pPr>
@@ -20342,21 +21817,21 @@
       <w:pPr>
         <w:pStyle w:val="Heading1"/>
       </w:pPr>
-      <w:bookmarkStart w:id="62" w:name="_Toc244008530"/>
+      <w:bookmarkStart w:id="84" w:name="_Toc244042050"/>
       <w:r>
         <w:t>Chapter 9: Conclusion and Future Scope</w:t>
       </w:r>
-      <w:bookmarkEnd w:id="62"/>
+      <w:bookmarkEnd w:id="84"/>
     </w:p>
     <w:p>
       <w:pPr>
         <w:pStyle w:val="Heading2"/>
       </w:pPr>
-      <w:bookmarkStart w:id="63" w:name="_Toc244008531"/>
+      <w:bookmarkStart w:id="85" w:name="_Toc244042051"/>
       <w:r>
         <w:t>9.1 Conclusion</w:t>
       </w:r>
-      <w:bookmarkEnd w:id="63"/>
+      <w:bookmarkEnd w:id="85"/>
     </w:p>
     <w:p>
       <w:pPr>
@@ -20374,11 +21849,11 @@
       <w:pPr>
         <w:pStyle w:val="Heading2"/>
       </w:pPr>
-      <w:bookmarkStart w:id="64" w:name="_Toc244008532"/>
+      <w:bookmarkStart w:id="86" w:name="_Toc244042052"/>
       <w:r>
         <w:t>9.2 Future Scope</w:t>
       </w:r>
-      <w:bookmarkEnd w:id="64"/>
+      <w:bookmarkEnd w:id="86"/>
     </w:p>
     <w:p>
       <w:pPr>
@@ -20473,11 +21948,11 @@
       <w:pPr>
         <w:pStyle w:val="Heading1"/>
       </w:pPr>
-      <w:bookmarkStart w:id="65" w:name="_Toc244008533"/>
+      <w:bookmarkStart w:id="87" w:name="_Toc244042053"/>
       <w:r>
         <w:t>References</w:t>
       </w:r>
-      <w:bookmarkEnd w:id="65"/>
+      <w:bookmarkEnd w:id="87"/>
     </w:p>
     <w:p>
       <w:pPr>
@@ -20658,11 +22133,11 @@
       <w:pPr>
         <w:pStyle w:val="Heading1"/>
       </w:pPr>
-      <w:bookmarkStart w:id="66" w:name="_Toc244008534"/>
+      <w:bookmarkStart w:id="88" w:name="_Toc244042054"/>
       <w:r>
         <w:t>Appendix A: Running the Project</w:t>
       </w:r>
-      <w:bookmarkEnd w:id="66"/>
+      <w:bookmarkEnd w:id="88"/>
     </w:p>
     <w:p>
       <w:pPr>
@@ -21591,8 +23066,8 @@
       </w:pPr>
     </w:p>
     <w:sectPr>
-      <w:headerReference w:type="default" r:id="rId17"/>
-      <w:footerReference w:type="default" r:id="rId18"/>
+      <w:headerReference w:type="default" r:id="rId19"/>
+      <w:footerReference w:type="default" r:id="rId20"/>
       <w:pgSz w:w="11906" w:h="16838"/>
       <w:pgMar w:top="1440" w:right="1440" w:bottom="1440" w:left="1800" w:header="708" w:footer="708" w:gutter="0"/>
       <w:pgNumType w:start="1"/>
@@ -21759,122 +23234,122 @@
 <file path=word/numbering.xml><?xml version="1.0" encoding="utf-8"?>
 <w:numbering xmlns:wpc="http://schemas.microsoft.com/office/word/2010/wordprocessingCanvas" xmlns:cx="http://schemas.microsoft.com/office/drawing/2014/chartex" xmlns:cx1="http://schemas.microsoft.com/office/drawing/2015/9/8/chartex" xmlns:cx2="http://schemas.microsoft.com/office/drawing/2015/10/21/chartex" xmlns:cx3="http://schemas.microsoft.com/office/drawing/2016/5/9/chartex" xmlns:cx4="http://schemas.microsoft.com/office/drawing/2016/5/10/chartex" xmlns:cx5="http://schemas.microsoft.com/office/drawing/2016/5/11/chartex" xmlns:cx6="http://schemas.microsoft.com/office/drawing/2016/5/12/chartex" xmlns:cx7="http://schemas.microsoft.com/office/drawing/2016/5/13/chartex" xmlns:cx8="http://schemas.microsoft.com/office/drawing/2016/5/14/chartex" xmlns:mc="http://schemas.openxmlformats.org/markup-compatibility/2006" xmlns:aink="http://schemas.microsoft.com/office/drawing/2016/ink" xmlns:am3d="http://schemas.microsoft.com/office/drawing/2017/model3d" xmlns:o="urn:schemas-microsoft-com:office:office" xmlns:oel="http://schemas.microsoft.com/office/2019/extlst" xmlns:r="http://schemas.openxmlformats.org/officeDocument/2006/relationships" xmlns:m="http://schemas.openxmlformats.org/officeDocument/2006/math" xmlns:v="urn:schemas-microsoft-com:vml" xmlns:wp14="http://schemas.microsoft.com/office/word/2010/wordprocessingDrawing" xmlns:wp="http://schemas.openxmlformats.org/drawingml/2006/wordprocessingDrawing" xmlns:w10="urn:schemas-microsoft-com:office:word" xmlns:w="http://schemas.openxmlformats.org/wordprocessingml/2006/main" xmlns:w14="http://schemas.microsoft.com/office/word/2010/wordml" xmlns:w15="http://schemas.microsoft.com/office/word/2012/wordml" xmlns:w16cex="http://schemas.microsoft.com/office/word/2018/wordml/cex" xmlns:w16cid="http://schemas.microsoft.com/office/word/2016/wordml/cid" xmlns:w16="http://schemas.microsoft.com/office/word/2018/wordml" xmlns:w16du="http://schemas.microsoft.com/office/word/2023/wordml/word16du" xmlns:w16sdtdh="http://schemas.microsoft.com/office/word/2020/wordml/sdtdatahash" xmlns:w16sdtfl="http://schemas.microsoft.com/office/word/2024/wordml/sdtformatlock" xmlns:w16se="http://schemas.microsoft.com/office/word/2015/wordml/symex" xmlns:wpg="http://schemas.microsoft.com/office/word/2010/wordprocessingGroup" xmlns:wpi="http://schemas.microsoft.com/office/word/2010/wordprocessingInk" xmlns:wne="http://schemas.microsoft.com/office/word/2006/wordml" xmlns:wps="http://schemas.microsoft.com/office/word/2010/wordprocessingShape" mc:Ignorable="w14 w15 w16se w16cid w16 w16cex w16sdtdh w16sdtfl w16du wp14">
   <w:abstractNum w:abstractNumId="0" w15:restartNumberingAfterBreak="0">
-    <w:nsid w:val="41E06442"/>
+    <w:nsid w:val="06AD5E3F"/>
     <w:multiLevelType w:val="hybridMultilevel"/>
-    <w:tmpl w:val="E878E3B4"/>
-    <w:lvl w:ilvl="0" w:tplc="2FF64278">
+    <w:tmpl w:val="D4B49E70"/>
+    <w:lvl w:ilvl="0" w:tplc="9552007E">
       <w:start w:val="1"/>
-      <w:numFmt w:val="decimal"/>
-      <w:lvlText w:val="%1."/>
+      <w:numFmt w:val="bullet"/>
+      <w:lvlText w:val="•"/>
       <w:lvlJc w:val="left"/>
       <w:pPr>
-        <w:ind w:left="540" w:hanging="360"/>
+        <w:ind w:left="540" w:hanging="270"/>
       </w:pPr>
     </w:lvl>
-    <w:lvl w:ilvl="1" w:tplc="480E9E20">
+    <w:lvl w:ilvl="1" w:tplc="445045CA">
+      <w:start w:val="1"/>
+      <w:numFmt w:val="bullet"/>
+      <w:lvlText w:val="–"/>
+      <w:lvlJc w:val="left"/>
+      <w:pPr>
+        <w:ind w:left="1080" w:hanging="270"/>
+      </w:pPr>
+    </w:lvl>
+    <w:lvl w:ilvl="2" w:tplc="C7C44FF0">
       <w:numFmt w:val="decimal"/>
       <w:lvlText w:val=""/>
       <w:lvlJc w:val="left"/>
     </w:lvl>
-    <w:lvl w:ilvl="2" w:tplc="DAB6F472">
+    <w:lvl w:ilvl="3" w:tplc="19C2931E">
       <w:numFmt w:val="decimal"/>
       <w:lvlText w:val=""/>
       <w:lvlJc w:val="left"/>
     </w:lvl>
-    <w:lvl w:ilvl="3" w:tplc="729E8296">
+    <w:lvl w:ilvl="4" w:tplc="7AE2BB28">
       <w:numFmt w:val="decimal"/>
       <w:lvlText w:val=""/>
       <w:lvlJc w:val="left"/>
     </w:lvl>
-    <w:lvl w:ilvl="4" w:tplc="36A83BB6">
+    <w:lvl w:ilvl="5" w:tplc="95D477DA">
       <w:numFmt w:val="decimal"/>
       <w:lvlText w:val=""/>
       <w:lvlJc w:val="left"/>
     </w:lvl>
-    <w:lvl w:ilvl="5" w:tplc="1B865456">
+    <w:lvl w:ilvl="6" w:tplc="89AAB92C">
       <w:numFmt w:val="decimal"/>
       <w:lvlText w:val=""/>
       <w:lvlJc w:val="left"/>
     </w:lvl>
-    <w:lvl w:ilvl="6" w:tplc="DDE65C5C">
+    <w:lvl w:ilvl="7" w:tplc="6C00D3E2">
       <w:numFmt w:val="decimal"/>
       <w:lvlText w:val=""/>
       <w:lvlJc w:val="left"/>
     </w:lvl>
-    <w:lvl w:ilvl="7" w:tplc="95C4FBCA">
-      <w:numFmt w:val="decimal"/>
-      <w:lvlText w:val=""/>
-      <w:lvlJc w:val="left"/>
-    </w:lvl>
-    <w:lvl w:ilvl="8" w:tplc="11845E48">
+    <w:lvl w:ilvl="8" w:tplc="1CCADFE2">
       <w:numFmt w:val="decimal"/>
       <w:lvlText w:val=""/>
       <w:lvlJc w:val="left"/>
     </w:lvl>
   </w:abstractNum>
   <w:abstractNum w:abstractNumId="1" w15:restartNumberingAfterBreak="0">
-    <w:nsid w:val="4FDA2A6C"/>
+    <w:nsid w:val="0D3C71AF"/>
     <w:multiLevelType w:val="hybridMultilevel"/>
-    <w:tmpl w:val="70C6C79E"/>
-    <w:lvl w:ilvl="0" w:tplc="AEA0D994">
+    <w:tmpl w:val="3AAA1A6E"/>
+    <w:lvl w:ilvl="0" w:tplc="57ACEB6C">
       <w:start w:val="1"/>
-      <w:numFmt w:val="bullet"/>
-      <w:lvlText w:val="•"/>
+      <w:numFmt w:val="decimal"/>
+      <w:lvlText w:val="%1."/>
       <w:lvlJc w:val="left"/>
       <w:pPr>
-        <w:ind w:left="540" w:hanging="270"/>
+        <w:ind w:left="540" w:hanging="360"/>
       </w:pPr>
     </w:lvl>
-    <w:lvl w:ilvl="1" w:tplc="94842A06">
-      <w:start w:val="1"/>
-      <w:numFmt w:val="bullet"/>
-      <w:lvlText w:val="–"/>
-      <w:lvlJc w:val="left"/>
-      <w:pPr>
-        <w:ind w:left="1080" w:hanging="270"/>
-      </w:pPr>
-    </w:lvl>
-    <w:lvl w:ilvl="2" w:tplc="A1444852">
+    <w:lvl w:ilvl="1" w:tplc="44F865C6">
       <w:numFmt w:val="decimal"/>
       <w:lvlText w:val=""/>
       <w:lvlJc w:val="left"/>
     </w:lvl>
-    <w:lvl w:ilvl="3" w:tplc="F7E24E5E">
+    <w:lvl w:ilvl="2" w:tplc="D7546C96">
       <w:numFmt w:val="decimal"/>
       <w:lvlText w:val=""/>
       <w:lvlJc w:val="left"/>
     </w:lvl>
-    <w:lvl w:ilvl="4" w:tplc="C1CAEF00">
+    <w:lvl w:ilvl="3" w:tplc="40A43280">
       <w:numFmt w:val="decimal"/>
       <w:lvlText w:val=""/>
       <w:lvlJc w:val="left"/>
     </w:lvl>
-    <w:lvl w:ilvl="5" w:tplc="81D06CB6">
+    <w:lvl w:ilvl="4" w:tplc="E9A6373C">
       <w:numFmt w:val="decimal"/>
       <w:lvlText w:val=""/>
       <w:lvlJc w:val="left"/>
     </w:lvl>
-    <w:lvl w:ilvl="6" w:tplc="EFBA5010">
+    <w:lvl w:ilvl="5" w:tplc="5B3A2D0E">
       <w:numFmt w:val="decimal"/>
       <w:lvlText w:val=""/>
       <w:lvlJc w:val="left"/>
     </w:lvl>
-    <w:lvl w:ilvl="7" w:tplc="E2C8AD02">
+    <w:lvl w:ilvl="6" w:tplc="FB185E26">
       <w:numFmt w:val="decimal"/>
       <w:lvlText w:val=""/>
       <w:lvlJc w:val="left"/>
     </w:lvl>
-    <w:lvl w:ilvl="8" w:tplc="A42226AE">
+    <w:lvl w:ilvl="7" w:tplc="55866D56">
+      <w:numFmt w:val="decimal"/>
+      <w:lvlText w:val=""/>
+      <w:lvlJc w:val="left"/>
+    </w:lvl>
+    <w:lvl w:ilvl="8" w:tplc="D40678C4">
       <w:numFmt w:val="decimal"/>
       <w:lvlText w:val=""/>
       <w:lvlJc w:val="left"/>
     </w:lvl>
   </w:abstractNum>
   <w:abstractNum w:abstractNumId="2" w15:restartNumberingAfterBreak="0">
-    <w:nsid w:val="75D67487"/>
+    <w:nsid w:val="61FD76A3"/>
     <w:multiLevelType w:val="hybridMultilevel"/>
-    <w:tmpl w:val="C374F086"/>
-    <w:lvl w:ilvl="0" w:tplc="F912D0D0">
+    <w:tmpl w:val="57E69142"/>
+    <w:lvl w:ilvl="0" w:tplc="219CD8F4">
       <w:start w:val="1"/>
       <w:numFmt w:val="bullet"/>
       <w:lvlText w:val="●"/>
@@ -21883,7 +23358,7 @@
         <w:ind w:left="720" w:hanging="360"/>
       </w:pPr>
     </w:lvl>
-    <w:lvl w:ilvl="1" w:tplc="5F9E8E24">
+    <w:lvl w:ilvl="1" w:tplc="7FC8AEAC">
       <w:start w:val="1"/>
       <w:numFmt w:val="bullet"/>
       <w:lvlText w:val="○"/>
@@ -21892,7 +23367,7 @@
         <w:ind w:left="1440" w:hanging="360"/>
       </w:pPr>
     </w:lvl>
-    <w:lvl w:ilvl="2" w:tplc="5C5E0A08">
+    <w:lvl w:ilvl="2" w:tplc="7E46D196">
       <w:start w:val="1"/>
       <w:numFmt w:val="bullet"/>
       <w:lvlText w:val="■"/>
@@ -21901,7 +23376,7 @@
         <w:ind w:left="2160" w:hanging="360"/>
       </w:pPr>
     </w:lvl>
-    <w:lvl w:ilvl="3" w:tplc="4252A222">
+    <w:lvl w:ilvl="3" w:tplc="026C647C">
       <w:start w:val="1"/>
       <w:numFmt w:val="bullet"/>
       <w:lvlText w:val="●"/>
@@ -21910,7 +23385,7 @@
         <w:ind w:left="2880" w:hanging="360"/>
       </w:pPr>
     </w:lvl>
-    <w:lvl w:ilvl="4" w:tplc="5B24D034">
+    <w:lvl w:ilvl="4" w:tplc="7E061786">
       <w:start w:val="1"/>
       <w:numFmt w:val="bullet"/>
       <w:lvlText w:val="○"/>
@@ -21919,7 +23394,7 @@
         <w:ind w:left="3600" w:hanging="360"/>
       </w:pPr>
     </w:lvl>
-    <w:lvl w:ilvl="5" w:tplc="F0DE1710">
+    <w:lvl w:ilvl="5" w:tplc="D3A60904">
       <w:start w:val="1"/>
       <w:numFmt w:val="bullet"/>
       <w:lvlText w:val="■"/>
@@ -21928,7 +23403,7 @@
         <w:ind w:left="4320" w:hanging="360"/>
       </w:pPr>
     </w:lvl>
-    <w:lvl w:ilvl="6" w:tplc="0B003BD0">
+    <w:lvl w:ilvl="6" w:tplc="387E9F90">
       <w:start w:val="1"/>
       <w:numFmt w:val="bullet"/>
       <w:lvlText w:val="●"/>
@@ -21937,7 +23412,7 @@
         <w:ind w:left="5040" w:hanging="360"/>
       </w:pPr>
     </w:lvl>
-    <w:lvl w:ilvl="7" w:tplc="17D83CCA">
+    <w:lvl w:ilvl="7" w:tplc="0722E4E6">
       <w:start w:val="1"/>
       <w:numFmt w:val="bullet"/>
       <w:lvlText w:val="●"/>
@@ -21946,7 +23421,7 @@
         <w:ind w:left="5760" w:hanging="360"/>
       </w:pPr>
     </w:lvl>
-    <w:lvl w:ilvl="8" w:tplc="9A845A18">
+    <w:lvl w:ilvl="8" w:tplc="05DC29A8">
       <w:start w:val="1"/>
       <w:numFmt w:val="bullet"/>
       <w:lvlText w:val="●"/>
@@ -21956,26 +23431,26 @@
       </w:pPr>
     </w:lvl>
   </w:abstractNum>
-  <w:num w:numId="1" w16cid:durableId="385571653">
+  <w:num w:numId="1" w16cid:durableId="635453494">
     <w:abstractNumId w:val="2"/>
     <w:lvlOverride w:ilvl="0">
       <w:startOverride w:val="1"/>
     </w:lvlOverride>
   </w:num>
-  <w:num w:numId="2" w16cid:durableId="1132164397">
+  <w:num w:numId="2" w16cid:durableId="216477489">
+    <w:abstractNumId w:val="0"/>
+    <w:lvlOverride w:ilvl="0">
+      <w:startOverride w:val="1"/>
+    </w:lvlOverride>
+  </w:num>
+  <w:num w:numId="3" w16cid:durableId="2113235728">
     <w:abstractNumId w:val="1"/>
     <w:lvlOverride w:ilvl="0">
       <w:startOverride w:val="1"/>
     </w:lvlOverride>
   </w:num>
-  <w:num w:numId="3" w16cid:durableId="1823085129">
-    <w:abstractNumId w:val="0"/>
-    <w:lvlOverride w:ilvl="0">
-      <w:startOverride w:val="1"/>
-    </w:lvlOverride>
-  </w:num>
-  <w:num w:numId="4" w16cid:durableId="1471249172">
-    <w:abstractNumId w:val="0"/>
+  <w:num w:numId="4" w16cid:durableId="1138037020">
+    <w:abstractNumId w:val="1"/>
     <w:lvlOverride w:ilvl="0">
       <w:startOverride w:val="1"/>
     </w:lvlOverride>
@@ -22588,6 +24063,20 @@
       <w:szCs w:val="20"/>
     </w:rPr>
   </w:style>
+  <w:style w:type="paragraph" w:customStyle="1" w:styleId="FigureCaption">
+    <w:name w:val="Figure Caption"/>
+    <w:rPr>
+      <w:sz w:val="20"/>
+      <w:szCs w:val="20"/>
+    </w:rPr>
+  </w:style>
+  <w:style w:type="paragraph" w:customStyle="1" w:styleId="TableCaption">
+    <w:name w:val="Table Caption"/>
+    <w:rPr>
+      <w:sz w:val="20"/>
+      <w:szCs w:val="20"/>
+    </w:rPr>
+  </w:style>
   <w:style w:type="paragraph" w:styleId="TOC1">
     <w:name w:val="toc 1"/>
     <w:basedOn w:val="Normal"/>
@@ -22595,7 +24084,7 @@
     <w:autoRedefine/>
     <w:uiPriority w:val="39"/>
     <w:unhideWhenUsed/>
-    <w:rsid w:val="0080748B"/>
+    <w:rsid w:val="000F2B96"/>
     <w:pPr>
       <w:spacing w:after="100"/>
     </w:pPr>
@@ -22607,7 +24096,7 @@
     <w:autoRedefine/>
     <w:uiPriority w:val="39"/>
     <w:unhideWhenUsed/>
-    <w:rsid w:val="0080748B"/>
+    <w:rsid w:val="000F2B96"/>
     <w:pPr>
       <w:spacing w:after="100"/>
       <w:ind w:left="240"/>
